--- a/Patrol Track.docx
+++ b/Patrol Track.docx
@@ -4,6 +4,2701 @@
   <w:body>
     <w:p>
       <w:pPr>
+        <w:shd w:val="clear" w:color="auto" w:fill="181818"/>
+        <w:rPr>
+          <w:rFonts w:ascii="Segoe UI" w:hAnsi="Segoe UI" w:cs="Segoe UI"/>
+          <w:color w:val="CCCCCC"/>
+          <w:sz w:val="20"/>
+          <w:szCs w:val="20"/>
+        </w:rPr>
+      </w:pPr>
+      <w:r>
+        <w:rPr>
+          <w:rFonts w:ascii="Segoe UI" w:hAnsi="Segoe UI" w:cs="Segoe UI"/>
+          <w:color w:val="CCCCCC"/>
+          <w:sz w:val="20"/>
+          <w:szCs w:val="20"/>
+        </w:rPr>
+        <w:t>3 PM</w:t>
+      </w:r>
+    </w:p>
+    <w:p>
+      <w:pPr>
+        <w:shd w:val="clear" w:color="auto" w:fill="181818"/>
+        <w:rPr>
+          <w:rFonts w:ascii="Segoe UI" w:hAnsi="Segoe UI" w:cs="Segoe UI"/>
+          <w:color w:val="CCCCCC"/>
+          <w:sz w:val="20"/>
+          <w:szCs w:val="20"/>
+        </w:rPr>
+      </w:pPr>
+      <w:r>
+        <w:rPr>
+          <w:rFonts w:ascii="Segoe UI" w:hAnsi="Segoe UI" w:cs="Segoe UI"/>
+          <w:color w:val="CCCCCC"/>
+          <w:sz w:val="20"/>
+          <w:szCs w:val="20"/>
+        </w:rPr>
+        <w:t>ID or Password of Admin</w:t>
+      </w:r>
+    </w:p>
+    <w:p>
+      <w:pPr>
+        <w:shd w:val="clear" w:color="auto" w:fill="181818"/>
+        <w:rPr>
+          <w:rFonts w:ascii="Segoe UI" w:hAnsi="Segoe UI" w:cs="Segoe UI"/>
+          <w:color w:val="CCCCCC"/>
+          <w:sz w:val="20"/>
+          <w:szCs w:val="20"/>
+        </w:rPr>
+      </w:pPr>
+      <w:r>
+        <w:rPr>
+          <w:rStyle w:val="text-xs"/>
+          <w:rFonts w:ascii="Segoe UI" w:hAnsi="Segoe UI" w:cs="Segoe UI"/>
+          <w:color w:val="CCCCCC"/>
+          <w:sz w:val="20"/>
+          <w:szCs w:val="20"/>
+          <w:bdr w:val="single" w:sz="2" w:space="0" w:color="auto" w:frame="1"/>
+        </w:rPr>
+        <w:t>12:58 PM</w:t>
+      </w:r>
+    </w:p>
+    <w:p>
+      <w:pPr>
+        <w:pStyle w:val="NormalWeb"/>
+        <w:pBdr>
+          <w:top w:val="single" w:sz="2" w:space="0" w:color="auto"/>
+          <w:left w:val="single" w:sz="2" w:space="0" w:color="auto"/>
+          <w:bottom w:val="single" w:sz="2" w:space="0" w:color="auto"/>
+          <w:right w:val="single" w:sz="2" w:space="0" w:color="auto"/>
+        </w:pBdr>
+        <w:shd w:val="clear" w:color="auto" w:fill="181818"/>
+        <w:spacing w:before="0" w:beforeAutospacing="0" w:after="0" w:afterAutospacing="0"/>
+        <w:rPr>
+          <w:rFonts w:ascii="Segoe UI" w:hAnsi="Segoe UI" w:cs="Segoe UI"/>
+          <w:color w:val="CCCCCC"/>
+          <w:sz w:val="20"/>
+          <w:szCs w:val="20"/>
+        </w:rPr>
+      </w:pPr>
+      <w:r>
+        <w:rPr>
+          <w:rFonts w:ascii="Segoe UI" w:hAnsi="Segoe UI" w:cs="Segoe UI"/>
+          <w:color w:val="CCCCCC"/>
+          <w:sz w:val="20"/>
+          <w:szCs w:val="20"/>
+        </w:rPr>
+        <w:t>Here are the login credentials for all administrative and police ranks in the application:</w:t>
+      </w:r>
+    </w:p>
+    <w:p>
+      <w:pPr>
+        <w:pStyle w:val="Heading3"/>
+        <w:pBdr>
+          <w:top w:val="single" w:sz="2" w:space="0" w:color="auto"/>
+          <w:left w:val="single" w:sz="2" w:space="0" w:color="auto"/>
+          <w:bottom w:val="single" w:sz="2" w:space="0" w:color="auto"/>
+          <w:right w:val="single" w:sz="2" w:space="0" w:color="auto"/>
+        </w:pBdr>
+        <w:shd w:val="clear" w:color="auto" w:fill="181818"/>
+        <w:rPr>
+          <w:rFonts w:ascii="Segoe UI" w:hAnsi="Segoe UI" w:cs="Segoe UI"/>
+          <w:b w:val="0"/>
+          <w:bCs w:val="0"/>
+          <w:color w:val="CCCCCC"/>
+        </w:rPr>
+      </w:pPr>
+      <w:r>
+        <w:rPr>
+          <w:rFonts w:ascii="Segoe UI" w:hAnsi="Segoe UI" w:cs="Segoe UI"/>
+          <w:b w:val="0"/>
+          <w:bCs w:val="0"/>
+          <w:color w:val="CCCCCC"/>
+        </w:rPr>
+        <w:t>🚔 Superintendent of Police (SP) — District Admin Credentials</w:t>
+      </w:r>
+    </w:p>
+    <w:tbl>
+      <w:tblPr>
+        <w:tblW w:w="0" w:type="auto"/>
+        <w:tblCellSpacing w:w="15" w:type="dxa"/>
+        <w:tblBorders>
+          <w:top w:val="single" w:sz="2" w:space="0" w:color="auto"/>
+          <w:left w:val="single" w:sz="2" w:space="0" w:color="auto"/>
+          <w:bottom w:val="single" w:sz="2" w:space="0" w:color="auto"/>
+          <w:right w:val="single" w:sz="2" w:space="0" w:color="auto"/>
+        </w:tblBorders>
+        <w:tblCellMar>
+          <w:top w:w="15" w:type="dxa"/>
+          <w:left w:w="15" w:type="dxa"/>
+          <w:bottom w:w="15" w:type="dxa"/>
+          <w:right w:w="15" w:type="dxa"/>
+        </w:tblCellMar>
+        <w:tblLook w:val="04A0" w:firstRow="1" w:lastRow="0" w:firstColumn="1" w:lastColumn="0" w:noHBand="0" w:noVBand="1"/>
+      </w:tblPr>
+      <w:tblGrid>
+        <w:gridCol w:w="2776"/>
+        <w:gridCol w:w="1848"/>
+        <w:gridCol w:w="1310"/>
+        <w:gridCol w:w="3362"/>
+      </w:tblGrid>
+      <w:tr>
+        <w:trPr>
+          <w:tblHeader/>
+          <w:tblCellSpacing w:w="15" w:type="dxa"/>
+        </w:trPr>
+        <w:tc>
+          <w:tcPr>
+            <w:tcW w:w="0" w:type="auto"/>
+            <w:tcBorders>
+              <w:top w:val="single" w:sz="2" w:space="0" w:color="auto"/>
+              <w:left w:val="single" w:sz="2" w:space="0" w:color="auto"/>
+              <w:bottom w:val="single" w:sz="6" w:space="0" w:color="auto"/>
+              <w:right w:val="single" w:sz="6" w:space="0" w:color="auto"/>
+            </w:tcBorders>
+            <w:vAlign w:val="center"/>
+            <w:hideMark/>
+          </w:tcPr>
+          <w:p>
+            <w:pPr>
+              <w:rPr>
+                <w:sz w:val="24"/>
+                <w:szCs w:val="24"/>
+              </w:rPr>
+            </w:pPr>
+            <w:r>
+              <w:t>Role / Rank</w:t>
+            </w:r>
+          </w:p>
+        </w:tc>
+        <w:tc>
+          <w:tcPr>
+            <w:tcW w:w="0" w:type="auto"/>
+            <w:tcBorders>
+              <w:top w:val="single" w:sz="2" w:space="0" w:color="auto"/>
+              <w:left w:val="single" w:sz="6" w:space="0" w:color="auto"/>
+              <w:bottom w:val="single" w:sz="6" w:space="0" w:color="auto"/>
+              <w:right w:val="single" w:sz="6" w:space="0" w:color="auto"/>
+            </w:tcBorders>
+            <w:vAlign w:val="center"/>
+            <w:hideMark/>
+          </w:tcPr>
+          <w:p>
+            <w:pPr>
+              <w:rPr>
+                <w:sz w:val="24"/>
+                <w:szCs w:val="24"/>
+              </w:rPr>
+            </w:pPr>
+            <w:r>
+              <w:t>User ID / Username</w:t>
+            </w:r>
+          </w:p>
+        </w:tc>
+        <w:tc>
+          <w:tcPr>
+            <w:tcW w:w="0" w:type="auto"/>
+            <w:tcBorders>
+              <w:top w:val="single" w:sz="2" w:space="0" w:color="auto"/>
+              <w:left w:val="single" w:sz="6" w:space="0" w:color="auto"/>
+              <w:bottom w:val="single" w:sz="6" w:space="0" w:color="auto"/>
+              <w:right w:val="single" w:sz="6" w:space="0" w:color="auto"/>
+            </w:tcBorders>
+            <w:vAlign w:val="center"/>
+            <w:hideMark/>
+          </w:tcPr>
+          <w:p>
+            <w:pPr>
+              <w:rPr>
+                <w:sz w:val="24"/>
+                <w:szCs w:val="24"/>
+              </w:rPr>
+            </w:pPr>
+            <w:r>
+              <w:t>Password</w:t>
+            </w:r>
+          </w:p>
+        </w:tc>
+        <w:tc>
+          <w:tcPr>
+            <w:tcW w:w="0" w:type="auto"/>
+            <w:tcBorders>
+              <w:top w:val="single" w:sz="2" w:space="0" w:color="auto"/>
+              <w:left w:val="single" w:sz="6" w:space="0" w:color="auto"/>
+              <w:bottom w:val="single" w:sz="6" w:space="0" w:color="auto"/>
+              <w:right w:val="single" w:sz="2" w:space="0" w:color="auto"/>
+            </w:tcBorders>
+            <w:vAlign w:val="center"/>
+            <w:hideMark/>
+          </w:tcPr>
+          <w:p>
+            <w:pPr>
+              <w:rPr>
+                <w:sz w:val="24"/>
+                <w:szCs w:val="24"/>
+              </w:rPr>
+            </w:pPr>
+            <w:r>
+              <w:t>Official Name &amp; Badge</w:t>
+            </w:r>
+          </w:p>
+        </w:tc>
+      </w:tr>
+      <w:tr>
+        <w:trPr>
+          <w:tblCellSpacing w:w="15" w:type="dxa"/>
+        </w:trPr>
+        <w:tc>
+          <w:tcPr>
+            <w:tcW w:w="0" w:type="auto"/>
+            <w:tcBorders>
+              <w:top w:val="single" w:sz="6" w:space="0" w:color="auto"/>
+              <w:left w:val="single" w:sz="2" w:space="0" w:color="auto"/>
+              <w:bottom w:val="single" w:sz="6" w:space="0" w:color="auto"/>
+              <w:right w:val="single" w:sz="6" w:space="0" w:color="auto"/>
+            </w:tcBorders>
+            <w:vAlign w:val="center"/>
+            <w:hideMark/>
+          </w:tcPr>
+          <w:p>
+            <w:pPr>
+              <w:rPr>
+                <w:sz w:val="24"/>
+                <w:szCs w:val="24"/>
+              </w:rPr>
+            </w:pPr>
+            <w:r>
+              <w:rPr>
+                <w:rStyle w:val="Strong"/>
+                <w:bdr w:val="single" w:sz="2" w:space="0" w:color="auto" w:frame="1"/>
+              </w:rPr>
+              <w:t>Superintendent of Police (SP)</w:t>
+            </w:r>
+          </w:p>
+        </w:tc>
+        <w:tc>
+          <w:tcPr>
+            <w:tcW w:w="0" w:type="auto"/>
+            <w:tcBorders>
+              <w:top w:val="single" w:sz="6" w:space="0" w:color="auto"/>
+              <w:left w:val="single" w:sz="6" w:space="0" w:color="auto"/>
+              <w:bottom w:val="single" w:sz="6" w:space="0" w:color="auto"/>
+              <w:right w:val="single" w:sz="6" w:space="0" w:color="auto"/>
+            </w:tcBorders>
+            <w:vAlign w:val="center"/>
+            <w:hideMark/>
+          </w:tcPr>
+          <w:p>
+            <w:pPr>
+              <w:rPr>
+                <w:sz w:val="24"/>
+                <w:szCs w:val="24"/>
+              </w:rPr>
+            </w:pPr>
+            <w:proofErr w:type="spellStart"/>
+            <w:r>
+              <w:rPr>
+                <w:rStyle w:val="HTMLCode"/>
+                <w:rFonts w:ascii="Consolas" w:eastAsiaTheme="minorHAnsi" w:hAnsi="Consolas"/>
+                <w:color w:val="D0D0D0"/>
+                <w:bdr w:val="single" w:sz="2" w:space="0" w:color="auto" w:frame="1"/>
+                <w:shd w:val="clear" w:color="auto" w:fill="3C3C3C"/>
+              </w:rPr>
+              <w:t>sp</w:t>
+            </w:r>
+            <w:proofErr w:type="spellEnd"/>
+            <w:r>
+              <w:rPr>
+                <w:rStyle w:val="HTMLCode"/>
+                <w:rFonts w:ascii="Consolas" w:eastAsiaTheme="minorHAnsi" w:hAnsi="Consolas"/>
+                <w:color w:val="D0D0D0"/>
+                <w:bdr w:val="single" w:sz="2" w:space="0" w:color="auto" w:frame="1"/>
+                <w:shd w:val="clear" w:color="auto" w:fill="3C3C3C"/>
+              </w:rPr>
+              <w:t>-admin</w:t>
+            </w:r>
+          </w:p>
+        </w:tc>
+        <w:tc>
+          <w:tcPr>
+            <w:tcW w:w="0" w:type="auto"/>
+            <w:tcBorders>
+              <w:top w:val="single" w:sz="6" w:space="0" w:color="auto"/>
+              <w:left w:val="single" w:sz="6" w:space="0" w:color="auto"/>
+              <w:bottom w:val="single" w:sz="6" w:space="0" w:color="auto"/>
+              <w:right w:val="single" w:sz="6" w:space="0" w:color="auto"/>
+            </w:tcBorders>
+            <w:vAlign w:val="center"/>
+            <w:hideMark/>
+          </w:tcPr>
+          <w:p>
+            <w:pPr>
+              <w:rPr>
+                <w:sz w:val="24"/>
+                <w:szCs w:val="24"/>
+              </w:rPr>
+            </w:pPr>
+            <w:r>
+              <w:rPr>
+                <w:rStyle w:val="HTMLCode"/>
+                <w:rFonts w:ascii="Consolas" w:eastAsiaTheme="minorHAnsi" w:hAnsi="Consolas"/>
+                <w:color w:val="D0D0D0"/>
+                <w:bdr w:val="single" w:sz="2" w:space="0" w:color="auto" w:frame="1"/>
+                <w:shd w:val="clear" w:color="auto" w:fill="3C3C3C"/>
+              </w:rPr>
+              <w:t>sp123</w:t>
+            </w:r>
+          </w:p>
+        </w:tc>
+        <w:tc>
+          <w:tcPr>
+            <w:tcW w:w="0" w:type="auto"/>
+            <w:tcBorders>
+              <w:top w:val="single" w:sz="6" w:space="0" w:color="auto"/>
+              <w:left w:val="single" w:sz="6" w:space="0" w:color="auto"/>
+              <w:bottom w:val="single" w:sz="6" w:space="0" w:color="auto"/>
+              <w:right w:val="single" w:sz="2" w:space="0" w:color="auto"/>
+            </w:tcBorders>
+            <w:vAlign w:val="center"/>
+            <w:hideMark/>
+          </w:tcPr>
+          <w:p>
+            <w:pPr>
+              <w:rPr>
+                <w:sz w:val="24"/>
+                <w:szCs w:val="24"/>
+              </w:rPr>
+            </w:pPr>
+            <w:proofErr w:type="spellStart"/>
+            <w:r>
+              <w:t>Dr.</w:t>
+            </w:r>
+            <w:proofErr w:type="spellEnd"/>
+            <w:r>
+              <w:t xml:space="preserve"> Rajesh Kumar, IPS (</w:t>
+            </w:r>
+            <w:r>
+              <w:rPr>
+                <w:rStyle w:val="HTMLCode"/>
+                <w:rFonts w:ascii="Consolas" w:eastAsiaTheme="minorHAnsi" w:hAnsi="Consolas"/>
+                <w:color w:val="D0D0D0"/>
+                <w:bdr w:val="single" w:sz="2" w:space="0" w:color="auto" w:frame="1"/>
+                <w:shd w:val="clear" w:color="auto" w:fill="3C3C3C"/>
+              </w:rPr>
+              <w:t>SP-0001</w:t>
+            </w:r>
+            <w:r>
+              <w:t>)</w:t>
+            </w:r>
+          </w:p>
+        </w:tc>
+      </w:tr>
+      <w:tr>
+        <w:trPr>
+          <w:tblCellSpacing w:w="15" w:type="dxa"/>
+        </w:trPr>
+        <w:tc>
+          <w:tcPr>
+            <w:tcW w:w="0" w:type="auto"/>
+            <w:tcBorders>
+              <w:top w:val="single" w:sz="6" w:space="0" w:color="auto"/>
+              <w:left w:val="single" w:sz="2" w:space="0" w:color="auto"/>
+              <w:bottom w:val="single" w:sz="2" w:space="0" w:color="auto"/>
+              <w:right w:val="single" w:sz="6" w:space="0" w:color="auto"/>
+            </w:tcBorders>
+            <w:vAlign w:val="center"/>
+            <w:hideMark/>
+          </w:tcPr>
+          <w:p>
+            <w:pPr>
+              <w:rPr>
+                <w:sz w:val="24"/>
+                <w:szCs w:val="24"/>
+              </w:rPr>
+            </w:pPr>
+            <w:r>
+              <w:rPr>
+                <w:rStyle w:val="Strong"/>
+                <w:bdr w:val="single" w:sz="2" w:space="0" w:color="auto" w:frame="1"/>
+              </w:rPr>
+              <w:t>District Police Monitor</w:t>
+            </w:r>
+          </w:p>
+        </w:tc>
+        <w:tc>
+          <w:tcPr>
+            <w:tcW w:w="0" w:type="auto"/>
+            <w:tcBorders>
+              <w:top w:val="single" w:sz="6" w:space="0" w:color="auto"/>
+              <w:left w:val="single" w:sz="6" w:space="0" w:color="auto"/>
+              <w:bottom w:val="single" w:sz="2" w:space="0" w:color="auto"/>
+              <w:right w:val="single" w:sz="6" w:space="0" w:color="auto"/>
+            </w:tcBorders>
+            <w:vAlign w:val="center"/>
+            <w:hideMark/>
+          </w:tcPr>
+          <w:p>
+            <w:pPr>
+              <w:rPr>
+                <w:sz w:val="24"/>
+                <w:szCs w:val="24"/>
+              </w:rPr>
+            </w:pPr>
+            <w:r>
+              <w:rPr>
+                <w:rStyle w:val="HTMLCode"/>
+                <w:rFonts w:ascii="Consolas" w:eastAsiaTheme="minorHAnsi" w:hAnsi="Consolas"/>
+                <w:color w:val="D0D0D0"/>
+                <w:bdr w:val="single" w:sz="2" w:space="0" w:color="auto" w:frame="1"/>
+                <w:shd w:val="clear" w:color="auto" w:fill="3C3C3C"/>
+              </w:rPr>
+              <w:t>Patrol Tracker</w:t>
+            </w:r>
+          </w:p>
+        </w:tc>
+        <w:tc>
+          <w:tcPr>
+            <w:tcW w:w="0" w:type="auto"/>
+            <w:tcBorders>
+              <w:top w:val="single" w:sz="6" w:space="0" w:color="auto"/>
+              <w:left w:val="single" w:sz="6" w:space="0" w:color="auto"/>
+              <w:bottom w:val="single" w:sz="2" w:space="0" w:color="auto"/>
+              <w:right w:val="single" w:sz="6" w:space="0" w:color="auto"/>
+            </w:tcBorders>
+            <w:vAlign w:val="center"/>
+            <w:hideMark/>
+          </w:tcPr>
+          <w:p>
+            <w:pPr>
+              <w:rPr>
+                <w:sz w:val="24"/>
+                <w:szCs w:val="24"/>
+              </w:rPr>
+            </w:pPr>
+            <w:r>
+              <w:rPr>
+                <w:rStyle w:val="HTMLCode"/>
+                <w:rFonts w:ascii="Consolas" w:eastAsiaTheme="minorHAnsi" w:hAnsi="Consolas"/>
+                <w:color w:val="D0D0D0"/>
+                <w:bdr w:val="single" w:sz="2" w:space="0" w:color="auto" w:frame="1"/>
+                <w:shd w:val="clear" w:color="auto" w:fill="3C3C3C"/>
+              </w:rPr>
+              <w:t>BXRadmin123</w:t>
+            </w:r>
+          </w:p>
+        </w:tc>
+        <w:tc>
+          <w:tcPr>
+            <w:tcW w:w="0" w:type="auto"/>
+            <w:tcBorders>
+              <w:top w:val="single" w:sz="6" w:space="0" w:color="auto"/>
+              <w:left w:val="single" w:sz="6" w:space="0" w:color="auto"/>
+              <w:bottom w:val="single" w:sz="2" w:space="0" w:color="auto"/>
+              <w:right w:val="single" w:sz="2" w:space="0" w:color="auto"/>
+            </w:tcBorders>
+            <w:vAlign w:val="center"/>
+            <w:hideMark/>
+          </w:tcPr>
+          <w:p>
+            <w:pPr>
+              <w:rPr>
+                <w:sz w:val="24"/>
+                <w:szCs w:val="24"/>
+              </w:rPr>
+            </w:pPr>
+            <w:r>
+              <w:t>District Police Command (</w:t>
+            </w:r>
+            <w:r>
+              <w:rPr>
+                <w:rStyle w:val="HTMLCode"/>
+                <w:rFonts w:ascii="Consolas" w:eastAsiaTheme="minorHAnsi" w:hAnsi="Consolas"/>
+                <w:color w:val="D0D0D0"/>
+                <w:bdr w:val="single" w:sz="2" w:space="0" w:color="auto" w:frame="1"/>
+                <w:shd w:val="clear" w:color="auto" w:fill="3C3C3C"/>
+              </w:rPr>
+              <w:t>ADM-8800</w:t>
+            </w:r>
+            <w:r>
+              <w:t>)</w:t>
+            </w:r>
+          </w:p>
+        </w:tc>
+      </w:tr>
+    </w:tbl>
+    <w:p>
+      <w:pPr>
+        <w:shd w:val="clear" w:color="auto" w:fill="181818"/>
+        <w:rPr>
+          <w:rFonts w:ascii="Segoe UI" w:hAnsi="Segoe UI" w:cs="Segoe UI"/>
+          <w:color w:val="CCCCCC"/>
+          <w:sz w:val="20"/>
+          <w:szCs w:val="20"/>
+        </w:rPr>
+      </w:pPr>
+      <w:r>
+        <w:rPr>
+          <w:rFonts w:ascii="Segoe UI" w:hAnsi="Segoe UI" w:cs="Segoe UI"/>
+          <w:color w:val="CCCCCC"/>
+          <w:sz w:val="20"/>
+          <w:szCs w:val="20"/>
+        </w:rPr>
+        <w:pict>
+          <v:rect id="_x0000_i1031" style="width:180pt;height:.75pt" o:hrpct="0" o:hralign="center" o:hrstd="t" o:hr="t" fillcolor="#a0a0a0" stroked="f"/>
+        </w:pict>
+      </w:r>
+    </w:p>
+    <w:p>
+      <w:pPr>
+        <w:pStyle w:val="Heading3"/>
+        <w:pBdr>
+          <w:top w:val="single" w:sz="2" w:space="0" w:color="auto"/>
+          <w:left w:val="single" w:sz="2" w:space="0" w:color="auto"/>
+          <w:bottom w:val="single" w:sz="2" w:space="0" w:color="auto"/>
+          <w:right w:val="single" w:sz="2" w:space="0" w:color="auto"/>
+        </w:pBdr>
+        <w:shd w:val="clear" w:color="auto" w:fill="181818"/>
+        <w:rPr>
+          <w:rFonts w:ascii="Segoe UI" w:hAnsi="Segoe UI" w:cs="Segoe UI"/>
+          <w:b w:val="0"/>
+          <w:bCs w:val="0"/>
+          <w:color w:val="CCCCCC"/>
+        </w:rPr>
+      </w:pPr>
+      <w:r>
+        <w:rPr>
+          <w:rFonts w:ascii="Segoe UI" w:hAnsi="Segoe UI" w:cs="Segoe UI"/>
+          <w:b w:val="0"/>
+          <w:bCs w:val="0"/>
+          <w:color w:val="CCCCCC"/>
+        </w:rPr>
+        <w:t>👮 Station House Officer (SHO) — Station In-Charge Credentials</w:t>
+      </w:r>
+    </w:p>
+    <w:tbl>
+      <w:tblPr>
+        <w:tblW w:w="0" w:type="auto"/>
+        <w:tblCellSpacing w:w="15" w:type="dxa"/>
+        <w:tblBorders>
+          <w:top w:val="single" w:sz="2" w:space="0" w:color="auto"/>
+          <w:left w:val="single" w:sz="2" w:space="0" w:color="auto"/>
+          <w:bottom w:val="single" w:sz="2" w:space="0" w:color="auto"/>
+          <w:right w:val="single" w:sz="2" w:space="0" w:color="auto"/>
+        </w:tblBorders>
+        <w:tblCellMar>
+          <w:top w:w="15" w:type="dxa"/>
+          <w:left w:w="15" w:type="dxa"/>
+          <w:bottom w:w="15" w:type="dxa"/>
+          <w:right w:w="15" w:type="dxa"/>
+        </w:tblCellMar>
+        <w:tblLook w:val="04A0" w:firstRow="1" w:lastRow="0" w:firstColumn="1" w:lastColumn="0" w:noHBand="0" w:noVBand="1"/>
+      </w:tblPr>
+      <w:tblGrid>
+        <w:gridCol w:w="2635"/>
+        <w:gridCol w:w="1848"/>
+        <w:gridCol w:w="980"/>
+        <w:gridCol w:w="3394"/>
+      </w:tblGrid>
+      <w:tr>
+        <w:trPr>
+          <w:tblHeader/>
+          <w:tblCellSpacing w:w="15" w:type="dxa"/>
+        </w:trPr>
+        <w:tc>
+          <w:tcPr>
+            <w:tcW w:w="0" w:type="auto"/>
+            <w:tcBorders>
+              <w:top w:val="single" w:sz="2" w:space="0" w:color="auto"/>
+              <w:left w:val="single" w:sz="2" w:space="0" w:color="auto"/>
+              <w:bottom w:val="single" w:sz="6" w:space="0" w:color="auto"/>
+              <w:right w:val="single" w:sz="6" w:space="0" w:color="auto"/>
+            </w:tcBorders>
+            <w:vAlign w:val="center"/>
+            <w:hideMark/>
+          </w:tcPr>
+          <w:p>
+            <w:pPr>
+              <w:rPr>
+                <w:sz w:val="24"/>
+                <w:szCs w:val="24"/>
+              </w:rPr>
+            </w:pPr>
+            <w:r>
+              <w:t>Role / Rank</w:t>
+            </w:r>
+          </w:p>
+        </w:tc>
+        <w:tc>
+          <w:tcPr>
+            <w:tcW w:w="0" w:type="auto"/>
+            <w:tcBorders>
+              <w:top w:val="single" w:sz="2" w:space="0" w:color="auto"/>
+              <w:left w:val="single" w:sz="6" w:space="0" w:color="auto"/>
+              <w:bottom w:val="single" w:sz="6" w:space="0" w:color="auto"/>
+              <w:right w:val="single" w:sz="6" w:space="0" w:color="auto"/>
+            </w:tcBorders>
+            <w:vAlign w:val="center"/>
+            <w:hideMark/>
+          </w:tcPr>
+          <w:p>
+            <w:pPr>
+              <w:rPr>
+                <w:sz w:val="24"/>
+                <w:szCs w:val="24"/>
+              </w:rPr>
+            </w:pPr>
+            <w:r>
+              <w:t>User ID / Username</w:t>
+            </w:r>
+          </w:p>
+        </w:tc>
+        <w:tc>
+          <w:tcPr>
+            <w:tcW w:w="0" w:type="auto"/>
+            <w:tcBorders>
+              <w:top w:val="single" w:sz="2" w:space="0" w:color="auto"/>
+              <w:left w:val="single" w:sz="6" w:space="0" w:color="auto"/>
+              <w:bottom w:val="single" w:sz="6" w:space="0" w:color="auto"/>
+              <w:right w:val="single" w:sz="6" w:space="0" w:color="auto"/>
+            </w:tcBorders>
+            <w:vAlign w:val="center"/>
+            <w:hideMark/>
+          </w:tcPr>
+          <w:p>
+            <w:pPr>
+              <w:rPr>
+                <w:sz w:val="24"/>
+                <w:szCs w:val="24"/>
+              </w:rPr>
+            </w:pPr>
+            <w:r>
+              <w:t>Password</w:t>
+            </w:r>
+          </w:p>
+        </w:tc>
+        <w:tc>
+          <w:tcPr>
+            <w:tcW w:w="0" w:type="auto"/>
+            <w:tcBorders>
+              <w:top w:val="single" w:sz="2" w:space="0" w:color="auto"/>
+              <w:left w:val="single" w:sz="6" w:space="0" w:color="auto"/>
+              <w:bottom w:val="single" w:sz="6" w:space="0" w:color="auto"/>
+              <w:right w:val="single" w:sz="2" w:space="0" w:color="auto"/>
+            </w:tcBorders>
+            <w:vAlign w:val="center"/>
+            <w:hideMark/>
+          </w:tcPr>
+          <w:p>
+            <w:pPr>
+              <w:rPr>
+                <w:sz w:val="24"/>
+                <w:szCs w:val="24"/>
+              </w:rPr>
+            </w:pPr>
+            <w:r>
+              <w:t>Official Name &amp; Badge</w:t>
+            </w:r>
+          </w:p>
+        </w:tc>
+      </w:tr>
+      <w:tr>
+        <w:trPr>
+          <w:tblCellSpacing w:w="15" w:type="dxa"/>
+        </w:trPr>
+        <w:tc>
+          <w:tcPr>
+            <w:tcW w:w="0" w:type="auto"/>
+            <w:tcBorders>
+              <w:top w:val="single" w:sz="6" w:space="0" w:color="auto"/>
+              <w:left w:val="single" w:sz="2" w:space="0" w:color="auto"/>
+              <w:bottom w:val="single" w:sz="2" w:space="0" w:color="auto"/>
+              <w:right w:val="single" w:sz="6" w:space="0" w:color="auto"/>
+            </w:tcBorders>
+            <w:vAlign w:val="center"/>
+            <w:hideMark/>
+          </w:tcPr>
+          <w:p>
+            <w:pPr>
+              <w:rPr>
+                <w:sz w:val="24"/>
+                <w:szCs w:val="24"/>
+              </w:rPr>
+            </w:pPr>
+            <w:r>
+              <w:rPr>
+                <w:rStyle w:val="Strong"/>
+                <w:bdr w:val="single" w:sz="2" w:space="0" w:color="auto" w:frame="1"/>
+              </w:rPr>
+              <w:t>Station House Officer (SHO)</w:t>
+            </w:r>
+          </w:p>
+        </w:tc>
+        <w:tc>
+          <w:tcPr>
+            <w:tcW w:w="0" w:type="auto"/>
+            <w:tcBorders>
+              <w:top w:val="single" w:sz="6" w:space="0" w:color="auto"/>
+              <w:left w:val="single" w:sz="6" w:space="0" w:color="auto"/>
+              <w:bottom w:val="single" w:sz="2" w:space="0" w:color="auto"/>
+              <w:right w:val="single" w:sz="6" w:space="0" w:color="auto"/>
+            </w:tcBorders>
+            <w:vAlign w:val="center"/>
+            <w:hideMark/>
+          </w:tcPr>
+          <w:p>
+            <w:pPr>
+              <w:rPr>
+                <w:sz w:val="24"/>
+                <w:szCs w:val="24"/>
+              </w:rPr>
+            </w:pPr>
+            <w:r>
+              <w:rPr>
+                <w:rStyle w:val="HTMLCode"/>
+                <w:rFonts w:ascii="Consolas" w:eastAsiaTheme="minorHAnsi" w:hAnsi="Consolas"/>
+                <w:color w:val="D0D0D0"/>
+                <w:bdr w:val="single" w:sz="2" w:space="0" w:color="auto" w:frame="1"/>
+                <w:shd w:val="clear" w:color="auto" w:fill="3C3C3C"/>
+              </w:rPr>
+              <w:t>usr-003</w:t>
+            </w:r>
+          </w:p>
+        </w:tc>
+        <w:tc>
+          <w:tcPr>
+            <w:tcW w:w="0" w:type="auto"/>
+            <w:tcBorders>
+              <w:top w:val="single" w:sz="6" w:space="0" w:color="auto"/>
+              <w:left w:val="single" w:sz="6" w:space="0" w:color="auto"/>
+              <w:bottom w:val="single" w:sz="2" w:space="0" w:color="auto"/>
+              <w:right w:val="single" w:sz="6" w:space="0" w:color="auto"/>
+            </w:tcBorders>
+            <w:vAlign w:val="center"/>
+            <w:hideMark/>
+          </w:tcPr>
+          <w:p>
+            <w:pPr>
+              <w:rPr>
+                <w:sz w:val="24"/>
+                <w:szCs w:val="24"/>
+              </w:rPr>
+            </w:pPr>
+            <w:r>
+              <w:rPr>
+                <w:rStyle w:val="HTMLCode"/>
+                <w:rFonts w:ascii="Consolas" w:eastAsiaTheme="minorHAnsi" w:hAnsi="Consolas"/>
+                <w:color w:val="D0D0D0"/>
+                <w:bdr w:val="single" w:sz="2" w:space="0" w:color="auto" w:frame="1"/>
+                <w:shd w:val="clear" w:color="auto" w:fill="3C3C3C"/>
+              </w:rPr>
+              <w:t>super123</w:t>
+            </w:r>
+          </w:p>
+        </w:tc>
+        <w:tc>
+          <w:tcPr>
+            <w:tcW w:w="0" w:type="auto"/>
+            <w:tcBorders>
+              <w:top w:val="single" w:sz="6" w:space="0" w:color="auto"/>
+              <w:left w:val="single" w:sz="6" w:space="0" w:color="auto"/>
+              <w:bottom w:val="single" w:sz="2" w:space="0" w:color="auto"/>
+              <w:right w:val="single" w:sz="2" w:space="0" w:color="auto"/>
+            </w:tcBorders>
+            <w:vAlign w:val="center"/>
+            <w:hideMark/>
+          </w:tcPr>
+          <w:p>
+            <w:pPr>
+              <w:rPr>
+                <w:sz w:val="24"/>
+                <w:szCs w:val="24"/>
+              </w:rPr>
+            </w:pPr>
+            <w:r>
+              <w:t xml:space="preserve">Captain </w:t>
+            </w:r>
+            <w:proofErr w:type="spellStart"/>
+            <w:r>
+              <w:t>Anshuman</w:t>
+            </w:r>
+            <w:proofErr w:type="spellEnd"/>
+            <w:r>
+              <w:t xml:space="preserve"> Singh (</w:t>
+            </w:r>
+            <w:r>
+              <w:rPr>
+                <w:rStyle w:val="HTMLCode"/>
+                <w:rFonts w:ascii="Consolas" w:eastAsiaTheme="minorHAnsi" w:hAnsi="Consolas"/>
+                <w:color w:val="D0D0D0"/>
+                <w:bdr w:val="single" w:sz="2" w:space="0" w:color="auto" w:frame="1"/>
+                <w:shd w:val="clear" w:color="auto" w:fill="3C3C3C"/>
+              </w:rPr>
+              <w:t>SHO-1001</w:t>
+            </w:r>
+            <w:r>
+              <w:t>)</w:t>
+            </w:r>
+          </w:p>
+        </w:tc>
+      </w:tr>
+    </w:tbl>
+    <w:p>
+      <w:pPr>
+        <w:shd w:val="clear" w:color="auto" w:fill="181818"/>
+        <w:rPr>
+          <w:rFonts w:ascii="Segoe UI" w:hAnsi="Segoe UI" w:cs="Segoe UI"/>
+          <w:color w:val="CCCCCC"/>
+          <w:sz w:val="20"/>
+          <w:szCs w:val="20"/>
+        </w:rPr>
+      </w:pPr>
+      <w:r>
+        <w:rPr>
+          <w:rFonts w:ascii="Segoe UI" w:hAnsi="Segoe UI" w:cs="Segoe UI"/>
+          <w:color w:val="CCCCCC"/>
+          <w:sz w:val="20"/>
+          <w:szCs w:val="20"/>
+        </w:rPr>
+        <w:pict>
+          <v:rect id="_x0000_i1032" style="width:180pt;height:.75pt" o:hrpct="0" o:hralign="center" o:hrstd="t" o:hr="t" fillcolor="#a0a0a0" stroked="f"/>
+        </w:pict>
+      </w:r>
+    </w:p>
+    <w:p>
+      <w:pPr>
+        <w:pStyle w:val="Heading3"/>
+        <w:pBdr>
+          <w:top w:val="single" w:sz="2" w:space="0" w:color="auto"/>
+          <w:left w:val="single" w:sz="2" w:space="0" w:color="auto"/>
+          <w:bottom w:val="single" w:sz="2" w:space="0" w:color="auto"/>
+          <w:right w:val="single" w:sz="2" w:space="0" w:color="auto"/>
+        </w:pBdr>
+        <w:shd w:val="clear" w:color="auto" w:fill="181818"/>
+        <w:rPr>
+          <w:rFonts w:ascii="Segoe UI" w:hAnsi="Segoe UI" w:cs="Segoe UI"/>
+          <w:b w:val="0"/>
+          <w:bCs w:val="0"/>
+          <w:color w:val="CCCCCC"/>
+        </w:rPr>
+      </w:pPr>
+      <w:r>
+        <w:rPr>
+          <w:rFonts w:ascii="Segoe UI" w:hAnsi="Segoe UI" w:cs="Segoe UI"/>
+          <w:b w:val="0"/>
+          <w:bCs w:val="0"/>
+          <w:color w:val="CCCCCC"/>
+        </w:rPr>
+        <w:t>🛡️ Police Station Staff Members</w:t>
+      </w:r>
+    </w:p>
+    <w:tbl>
+      <w:tblPr>
+        <w:tblW w:w="0" w:type="auto"/>
+        <w:tblCellSpacing w:w="15" w:type="dxa"/>
+        <w:tblBorders>
+          <w:top w:val="single" w:sz="2" w:space="0" w:color="auto"/>
+          <w:left w:val="single" w:sz="2" w:space="0" w:color="auto"/>
+          <w:bottom w:val="single" w:sz="2" w:space="0" w:color="auto"/>
+          <w:right w:val="single" w:sz="2" w:space="0" w:color="auto"/>
+        </w:tblBorders>
+        <w:tblCellMar>
+          <w:top w:w="15" w:type="dxa"/>
+          <w:left w:w="15" w:type="dxa"/>
+          <w:bottom w:w="15" w:type="dxa"/>
+          <w:right w:w="15" w:type="dxa"/>
+        </w:tblCellMar>
+        <w:tblLook w:val="04A0" w:firstRow="1" w:lastRow="0" w:firstColumn="1" w:lastColumn="0" w:noHBand="0" w:noVBand="1"/>
+      </w:tblPr>
+      <w:tblGrid>
+        <w:gridCol w:w="1720"/>
+        <w:gridCol w:w="1848"/>
+        <w:gridCol w:w="980"/>
+        <w:gridCol w:w="3585"/>
+      </w:tblGrid>
+      <w:tr>
+        <w:trPr>
+          <w:tblHeader/>
+          <w:tblCellSpacing w:w="15" w:type="dxa"/>
+        </w:trPr>
+        <w:tc>
+          <w:tcPr>
+            <w:tcW w:w="0" w:type="auto"/>
+            <w:tcBorders>
+              <w:top w:val="single" w:sz="2" w:space="0" w:color="auto"/>
+              <w:left w:val="single" w:sz="2" w:space="0" w:color="auto"/>
+              <w:bottom w:val="single" w:sz="6" w:space="0" w:color="auto"/>
+              <w:right w:val="single" w:sz="6" w:space="0" w:color="auto"/>
+            </w:tcBorders>
+            <w:vAlign w:val="center"/>
+            <w:hideMark/>
+          </w:tcPr>
+          <w:p>
+            <w:pPr>
+              <w:rPr>
+                <w:sz w:val="24"/>
+                <w:szCs w:val="24"/>
+              </w:rPr>
+            </w:pPr>
+            <w:r>
+              <w:t>Role / Rank</w:t>
+            </w:r>
+          </w:p>
+        </w:tc>
+        <w:tc>
+          <w:tcPr>
+            <w:tcW w:w="0" w:type="auto"/>
+            <w:tcBorders>
+              <w:top w:val="single" w:sz="2" w:space="0" w:color="auto"/>
+              <w:left w:val="single" w:sz="6" w:space="0" w:color="auto"/>
+              <w:bottom w:val="single" w:sz="6" w:space="0" w:color="auto"/>
+              <w:right w:val="single" w:sz="6" w:space="0" w:color="auto"/>
+            </w:tcBorders>
+            <w:vAlign w:val="center"/>
+            <w:hideMark/>
+          </w:tcPr>
+          <w:p>
+            <w:pPr>
+              <w:rPr>
+                <w:sz w:val="24"/>
+                <w:szCs w:val="24"/>
+              </w:rPr>
+            </w:pPr>
+            <w:r>
+              <w:t>User ID / Username</w:t>
+            </w:r>
+          </w:p>
+        </w:tc>
+        <w:tc>
+          <w:tcPr>
+            <w:tcW w:w="0" w:type="auto"/>
+            <w:tcBorders>
+              <w:top w:val="single" w:sz="2" w:space="0" w:color="auto"/>
+              <w:left w:val="single" w:sz="6" w:space="0" w:color="auto"/>
+              <w:bottom w:val="single" w:sz="6" w:space="0" w:color="auto"/>
+              <w:right w:val="single" w:sz="6" w:space="0" w:color="auto"/>
+            </w:tcBorders>
+            <w:vAlign w:val="center"/>
+            <w:hideMark/>
+          </w:tcPr>
+          <w:p>
+            <w:pPr>
+              <w:rPr>
+                <w:sz w:val="24"/>
+                <w:szCs w:val="24"/>
+              </w:rPr>
+            </w:pPr>
+            <w:r>
+              <w:t>Password</w:t>
+            </w:r>
+          </w:p>
+        </w:tc>
+        <w:tc>
+          <w:tcPr>
+            <w:tcW w:w="0" w:type="auto"/>
+            <w:tcBorders>
+              <w:top w:val="single" w:sz="2" w:space="0" w:color="auto"/>
+              <w:left w:val="single" w:sz="6" w:space="0" w:color="auto"/>
+              <w:bottom w:val="single" w:sz="6" w:space="0" w:color="auto"/>
+              <w:right w:val="single" w:sz="2" w:space="0" w:color="auto"/>
+            </w:tcBorders>
+            <w:vAlign w:val="center"/>
+            <w:hideMark/>
+          </w:tcPr>
+          <w:p>
+            <w:pPr>
+              <w:rPr>
+                <w:sz w:val="24"/>
+                <w:szCs w:val="24"/>
+              </w:rPr>
+            </w:pPr>
+            <w:r>
+              <w:t>Official Name &amp; Badge</w:t>
+            </w:r>
+          </w:p>
+        </w:tc>
+        <w:bookmarkStart w:id="0" w:name="_GoBack"/>
+        <w:bookmarkEnd w:id="0"/>
+      </w:tr>
+      <w:tr>
+        <w:trPr>
+          <w:tblCellSpacing w:w="15" w:type="dxa"/>
+        </w:trPr>
+        <w:tc>
+          <w:tcPr>
+            <w:tcW w:w="0" w:type="auto"/>
+            <w:tcBorders>
+              <w:top w:val="single" w:sz="6" w:space="0" w:color="auto"/>
+              <w:left w:val="single" w:sz="2" w:space="0" w:color="auto"/>
+              <w:bottom w:val="single" w:sz="6" w:space="0" w:color="auto"/>
+              <w:right w:val="single" w:sz="6" w:space="0" w:color="auto"/>
+            </w:tcBorders>
+            <w:vAlign w:val="center"/>
+            <w:hideMark/>
+          </w:tcPr>
+          <w:p>
+            <w:pPr>
+              <w:rPr>
+                <w:sz w:val="24"/>
+                <w:szCs w:val="24"/>
+              </w:rPr>
+            </w:pPr>
+            <w:r>
+              <w:rPr>
+                <w:rStyle w:val="Strong"/>
+                <w:bdr w:val="single" w:sz="2" w:space="0" w:color="auto" w:frame="1"/>
+              </w:rPr>
+              <w:t>Sub-Inspector (SI)</w:t>
+            </w:r>
+          </w:p>
+        </w:tc>
+        <w:tc>
+          <w:tcPr>
+            <w:tcW w:w="0" w:type="auto"/>
+            <w:tcBorders>
+              <w:top w:val="single" w:sz="6" w:space="0" w:color="auto"/>
+              <w:left w:val="single" w:sz="6" w:space="0" w:color="auto"/>
+              <w:bottom w:val="single" w:sz="6" w:space="0" w:color="auto"/>
+              <w:right w:val="single" w:sz="6" w:space="0" w:color="auto"/>
+            </w:tcBorders>
+            <w:vAlign w:val="center"/>
+            <w:hideMark/>
+          </w:tcPr>
+          <w:p>
+            <w:pPr>
+              <w:rPr>
+                <w:sz w:val="24"/>
+                <w:szCs w:val="24"/>
+              </w:rPr>
+            </w:pPr>
+            <w:r>
+              <w:rPr>
+                <w:rStyle w:val="HTMLCode"/>
+                <w:rFonts w:ascii="Consolas" w:eastAsiaTheme="minorHAnsi" w:hAnsi="Consolas"/>
+                <w:color w:val="D0D0D0"/>
+                <w:bdr w:val="single" w:sz="2" w:space="0" w:color="auto" w:frame="1"/>
+                <w:shd w:val="clear" w:color="auto" w:fill="3C3C3C"/>
+              </w:rPr>
+              <w:t>usr-002</w:t>
+            </w:r>
+          </w:p>
+        </w:tc>
+        <w:tc>
+          <w:tcPr>
+            <w:tcW w:w="0" w:type="auto"/>
+            <w:tcBorders>
+              <w:top w:val="single" w:sz="6" w:space="0" w:color="auto"/>
+              <w:left w:val="single" w:sz="6" w:space="0" w:color="auto"/>
+              <w:bottom w:val="single" w:sz="6" w:space="0" w:color="auto"/>
+              <w:right w:val="single" w:sz="6" w:space="0" w:color="auto"/>
+            </w:tcBorders>
+            <w:vAlign w:val="center"/>
+            <w:hideMark/>
+          </w:tcPr>
+          <w:p>
+            <w:pPr>
+              <w:rPr>
+                <w:sz w:val="24"/>
+                <w:szCs w:val="24"/>
+              </w:rPr>
+            </w:pPr>
+            <w:r>
+              <w:rPr>
+                <w:rStyle w:val="HTMLCode"/>
+                <w:rFonts w:ascii="Consolas" w:eastAsiaTheme="minorHAnsi" w:hAnsi="Consolas"/>
+                <w:color w:val="D0D0D0"/>
+                <w:bdr w:val="single" w:sz="2" w:space="0" w:color="auto" w:frame="1"/>
+                <w:shd w:val="clear" w:color="auto" w:fill="3C3C3C"/>
+              </w:rPr>
+              <w:t>guard123</w:t>
+            </w:r>
+          </w:p>
+        </w:tc>
+        <w:tc>
+          <w:tcPr>
+            <w:tcW w:w="0" w:type="auto"/>
+            <w:tcBorders>
+              <w:top w:val="single" w:sz="6" w:space="0" w:color="auto"/>
+              <w:left w:val="single" w:sz="6" w:space="0" w:color="auto"/>
+              <w:bottom w:val="single" w:sz="6" w:space="0" w:color="auto"/>
+              <w:right w:val="single" w:sz="2" w:space="0" w:color="auto"/>
+            </w:tcBorders>
+            <w:vAlign w:val="center"/>
+            <w:hideMark/>
+          </w:tcPr>
+          <w:p>
+            <w:pPr>
+              <w:rPr>
+                <w:sz w:val="24"/>
+                <w:szCs w:val="24"/>
+              </w:rPr>
+            </w:pPr>
+            <w:r>
+              <w:t>Sub-Inspector Rahul Sharma (</w:t>
+            </w:r>
+            <w:r>
+              <w:rPr>
+                <w:rStyle w:val="HTMLCode"/>
+                <w:rFonts w:ascii="Consolas" w:eastAsiaTheme="minorHAnsi" w:hAnsi="Consolas"/>
+                <w:color w:val="D0D0D0"/>
+                <w:bdr w:val="single" w:sz="2" w:space="0" w:color="auto" w:frame="1"/>
+                <w:shd w:val="clear" w:color="auto" w:fill="3C3C3C"/>
+              </w:rPr>
+              <w:t>SI-1044</w:t>
+            </w:r>
+            <w:r>
+              <w:t>)</w:t>
+            </w:r>
+          </w:p>
+        </w:tc>
+      </w:tr>
+      <w:tr>
+        <w:trPr>
+          <w:tblCellSpacing w:w="15" w:type="dxa"/>
+        </w:trPr>
+        <w:tc>
+          <w:tcPr>
+            <w:tcW w:w="0" w:type="auto"/>
+            <w:tcBorders>
+              <w:top w:val="single" w:sz="6" w:space="0" w:color="auto"/>
+              <w:left w:val="single" w:sz="2" w:space="0" w:color="auto"/>
+              <w:bottom w:val="single" w:sz="2" w:space="0" w:color="auto"/>
+              <w:right w:val="single" w:sz="6" w:space="0" w:color="auto"/>
+            </w:tcBorders>
+            <w:vAlign w:val="center"/>
+            <w:hideMark/>
+          </w:tcPr>
+          <w:p>
+            <w:pPr>
+              <w:rPr>
+                <w:sz w:val="24"/>
+                <w:szCs w:val="24"/>
+              </w:rPr>
+            </w:pPr>
+            <w:r>
+              <w:rPr>
+                <w:rStyle w:val="Strong"/>
+                <w:bdr w:val="single" w:sz="2" w:space="0" w:color="auto" w:frame="1"/>
+              </w:rPr>
+              <w:t>Constable (PC)</w:t>
+            </w:r>
+          </w:p>
+        </w:tc>
+        <w:tc>
+          <w:tcPr>
+            <w:tcW w:w="0" w:type="auto"/>
+            <w:tcBorders>
+              <w:top w:val="single" w:sz="6" w:space="0" w:color="auto"/>
+              <w:left w:val="single" w:sz="6" w:space="0" w:color="auto"/>
+              <w:bottom w:val="single" w:sz="2" w:space="0" w:color="auto"/>
+              <w:right w:val="single" w:sz="6" w:space="0" w:color="auto"/>
+            </w:tcBorders>
+            <w:vAlign w:val="center"/>
+            <w:hideMark/>
+          </w:tcPr>
+          <w:p>
+            <w:pPr>
+              <w:rPr>
+                <w:sz w:val="24"/>
+                <w:szCs w:val="24"/>
+              </w:rPr>
+            </w:pPr>
+            <w:r>
+              <w:rPr>
+                <w:rStyle w:val="HTMLCode"/>
+                <w:rFonts w:ascii="Consolas" w:eastAsiaTheme="minorHAnsi" w:hAnsi="Consolas"/>
+                <w:color w:val="D0D0D0"/>
+                <w:bdr w:val="single" w:sz="2" w:space="0" w:color="auto" w:frame="1"/>
+                <w:shd w:val="clear" w:color="auto" w:fill="3C3C3C"/>
+              </w:rPr>
+              <w:t>usr-001</w:t>
+            </w:r>
+          </w:p>
+        </w:tc>
+        <w:tc>
+          <w:tcPr>
+            <w:tcW w:w="0" w:type="auto"/>
+            <w:tcBorders>
+              <w:top w:val="single" w:sz="6" w:space="0" w:color="auto"/>
+              <w:left w:val="single" w:sz="6" w:space="0" w:color="auto"/>
+              <w:bottom w:val="single" w:sz="2" w:space="0" w:color="auto"/>
+              <w:right w:val="single" w:sz="6" w:space="0" w:color="auto"/>
+            </w:tcBorders>
+            <w:vAlign w:val="center"/>
+            <w:hideMark/>
+          </w:tcPr>
+          <w:p>
+            <w:pPr>
+              <w:rPr>
+                <w:sz w:val="24"/>
+                <w:szCs w:val="24"/>
+              </w:rPr>
+            </w:pPr>
+            <w:r>
+              <w:rPr>
+                <w:rStyle w:val="HTMLCode"/>
+                <w:rFonts w:ascii="Consolas" w:eastAsiaTheme="minorHAnsi" w:hAnsi="Consolas"/>
+                <w:color w:val="D0D0D0"/>
+                <w:bdr w:val="single" w:sz="2" w:space="0" w:color="auto" w:frame="1"/>
+                <w:shd w:val="clear" w:color="auto" w:fill="3C3C3C"/>
+              </w:rPr>
+              <w:t>guard123</w:t>
+            </w:r>
+          </w:p>
+        </w:tc>
+        <w:tc>
+          <w:tcPr>
+            <w:tcW w:w="0" w:type="auto"/>
+            <w:tcBorders>
+              <w:top w:val="single" w:sz="6" w:space="0" w:color="auto"/>
+              <w:left w:val="single" w:sz="6" w:space="0" w:color="auto"/>
+              <w:bottom w:val="single" w:sz="2" w:space="0" w:color="auto"/>
+              <w:right w:val="single" w:sz="2" w:space="0" w:color="auto"/>
+            </w:tcBorders>
+            <w:vAlign w:val="center"/>
+            <w:hideMark/>
+          </w:tcPr>
+          <w:p>
+            <w:pPr>
+              <w:rPr>
+                <w:sz w:val="24"/>
+                <w:szCs w:val="24"/>
+              </w:rPr>
+            </w:pPr>
+            <w:r>
+              <w:t xml:space="preserve">Constable </w:t>
+            </w:r>
+            <w:proofErr w:type="spellStart"/>
+            <w:r>
+              <w:t>Vikram</w:t>
+            </w:r>
+            <w:proofErr w:type="spellEnd"/>
+            <w:r>
+              <w:t xml:space="preserve"> Singh (</w:t>
+            </w:r>
+            <w:r>
+              <w:rPr>
+                <w:rStyle w:val="HTMLCode"/>
+                <w:rFonts w:ascii="Consolas" w:eastAsiaTheme="minorHAnsi" w:hAnsi="Consolas"/>
+                <w:color w:val="D0D0D0"/>
+                <w:bdr w:val="single" w:sz="2" w:space="0" w:color="auto" w:frame="1"/>
+                <w:shd w:val="clear" w:color="auto" w:fill="3C3C3C"/>
+              </w:rPr>
+              <w:t>PC-9921</w:t>
+            </w:r>
+            <w:r>
+              <w:t>)</w:t>
+            </w:r>
+          </w:p>
+        </w:tc>
+      </w:tr>
+    </w:tbl>
+    <w:p>
+      <w:pPr>
+        <w:shd w:val="clear" w:color="auto" w:fill="181818"/>
+        <w:rPr>
+          <w:rFonts w:ascii="Segoe UI" w:hAnsi="Segoe UI" w:cs="Segoe UI"/>
+          <w:color w:val="CCCCCC"/>
+          <w:sz w:val="20"/>
+          <w:szCs w:val="20"/>
+        </w:rPr>
+      </w:pPr>
+      <w:r>
+        <w:rPr>
+          <w:rFonts w:ascii="Segoe UI" w:hAnsi="Segoe UI" w:cs="Segoe UI"/>
+          <w:color w:val="CCCCCC"/>
+          <w:sz w:val="20"/>
+          <w:szCs w:val="20"/>
+        </w:rPr>
+        <w:pict>
+          <v:rect id="_x0000_i1033" style="width:180pt;height:.75pt" o:hrpct="0" o:hralign="center" o:hrstd="t" o:hr="t" fillcolor="#a0a0a0" stroked="f"/>
+        </w:pict>
+      </w:r>
+    </w:p>
+    <w:p>
+      <w:pPr>
+        <w:pStyle w:val="Heading3"/>
+        <w:pBdr>
+          <w:top w:val="single" w:sz="2" w:space="0" w:color="auto"/>
+          <w:left w:val="single" w:sz="2" w:space="0" w:color="auto"/>
+          <w:bottom w:val="single" w:sz="2" w:space="0" w:color="auto"/>
+          <w:right w:val="single" w:sz="2" w:space="0" w:color="auto"/>
+        </w:pBdr>
+        <w:shd w:val="clear" w:color="auto" w:fill="181818"/>
+        <w:rPr>
+          <w:rFonts w:ascii="Segoe UI" w:hAnsi="Segoe UI" w:cs="Segoe UI"/>
+          <w:b w:val="0"/>
+          <w:bCs w:val="0"/>
+          <w:color w:val="CCCCCC"/>
+        </w:rPr>
+      </w:pPr>
+      <w:r>
+        <w:rPr>
+          <w:rFonts w:ascii="Segoe UI" w:hAnsi="Segoe UI" w:cs="Segoe UI"/>
+          <w:b w:val="0"/>
+          <w:bCs w:val="0"/>
+          <w:color w:val="CCCCCC"/>
+        </w:rPr>
+        <w:t>💡 Quick Access</w:t>
+      </w:r>
+    </w:p>
+    <w:p>
+      <w:pPr>
+        <w:numPr>
+          <w:ilvl w:val="0"/>
+          <w:numId w:val="7"/>
+        </w:numPr>
+        <w:pBdr>
+          <w:top w:val="single" w:sz="2" w:space="0" w:color="auto"/>
+          <w:left w:val="single" w:sz="2" w:space="0" w:color="auto"/>
+          <w:bottom w:val="single" w:sz="2" w:space="0" w:color="auto"/>
+          <w:right w:val="single" w:sz="2" w:space="0" w:color="auto"/>
+        </w:pBdr>
+        <w:shd w:val="clear" w:color="auto" w:fill="181818"/>
+        <w:spacing w:before="100" w:beforeAutospacing="1" w:after="100" w:afterAutospacing="1" w:line="240" w:lineRule="auto"/>
+        <w:rPr>
+          <w:rFonts w:ascii="Segoe UI" w:hAnsi="Segoe UI" w:cs="Segoe UI"/>
+          <w:color w:val="CCCCCC"/>
+          <w:sz w:val="20"/>
+          <w:szCs w:val="20"/>
+        </w:rPr>
+      </w:pPr>
+      <w:r>
+        <w:rPr>
+          <w:rStyle w:val="Strong"/>
+          <w:rFonts w:ascii="Segoe UI" w:hAnsi="Segoe UI" w:cs="Segoe UI"/>
+          <w:color w:val="CCCCCC"/>
+          <w:sz w:val="20"/>
+          <w:szCs w:val="20"/>
+          <w:bdr w:val="single" w:sz="2" w:space="0" w:color="auto" w:frame="1"/>
+        </w:rPr>
+        <w:t>Login URL</w:t>
+      </w:r>
+      <w:r>
+        <w:rPr>
+          <w:rFonts w:ascii="Segoe UI" w:hAnsi="Segoe UI" w:cs="Segoe UI"/>
+          <w:color w:val="CCCCCC"/>
+          <w:sz w:val="20"/>
+          <w:szCs w:val="20"/>
+        </w:rPr>
+        <w:t>: </w:t>
+      </w:r>
+      <w:hyperlink r:id="rId6" w:history="1">
+        <w:r>
+          <w:rPr>
+            <w:rStyle w:val="Hyperlink"/>
+            <w:rFonts w:ascii="Segoe UI" w:hAnsi="Segoe UI" w:cs="Segoe UI"/>
+            <w:color w:val="4DAAFC"/>
+            <w:bdr w:val="single" w:sz="2" w:space="0" w:color="auto" w:frame="1"/>
+          </w:rPr>
+          <w:t>http://localhost:8080/login</w:t>
+        </w:r>
+      </w:hyperlink>
+    </w:p>
+    <w:p>
+      <w:pPr>
+        <w:numPr>
+          <w:ilvl w:val="0"/>
+          <w:numId w:val="7"/>
+        </w:numPr>
+        <w:pBdr>
+          <w:top w:val="single" w:sz="2" w:space="0" w:color="auto"/>
+          <w:left w:val="single" w:sz="2" w:space="0" w:color="auto"/>
+          <w:bottom w:val="single" w:sz="2" w:space="0" w:color="auto"/>
+          <w:right w:val="single" w:sz="2" w:space="0" w:color="auto"/>
+        </w:pBdr>
+        <w:shd w:val="clear" w:color="auto" w:fill="181818"/>
+        <w:spacing w:before="100" w:beforeAutospacing="1" w:after="100" w:afterAutospacing="1" w:line="240" w:lineRule="auto"/>
+        <w:rPr>
+          <w:rFonts w:ascii="Segoe UI" w:hAnsi="Segoe UI" w:cs="Segoe UI"/>
+          <w:color w:val="CCCCCC"/>
+          <w:sz w:val="20"/>
+          <w:szCs w:val="20"/>
+        </w:rPr>
+      </w:pPr>
+      <w:r>
+        <w:rPr>
+          <w:rStyle w:val="Strong"/>
+          <w:rFonts w:ascii="Segoe UI" w:hAnsi="Segoe UI" w:cs="Segoe UI"/>
+          <w:color w:val="CCCCCC"/>
+          <w:sz w:val="20"/>
+          <w:szCs w:val="20"/>
+          <w:bdr w:val="single" w:sz="2" w:space="0" w:color="auto" w:frame="1"/>
+        </w:rPr>
+        <w:t>Default Universal Password</w:t>
+      </w:r>
+      <w:r>
+        <w:rPr>
+          <w:rFonts w:ascii="Segoe UI" w:hAnsi="Segoe UI" w:cs="Segoe UI"/>
+          <w:color w:val="CCCCCC"/>
+          <w:sz w:val="20"/>
+          <w:szCs w:val="20"/>
+        </w:rPr>
+        <w:t>: </w:t>
+      </w:r>
+      <w:r>
+        <w:rPr>
+          <w:rStyle w:val="HTMLCode"/>
+          <w:rFonts w:ascii="Consolas" w:eastAsiaTheme="minorHAnsi" w:hAnsi="Consolas"/>
+          <w:color w:val="D0D0D0"/>
+          <w:sz w:val="18"/>
+          <w:szCs w:val="18"/>
+          <w:bdr w:val="single" w:sz="2" w:space="0" w:color="auto" w:frame="1"/>
+          <w:shd w:val="clear" w:color="auto" w:fill="3C3C3C"/>
+        </w:rPr>
+        <w:t>password123</w:t>
+      </w:r>
+      <w:r>
+        <w:rPr>
+          <w:rFonts w:ascii="Segoe UI" w:hAnsi="Segoe UI" w:cs="Segoe UI"/>
+          <w:color w:val="CCCCCC"/>
+          <w:sz w:val="20"/>
+          <w:szCs w:val="20"/>
+        </w:rPr>
+        <w:t> or </w:t>
+      </w:r>
+      <w:r>
+        <w:rPr>
+          <w:rStyle w:val="HTMLCode"/>
+          <w:rFonts w:ascii="Consolas" w:eastAsiaTheme="minorHAnsi" w:hAnsi="Consolas"/>
+          <w:color w:val="D0D0D0"/>
+          <w:sz w:val="18"/>
+          <w:szCs w:val="18"/>
+          <w:bdr w:val="single" w:sz="2" w:space="0" w:color="auto" w:frame="1"/>
+          <w:shd w:val="clear" w:color="auto" w:fill="3C3C3C"/>
+        </w:rPr>
+        <w:t>admin123</w:t>
+      </w:r>
+      <w:r>
+        <w:rPr>
+          <w:rFonts w:ascii="Segoe UI" w:hAnsi="Segoe UI" w:cs="Segoe UI"/>
+          <w:color w:val="CCCCCC"/>
+          <w:sz w:val="20"/>
+          <w:szCs w:val="20"/>
+        </w:rPr>
+        <w:t> also work for any demo account.</w:t>
+      </w:r>
+    </w:p>
+    <w:p>
+      <w:pPr>
+        <w:shd w:val="clear" w:color="auto" w:fill="181818"/>
+        <w:spacing w:after="0"/>
+        <w:rPr>
+          <w:rFonts w:ascii="Segoe UI" w:hAnsi="Segoe UI" w:cs="Segoe UI"/>
+          <w:color w:val="CCCCCC"/>
+          <w:sz w:val="20"/>
+          <w:szCs w:val="20"/>
+        </w:rPr>
+      </w:pPr>
+      <w:r>
+        <w:rPr>
+          <w:rFonts w:ascii="Segoe UI" w:hAnsi="Segoe UI" w:cs="Segoe UI"/>
+          <w:color w:val="CCCCCC"/>
+          <w:sz w:val="20"/>
+          <w:szCs w:val="20"/>
+        </w:rPr>
+        <w:t>12:58 PM</w:t>
+      </w:r>
+    </w:p>
+    <w:p>
+      <w:pPr>
+        <w:pBdr>
+          <w:top w:val="single" w:sz="2" w:space="0" w:color="auto"/>
+          <w:left w:val="single" w:sz="2" w:space="0" w:color="auto"/>
+          <w:bottom w:val="single" w:sz="2" w:space="0" w:color="auto"/>
+          <w:right w:val="single" w:sz="2" w:space="0" w:color="auto"/>
+        </w:pBdr>
+        <w:shd w:val="clear" w:color="auto" w:fill="181818"/>
+        <w:spacing w:after="0" w:line="240" w:lineRule="auto"/>
+        <w:rPr>
+          <w:rFonts w:ascii="Segoe UI" w:eastAsia="Times New Roman" w:hAnsi="Segoe UI" w:cs="Segoe UI"/>
+          <w:color w:val="CCCCCC"/>
+          <w:sz w:val="20"/>
+          <w:szCs w:val="20"/>
+          <w:lang w:eastAsia="en-IN" w:bidi="hi-IN"/>
+        </w:rPr>
+      </w:pPr>
+    </w:p>
+    <w:p>
+      <w:pPr>
+        <w:pBdr>
+          <w:top w:val="single" w:sz="2" w:space="0" w:color="auto"/>
+          <w:left w:val="single" w:sz="2" w:space="0" w:color="auto"/>
+          <w:bottom w:val="single" w:sz="2" w:space="0" w:color="auto"/>
+          <w:right w:val="single" w:sz="2" w:space="0" w:color="auto"/>
+        </w:pBdr>
+        <w:shd w:val="clear" w:color="auto" w:fill="181818"/>
+        <w:spacing w:after="0" w:line="240" w:lineRule="auto"/>
+        <w:rPr>
+          <w:rFonts w:ascii="Segoe UI" w:eastAsia="Times New Roman" w:hAnsi="Segoe UI" w:cs="Segoe UI"/>
+          <w:color w:val="CCCCCC"/>
+          <w:sz w:val="20"/>
+          <w:szCs w:val="20"/>
+          <w:lang w:eastAsia="en-IN" w:bidi="hi-IN"/>
+        </w:rPr>
+      </w:pPr>
+    </w:p>
+    <w:p>
+      <w:pPr>
+        <w:pBdr>
+          <w:top w:val="single" w:sz="2" w:space="0" w:color="auto"/>
+          <w:left w:val="single" w:sz="2" w:space="0" w:color="auto"/>
+          <w:bottom w:val="single" w:sz="2" w:space="0" w:color="auto"/>
+          <w:right w:val="single" w:sz="2" w:space="0" w:color="auto"/>
+        </w:pBdr>
+        <w:shd w:val="clear" w:color="auto" w:fill="181818"/>
+        <w:spacing w:after="0" w:line="240" w:lineRule="auto"/>
+        <w:rPr>
+          <w:rFonts w:ascii="Segoe UI" w:eastAsia="Times New Roman" w:hAnsi="Segoe UI" w:cs="Segoe UI"/>
+          <w:color w:val="CCCCCC"/>
+          <w:sz w:val="20"/>
+          <w:szCs w:val="20"/>
+          <w:lang w:eastAsia="en-IN" w:bidi="hi-IN"/>
+        </w:rPr>
+      </w:pPr>
+    </w:p>
+    <w:p>
+      <w:pPr>
+        <w:pBdr>
+          <w:top w:val="single" w:sz="2" w:space="0" w:color="auto"/>
+          <w:left w:val="single" w:sz="2" w:space="0" w:color="auto"/>
+          <w:bottom w:val="single" w:sz="2" w:space="0" w:color="auto"/>
+          <w:right w:val="single" w:sz="2" w:space="0" w:color="auto"/>
+        </w:pBdr>
+        <w:shd w:val="clear" w:color="auto" w:fill="181818"/>
+        <w:spacing w:after="0" w:line="240" w:lineRule="auto"/>
+        <w:rPr>
+          <w:rFonts w:ascii="Segoe UI" w:eastAsia="Times New Roman" w:hAnsi="Segoe UI" w:cs="Segoe UI"/>
+          <w:color w:val="CCCCCC"/>
+          <w:sz w:val="20"/>
+          <w:szCs w:val="20"/>
+          <w:lang w:eastAsia="en-IN" w:bidi="hi-IN"/>
+        </w:rPr>
+      </w:pPr>
+    </w:p>
+    <w:p>
+      <w:pPr>
+        <w:pBdr>
+          <w:top w:val="single" w:sz="2" w:space="0" w:color="auto"/>
+          <w:left w:val="single" w:sz="2" w:space="0" w:color="auto"/>
+          <w:bottom w:val="single" w:sz="2" w:space="0" w:color="auto"/>
+          <w:right w:val="single" w:sz="2" w:space="0" w:color="auto"/>
+        </w:pBdr>
+        <w:shd w:val="clear" w:color="auto" w:fill="181818"/>
+        <w:spacing w:after="0" w:line="240" w:lineRule="auto"/>
+        <w:rPr>
+          <w:rFonts w:ascii="Segoe UI" w:eastAsia="Times New Roman" w:hAnsi="Segoe UI" w:cs="Segoe UI"/>
+          <w:color w:val="CCCCCC"/>
+          <w:sz w:val="20"/>
+          <w:szCs w:val="20"/>
+          <w:lang w:eastAsia="en-IN" w:bidi="hi-IN"/>
+        </w:rPr>
+      </w:pPr>
+    </w:p>
+    <w:p>
+      <w:pPr>
+        <w:pBdr>
+          <w:top w:val="single" w:sz="2" w:space="0" w:color="auto"/>
+          <w:left w:val="single" w:sz="2" w:space="0" w:color="auto"/>
+          <w:bottom w:val="single" w:sz="2" w:space="0" w:color="auto"/>
+          <w:right w:val="single" w:sz="2" w:space="0" w:color="auto"/>
+        </w:pBdr>
+        <w:shd w:val="clear" w:color="auto" w:fill="181818"/>
+        <w:spacing w:after="0" w:line="240" w:lineRule="auto"/>
+        <w:rPr>
+          <w:rFonts w:ascii="Segoe UI" w:eastAsia="Times New Roman" w:hAnsi="Segoe UI" w:cs="Segoe UI"/>
+          <w:color w:val="CCCCCC"/>
+          <w:sz w:val="20"/>
+          <w:szCs w:val="20"/>
+          <w:lang w:eastAsia="en-IN" w:bidi="hi-IN"/>
+        </w:rPr>
+      </w:pPr>
+    </w:p>
+    <w:p>
+      <w:pPr>
+        <w:pBdr>
+          <w:top w:val="single" w:sz="2" w:space="0" w:color="auto"/>
+          <w:left w:val="single" w:sz="2" w:space="0" w:color="auto"/>
+          <w:bottom w:val="single" w:sz="2" w:space="0" w:color="auto"/>
+          <w:right w:val="single" w:sz="2" w:space="0" w:color="auto"/>
+        </w:pBdr>
+        <w:shd w:val="clear" w:color="auto" w:fill="181818"/>
+        <w:spacing w:after="0" w:line="240" w:lineRule="auto"/>
+        <w:rPr>
+          <w:rFonts w:ascii="Segoe UI" w:eastAsia="Times New Roman" w:hAnsi="Segoe UI" w:cs="Segoe UI"/>
+          <w:color w:val="CCCCCC"/>
+          <w:sz w:val="20"/>
+          <w:szCs w:val="20"/>
+          <w:lang w:eastAsia="en-IN" w:bidi="hi-IN"/>
+        </w:rPr>
+      </w:pPr>
+    </w:p>
+    <w:p>
+      <w:pPr>
+        <w:pBdr>
+          <w:top w:val="single" w:sz="2" w:space="0" w:color="auto"/>
+          <w:left w:val="single" w:sz="2" w:space="0" w:color="auto"/>
+          <w:bottom w:val="single" w:sz="2" w:space="0" w:color="auto"/>
+          <w:right w:val="single" w:sz="2" w:space="0" w:color="auto"/>
+        </w:pBdr>
+        <w:shd w:val="clear" w:color="auto" w:fill="181818"/>
+        <w:spacing w:after="0" w:line="240" w:lineRule="auto"/>
+        <w:rPr>
+          <w:rFonts w:ascii="Segoe UI" w:eastAsia="Times New Roman" w:hAnsi="Segoe UI" w:cs="Segoe UI"/>
+          <w:color w:val="CCCCCC"/>
+          <w:sz w:val="20"/>
+          <w:szCs w:val="20"/>
+          <w:lang w:eastAsia="en-IN" w:bidi="hi-IN"/>
+        </w:rPr>
+      </w:pPr>
+    </w:p>
+    <w:p>
+      <w:pPr>
+        <w:pBdr>
+          <w:top w:val="single" w:sz="2" w:space="0" w:color="auto"/>
+          <w:left w:val="single" w:sz="2" w:space="0" w:color="auto"/>
+          <w:bottom w:val="single" w:sz="2" w:space="0" w:color="auto"/>
+          <w:right w:val="single" w:sz="2" w:space="0" w:color="auto"/>
+        </w:pBdr>
+        <w:shd w:val="clear" w:color="auto" w:fill="181818"/>
+        <w:spacing w:after="0" w:line="240" w:lineRule="auto"/>
+        <w:rPr>
+          <w:rFonts w:ascii="Segoe UI" w:eastAsia="Times New Roman" w:hAnsi="Segoe UI" w:cs="Segoe UI"/>
+          <w:color w:val="CCCCCC"/>
+          <w:sz w:val="20"/>
+          <w:szCs w:val="20"/>
+          <w:lang w:eastAsia="en-IN" w:bidi="hi-IN"/>
+        </w:rPr>
+      </w:pPr>
+    </w:p>
+    <w:p>
+      <w:pPr>
+        <w:pBdr>
+          <w:top w:val="single" w:sz="2" w:space="0" w:color="auto"/>
+          <w:left w:val="single" w:sz="2" w:space="0" w:color="auto"/>
+          <w:bottom w:val="single" w:sz="2" w:space="0" w:color="auto"/>
+          <w:right w:val="single" w:sz="2" w:space="0" w:color="auto"/>
+        </w:pBdr>
+        <w:shd w:val="clear" w:color="auto" w:fill="181818"/>
+        <w:spacing w:after="0" w:line="240" w:lineRule="auto"/>
+        <w:rPr>
+          <w:rFonts w:ascii="Segoe UI" w:eastAsia="Times New Roman" w:hAnsi="Segoe UI" w:cs="Segoe UI"/>
+          <w:color w:val="CCCCCC"/>
+          <w:sz w:val="20"/>
+          <w:szCs w:val="20"/>
+          <w:lang w:eastAsia="en-IN" w:bidi="hi-IN"/>
+        </w:rPr>
+      </w:pPr>
+    </w:p>
+    <w:p>
+      <w:pPr>
+        <w:pBdr>
+          <w:top w:val="single" w:sz="2" w:space="0" w:color="auto"/>
+          <w:left w:val="single" w:sz="2" w:space="0" w:color="auto"/>
+          <w:bottom w:val="single" w:sz="2" w:space="0" w:color="auto"/>
+          <w:right w:val="single" w:sz="2" w:space="0" w:color="auto"/>
+        </w:pBdr>
+        <w:shd w:val="clear" w:color="auto" w:fill="181818"/>
+        <w:spacing w:after="0" w:line="240" w:lineRule="auto"/>
+        <w:rPr>
+          <w:rFonts w:ascii="Segoe UI" w:eastAsia="Times New Roman" w:hAnsi="Segoe UI" w:cs="Segoe UI"/>
+          <w:color w:val="CCCCCC"/>
+          <w:sz w:val="20"/>
+          <w:szCs w:val="20"/>
+          <w:lang w:eastAsia="en-IN" w:bidi="hi-IN"/>
+        </w:rPr>
+      </w:pPr>
+    </w:p>
+    <w:p>
+      <w:pPr>
+        <w:pBdr>
+          <w:top w:val="single" w:sz="2" w:space="0" w:color="auto"/>
+          <w:left w:val="single" w:sz="2" w:space="0" w:color="auto"/>
+          <w:bottom w:val="single" w:sz="2" w:space="0" w:color="auto"/>
+          <w:right w:val="single" w:sz="2" w:space="0" w:color="auto"/>
+        </w:pBdr>
+        <w:shd w:val="clear" w:color="auto" w:fill="181818"/>
+        <w:spacing w:after="0" w:line="240" w:lineRule="auto"/>
+        <w:rPr>
+          <w:rFonts w:ascii="Segoe UI" w:eastAsia="Times New Roman" w:hAnsi="Segoe UI" w:cs="Segoe UI"/>
+          <w:color w:val="CCCCCC"/>
+          <w:sz w:val="20"/>
+          <w:szCs w:val="20"/>
+          <w:lang w:eastAsia="en-IN" w:bidi="hi-IN"/>
+        </w:rPr>
+      </w:pPr>
+    </w:p>
+    <w:p>
+      <w:pPr>
+        <w:pBdr>
+          <w:top w:val="single" w:sz="2" w:space="0" w:color="auto"/>
+          <w:left w:val="single" w:sz="2" w:space="0" w:color="auto"/>
+          <w:bottom w:val="single" w:sz="2" w:space="0" w:color="auto"/>
+          <w:right w:val="single" w:sz="2" w:space="0" w:color="auto"/>
+        </w:pBdr>
+        <w:shd w:val="clear" w:color="auto" w:fill="181818"/>
+        <w:spacing w:after="0" w:line="240" w:lineRule="auto"/>
+        <w:rPr>
+          <w:rFonts w:ascii="Segoe UI" w:eastAsia="Times New Roman" w:hAnsi="Segoe UI" w:cs="Segoe UI"/>
+          <w:color w:val="CCCCCC"/>
+          <w:sz w:val="20"/>
+          <w:szCs w:val="20"/>
+          <w:lang w:eastAsia="en-IN" w:bidi="hi-IN"/>
+        </w:rPr>
+      </w:pPr>
+    </w:p>
+    <w:p>
+      <w:pPr>
+        <w:pBdr>
+          <w:top w:val="single" w:sz="2" w:space="0" w:color="auto"/>
+          <w:left w:val="single" w:sz="2" w:space="0" w:color="auto"/>
+          <w:bottom w:val="single" w:sz="2" w:space="0" w:color="auto"/>
+          <w:right w:val="single" w:sz="2" w:space="0" w:color="auto"/>
+        </w:pBdr>
+        <w:shd w:val="clear" w:color="auto" w:fill="181818"/>
+        <w:spacing w:after="0" w:line="240" w:lineRule="auto"/>
+        <w:rPr>
+          <w:rFonts w:ascii="Segoe UI" w:eastAsia="Times New Roman" w:hAnsi="Segoe UI" w:cs="Segoe UI"/>
+          <w:color w:val="CCCCCC"/>
+          <w:sz w:val="20"/>
+          <w:szCs w:val="20"/>
+          <w:lang w:eastAsia="en-IN" w:bidi="hi-IN"/>
+        </w:rPr>
+      </w:pPr>
+    </w:p>
+    <w:p>
+      <w:pPr>
+        <w:pBdr>
+          <w:top w:val="single" w:sz="2" w:space="0" w:color="auto"/>
+          <w:left w:val="single" w:sz="2" w:space="0" w:color="auto"/>
+          <w:bottom w:val="single" w:sz="2" w:space="0" w:color="auto"/>
+          <w:right w:val="single" w:sz="2" w:space="0" w:color="auto"/>
+        </w:pBdr>
+        <w:shd w:val="clear" w:color="auto" w:fill="181818"/>
+        <w:spacing w:after="0" w:line="240" w:lineRule="auto"/>
+        <w:rPr>
+          <w:rFonts w:ascii="Segoe UI" w:eastAsia="Times New Roman" w:hAnsi="Segoe UI" w:cs="Segoe UI"/>
+          <w:color w:val="CCCCCC"/>
+          <w:sz w:val="20"/>
+          <w:szCs w:val="20"/>
+          <w:lang w:eastAsia="en-IN" w:bidi="hi-IN"/>
+        </w:rPr>
+      </w:pPr>
+    </w:p>
+    <w:p>
+      <w:pPr>
+        <w:pBdr>
+          <w:top w:val="single" w:sz="2" w:space="0" w:color="auto"/>
+          <w:left w:val="single" w:sz="2" w:space="0" w:color="auto"/>
+          <w:bottom w:val="single" w:sz="2" w:space="0" w:color="auto"/>
+          <w:right w:val="single" w:sz="2" w:space="0" w:color="auto"/>
+        </w:pBdr>
+        <w:shd w:val="clear" w:color="auto" w:fill="181818"/>
+        <w:spacing w:after="0" w:line="240" w:lineRule="auto"/>
+        <w:rPr>
+          <w:rFonts w:ascii="Segoe UI" w:eastAsia="Times New Roman" w:hAnsi="Segoe UI" w:cs="Segoe UI"/>
+          <w:color w:val="CCCCCC"/>
+          <w:sz w:val="20"/>
+          <w:szCs w:val="20"/>
+          <w:lang w:eastAsia="en-IN" w:bidi="hi-IN"/>
+        </w:rPr>
+      </w:pPr>
+    </w:p>
+    <w:p>
+      <w:pPr>
+        <w:pBdr>
+          <w:top w:val="single" w:sz="2" w:space="0" w:color="auto"/>
+          <w:left w:val="single" w:sz="2" w:space="0" w:color="auto"/>
+          <w:bottom w:val="single" w:sz="2" w:space="0" w:color="auto"/>
+          <w:right w:val="single" w:sz="2" w:space="0" w:color="auto"/>
+        </w:pBdr>
+        <w:shd w:val="clear" w:color="auto" w:fill="181818"/>
+        <w:spacing w:after="0" w:line="240" w:lineRule="auto"/>
+        <w:rPr>
+          <w:rFonts w:ascii="Segoe UI" w:eastAsia="Times New Roman" w:hAnsi="Segoe UI" w:cs="Segoe UI"/>
+          <w:color w:val="CCCCCC"/>
+          <w:sz w:val="20"/>
+          <w:szCs w:val="20"/>
+          <w:lang w:eastAsia="en-IN" w:bidi="hi-IN"/>
+        </w:rPr>
+      </w:pPr>
+    </w:p>
+    <w:p>
+      <w:pPr>
+        <w:pBdr>
+          <w:top w:val="single" w:sz="2" w:space="0" w:color="auto"/>
+          <w:left w:val="single" w:sz="2" w:space="0" w:color="auto"/>
+          <w:bottom w:val="single" w:sz="2" w:space="0" w:color="auto"/>
+          <w:right w:val="single" w:sz="2" w:space="0" w:color="auto"/>
+        </w:pBdr>
+        <w:shd w:val="clear" w:color="auto" w:fill="181818"/>
+        <w:spacing w:after="0" w:line="240" w:lineRule="auto"/>
+        <w:rPr>
+          <w:rFonts w:ascii="Segoe UI" w:eastAsia="Times New Roman" w:hAnsi="Segoe UI" w:cs="Segoe UI"/>
+          <w:color w:val="CCCCCC"/>
+          <w:sz w:val="20"/>
+          <w:szCs w:val="20"/>
+          <w:lang w:eastAsia="en-IN" w:bidi="hi-IN"/>
+        </w:rPr>
+      </w:pPr>
+    </w:p>
+    <w:p>
+      <w:pPr>
+        <w:pBdr>
+          <w:top w:val="single" w:sz="2" w:space="0" w:color="auto"/>
+          <w:left w:val="single" w:sz="2" w:space="0" w:color="auto"/>
+          <w:bottom w:val="single" w:sz="2" w:space="0" w:color="auto"/>
+          <w:right w:val="single" w:sz="2" w:space="0" w:color="auto"/>
+        </w:pBdr>
+        <w:shd w:val="clear" w:color="auto" w:fill="181818"/>
+        <w:spacing w:after="0" w:line="240" w:lineRule="auto"/>
+        <w:rPr>
+          <w:rFonts w:ascii="Segoe UI" w:eastAsia="Times New Roman" w:hAnsi="Segoe UI" w:cs="Segoe UI"/>
+          <w:color w:val="CCCCCC"/>
+          <w:sz w:val="20"/>
+          <w:szCs w:val="20"/>
+          <w:lang w:eastAsia="en-IN" w:bidi="hi-IN"/>
+        </w:rPr>
+      </w:pPr>
+    </w:p>
+    <w:p>
+      <w:pPr>
+        <w:pBdr>
+          <w:top w:val="single" w:sz="2" w:space="0" w:color="auto"/>
+          <w:left w:val="single" w:sz="2" w:space="0" w:color="auto"/>
+          <w:bottom w:val="single" w:sz="2" w:space="0" w:color="auto"/>
+          <w:right w:val="single" w:sz="2" w:space="0" w:color="auto"/>
+        </w:pBdr>
+        <w:shd w:val="clear" w:color="auto" w:fill="181818"/>
+        <w:spacing w:after="0" w:line="240" w:lineRule="auto"/>
+        <w:rPr>
+          <w:rFonts w:ascii="Segoe UI" w:eastAsia="Times New Roman" w:hAnsi="Segoe UI" w:cs="Segoe UI"/>
+          <w:color w:val="CCCCCC"/>
+          <w:sz w:val="20"/>
+          <w:szCs w:val="20"/>
+          <w:lang w:eastAsia="en-IN" w:bidi="hi-IN"/>
+        </w:rPr>
+      </w:pPr>
+    </w:p>
+    <w:p>
+      <w:pPr>
+        <w:pBdr>
+          <w:top w:val="single" w:sz="2" w:space="0" w:color="auto"/>
+          <w:left w:val="single" w:sz="2" w:space="0" w:color="auto"/>
+          <w:bottom w:val="single" w:sz="2" w:space="0" w:color="auto"/>
+          <w:right w:val="single" w:sz="2" w:space="0" w:color="auto"/>
+        </w:pBdr>
+        <w:shd w:val="clear" w:color="auto" w:fill="181818"/>
+        <w:spacing w:after="0" w:line="240" w:lineRule="auto"/>
+        <w:rPr>
+          <w:rFonts w:ascii="Segoe UI" w:eastAsia="Times New Roman" w:hAnsi="Segoe UI" w:cs="Segoe UI"/>
+          <w:color w:val="CCCCCC"/>
+          <w:sz w:val="20"/>
+          <w:szCs w:val="20"/>
+          <w:lang w:eastAsia="en-IN" w:bidi="hi-IN"/>
+        </w:rPr>
+      </w:pPr>
+    </w:p>
+    <w:p>
+      <w:pPr>
+        <w:pBdr>
+          <w:top w:val="single" w:sz="2" w:space="0" w:color="auto"/>
+          <w:left w:val="single" w:sz="2" w:space="0" w:color="auto"/>
+          <w:bottom w:val="single" w:sz="2" w:space="0" w:color="auto"/>
+          <w:right w:val="single" w:sz="2" w:space="0" w:color="auto"/>
+        </w:pBdr>
+        <w:shd w:val="clear" w:color="auto" w:fill="181818"/>
+        <w:spacing w:after="0" w:line="240" w:lineRule="auto"/>
+        <w:rPr>
+          <w:rFonts w:ascii="Segoe UI" w:eastAsia="Times New Roman" w:hAnsi="Segoe UI" w:cs="Segoe UI"/>
+          <w:color w:val="CCCCCC"/>
+          <w:sz w:val="20"/>
+          <w:szCs w:val="20"/>
+          <w:lang w:eastAsia="en-IN" w:bidi="hi-IN"/>
+        </w:rPr>
+      </w:pPr>
+    </w:p>
+    <w:p>
+      <w:pPr>
+        <w:pBdr>
+          <w:top w:val="single" w:sz="2" w:space="0" w:color="auto"/>
+          <w:left w:val="single" w:sz="2" w:space="0" w:color="auto"/>
+          <w:bottom w:val="single" w:sz="2" w:space="0" w:color="auto"/>
+          <w:right w:val="single" w:sz="2" w:space="0" w:color="auto"/>
+        </w:pBdr>
+        <w:shd w:val="clear" w:color="auto" w:fill="181818"/>
+        <w:spacing w:after="0" w:line="240" w:lineRule="auto"/>
+        <w:rPr>
+          <w:rFonts w:ascii="Segoe UI" w:eastAsia="Times New Roman" w:hAnsi="Segoe UI" w:cs="Segoe UI"/>
+          <w:color w:val="CCCCCC"/>
+          <w:sz w:val="20"/>
+          <w:szCs w:val="20"/>
+          <w:lang w:eastAsia="en-IN" w:bidi="hi-IN"/>
+        </w:rPr>
+      </w:pPr>
+    </w:p>
+    <w:p>
+      <w:pPr>
+        <w:pBdr>
+          <w:top w:val="single" w:sz="2" w:space="0" w:color="auto"/>
+          <w:left w:val="single" w:sz="2" w:space="0" w:color="auto"/>
+          <w:bottom w:val="single" w:sz="2" w:space="0" w:color="auto"/>
+          <w:right w:val="single" w:sz="2" w:space="0" w:color="auto"/>
+        </w:pBdr>
+        <w:shd w:val="clear" w:color="auto" w:fill="181818"/>
+        <w:spacing w:after="0" w:line="240" w:lineRule="auto"/>
+        <w:rPr>
+          <w:rFonts w:ascii="Segoe UI" w:eastAsia="Times New Roman" w:hAnsi="Segoe UI" w:cs="Segoe UI"/>
+          <w:color w:val="CCCCCC"/>
+          <w:sz w:val="20"/>
+          <w:szCs w:val="20"/>
+          <w:lang w:eastAsia="en-IN" w:bidi="hi-IN"/>
+        </w:rPr>
+      </w:pPr>
+      <w:r>
+        <w:rPr>
+          <w:rFonts w:ascii="Segoe UI" w:eastAsia="Times New Roman" w:hAnsi="Segoe UI" w:cs="Segoe UI"/>
+          <w:color w:val="CCCCCC"/>
+          <w:sz w:val="20"/>
+          <w:szCs w:val="20"/>
+          <w:lang w:eastAsia="en-IN" w:bidi="hi-IN"/>
+        </w:rPr>
+        <w:t>2026-08-17T12:33:52.773+</w:t>
+      </w:r>
+      <w:proofErr w:type="gramStart"/>
+      <w:r>
+        <w:rPr>
+          <w:rFonts w:ascii="Segoe UI" w:eastAsia="Times New Roman" w:hAnsi="Segoe UI" w:cs="Segoe UI"/>
+          <w:color w:val="CCCCCC"/>
+          <w:sz w:val="20"/>
+          <w:szCs w:val="20"/>
+          <w:lang w:eastAsia="en-IN" w:bidi="hi-IN"/>
+        </w:rPr>
+        <w:t>05:30  INFO</w:t>
+      </w:r>
+      <w:proofErr w:type="gramEnd"/>
+      <w:r>
+        <w:rPr>
+          <w:rFonts w:ascii="Segoe UI" w:eastAsia="Times New Roman" w:hAnsi="Segoe UI" w:cs="Segoe UI"/>
+          <w:color w:val="CCCCCC"/>
+          <w:sz w:val="20"/>
+          <w:szCs w:val="20"/>
+          <w:lang w:eastAsia="en-IN" w:bidi="hi-IN"/>
+        </w:rPr>
+        <w:t xml:space="preserve"> 9584 --- [patrol-tracker] [  </w:t>
+      </w:r>
+      <w:proofErr w:type="spellStart"/>
+      <w:r>
+        <w:rPr>
+          <w:rFonts w:ascii="Segoe UI" w:eastAsia="Times New Roman" w:hAnsi="Segoe UI" w:cs="Segoe UI"/>
+          <w:color w:val="CCCCCC"/>
+          <w:sz w:val="20"/>
+          <w:szCs w:val="20"/>
+          <w:lang w:eastAsia="en-IN" w:bidi="hi-IN"/>
+        </w:rPr>
+        <w:t>restartedMain</w:t>
+      </w:r>
+      <w:proofErr w:type="spellEnd"/>
+      <w:r>
+        <w:rPr>
+          <w:rFonts w:ascii="Segoe UI" w:eastAsia="Times New Roman" w:hAnsi="Segoe UI" w:cs="Segoe UI"/>
+          <w:color w:val="CCCCCC"/>
+          <w:sz w:val="20"/>
+          <w:szCs w:val="20"/>
+          <w:lang w:eastAsia="en-IN" w:bidi="hi-IN"/>
+        </w:rPr>
+        <w:t xml:space="preserve">] </w:t>
+      </w:r>
+      <w:proofErr w:type="spellStart"/>
+      <w:r>
+        <w:rPr>
+          <w:rFonts w:ascii="Segoe UI" w:eastAsia="Times New Roman" w:hAnsi="Segoe UI" w:cs="Segoe UI"/>
+          <w:color w:val="CCCCCC"/>
+          <w:sz w:val="20"/>
+          <w:szCs w:val="20"/>
+          <w:lang w:eastAsia="en-IN" w:bidi="hi-IN"/>
+        </w:rPr>
+        <w:t>o.s.b.d.a.OptionalLiveReloadServer</w:t>
+      </w:r>
+      <w:proofErr w:type="spellEnd"/>
+      <w:r>
+        <w:rPr>
+          <w:rFonts w:ascii="Segoe UI" w:eastAsia="Times New Roman" w:hAnsi="Segoe UI" w:cs="Segoe UI"/>
+          <w:color w:val="CCCCCC"/>
+          <w:sz w:val="20"/>
+          <w:szCs w:val="20"/>
+          <w:lang w:eastAsia="en-IN" w:bidi="hi-IN"/>
+        </w:rPr>
+        <w:t xml:space="preserve">       : </w:t>
+      </w:r>
+      <w:proofErr w:type="spellStart"/>
+      <w:r>
+        <w:rPr>
+          <w:rFonts w:ascii="Segoe UI" w:eastAsia="Times New Roman" w:hAnsi="Segoe UI" w:cs="Segoe UI"/>
+          <w:color w:val="CCCCCC"/>
+          <w:sz w:val="20"/>
+          <w:szCs w:val="20"/>
+          <w:lang w:eastAsia="en-IN" w:bidi="hi-IN"/>
+        </w:rPr>
+        <w:t>LiveReload</w:t>
+      </w:r>
+      <w:proofErr w:type="spellEnd"/>
+      <w:r>
+        <w:rPr>
+          <w:rFonts w:ascii="Segoe UI" w:eastAsia="Times New Roman" w:hAnsi="Segoe UI" w:cs="Segoe UI"/>
+          <w:color w:val="CCCCCC"/>
+          <w:sz w:val="20"/>
+          <w:szCs w:val="20"/>
+          <w:lang w:eastAsia="en-IN" w:bidi="hi-IN"/>
+        </w:rPr>
+        <w:t xml:space="preserve"> server is running on port 35729</w:t>
+      </w:r>
+    </w:p>
+    <w:p>
+      <w:pPr>
+        <w:pBdr>
+          <w:top w:val="single" w:sz="2" w:space="0" w:color="auto"/>
+          <w:left w:val="single" w:sz="2" w:space="0" w:color="auto"/>
+          <w:bottom w:val="single" w:sz="2" w:space="0" w:color="auto"/>
+          <w:right w:val="single" w:sz="2" w:space="0" w:color="auto"/>
+        </w:pBdr>
+        <w:shd w:val="clear" w:color="auto" w:fill="181818"/>
+        <w:spacing w:after="0" w:line="240" w:lineRule="auto"/>
+        <w:rPr>
+          <w:rFonts w:ascii="Segoe UI" w:eastAsia="Times New Roman" w:hAnsi="Segoe UI" w:cs="Segoe UI"/>
+          <w:color w:val="CCCCCC"/>
+          <w:sz w:val="20"/>
+          <w:szCs w:val="20"/>
+          <w:lang w:eastAsia="en-IN" w:bidi="hi-IN"/>
+        </w:rPr>
+      </w:pPr>
+      <w:r>
+        <w:rPr>
+          <w:rFonts w:ascii="Segoe UI" w:eastAsia="Times New Roman" w:hAnsi="Segoe UI" w:cs="Segoe UI"/>
+          <w:color w:val="CCCCCC"/>
+          <w:sz w:val="20"/>
+          <w:szCs w:val="20"/>
+          <w:lang w:eastAsia="en-IN" w:bidi="hi-IN"/>
+        </w:rPr>
+        <w:t>2026-08-17T12:33:52.918+</w:t>
+      </w:r>
+      <w:proofErr w:type="gramStart"/>
+      <w:r>
+        <w:rPr>
+          <w:rFonts w:ascii="Segoe UI" w:eastAsia="Times New Roman" w:hAnsi="Segoe UI" w:cs="Segoe UI"/>
+          <w:color w:val="CCCCCC"/>
+          <w:sz w:val="20"/>
+          <w:szCs w:val="20"/>
+          <w:lang w:eastAsia="en-IN" w:bidi="hi-IN"/>
+        </w:rPr>
+        <w:t>05:30  INFO</w:t>
+      </w:r>
+      <w:proofErr w:type="gramEnd"/>
+      <w:r>
+        <w:rPr>
+          <w:rFonts w:ascii="Segoe UI" w:eastAsia="Times New Roman" w:hAnsi="Segoe UI" w:cs="Segoe UI"/>
+          <w:color w:val="CCCCCC"/>
+          <w:sz w:val="20"/>
+          <w:szCs w:val="20"/>
+          <w:lang w:eastAsia="en-IN" w:bidi="hi-IN"/>
+        </w:rPr>
+        <w:t xml:space="preserve"> 9584 --- [patrol-tracker] [  </w:t>
+      </w:r>
+      <w:proofErr w:type="spellStart"/>
+      <w:r>
+        <w:rPr>
+          <w:rFonts w:ascii="Segoe UI" w:eastAsia="Times New Roman" w:hAnsi="Segoe UI" w:cs="Segoe UI"/>
+          <w:color w:val="CCCCCC"/>
+          <w:sz w:val="20"/>
+          <w:szCs w:val="20"/>
+          <w:lang w:eastAsia="en-IN" w:bidi="hi-IN"/>
+        </w:rPr>
+        <w:t>restartedMain</w:t>
+      </w:r>
+      <w:proofErr w:type="spellEnd"/>
+      <w:r>
+        <w:rPr>
+          <w:rFonts w:ascii="Segoe UI" w:eastAsia="Times New Roman" w:hAnsi="Segoe UI" w:cs="Segoe UI"/>
+          <w:color w:val="CCCCCC"/>
+          <w:sz w:val="20"/>
+          <w:szCs w:val="20"/>
+          <w:lang w:eastAsia="en-IN" w:bidi="hi-IN"/>
+        </w:rPr>
+        <w:t xml:space="preserve">] </w:t>
+      </w:r>
+      <w:proofErr w:type="spellStart"/>
+      <w:r>
+        <w:rPr>
+          <w:rFonts w:ascii="Segoe UI" w:eastAsia="Times New Roman" w:hAnsi="Segoe UI" w:cs="Segoe UI"/>
+          <w:color w:val="CCCCCC"/>
+          <w:sz w:val="20"/>
+          <w:szCs w:val="20"/>
+          <w:lang w:eastAsia="en-IN" w:bidi="hi-IN"/>
+        </w:rPr>
+        <w:t>o.s.b.w.embedded.tomcat.TomcatWebServer</w:t>
+      </w:r>
+      <w:proofErr w:type="spellEnd"/>
+      <w:r>
+        <w:rPr>
+          <w:rFonts w:ascii="Segoe UI" w:eastAsia="Times New Roman" w:hAnsi="Segoe UI" w:cs="Segoe UI"/>
+          <w:color w:val="CCCCCC"/>
+          <w:sz w:val="20"/>
+          <w:szCs w:val="20"/>
+          <w:lang w:eastAsia="en-IN" w:bidi="hi-IN"/>
+        </w:rPr>
+        <w:t xml:space="preserve">  : Tomcat started on port 8080 (http) with context path ''</w:t>
+      </w:r>
+    </w:p>
+    <w:p>
+      <w:pPr>
+        <w:pBdr>
+          <w:top w:val="single" w:sz="2" w:space="0" w:color="auto"/>
+          <w:left w:val="single" w:sz="2" w:space="0" w:color="auto"/>
+          <w:bottom w:val="single" w:sz="2" w:space="0" w:color="auto"/>
+          <w:right w:val="single" w:sz="2" w:space="0" w:color="auto"/>
+        </w:pBdr>
+        <w:shd w:val="clear" w:color="auto" w:fill="181818"/>
+        <w:spacing w:after="0" w:line="240" w:lineRule="auto"/>
+        <w:rPr>
+          <w:rFonts w:ascii="Segoe UI" w:eastAsia="Times New Roman" w:hAnsi="Segoe UI" w:cs="Segoe UI"/>
+          <w:color w:val="CCCCCC"/>
+          <w:sz w:val="20"/>
+          <w:szCs w:val="20"/>
+          <w:lang w:eastAsia="en-IN" w:bidi="hi-IN"/>
+        </w:rPr>
+      </w:pPr>
+      <w:r>
+        <w:rPr>
+          <w:rFonts w:ascii="Segoe UI" w:eastAsia="Times New Roman" w:hAnsi="Segoe UI" w:cs="Segoe UI"/>
+          <w:color w:val="CCCCCC"/>
+          <w:sz w:val="20"/>
+          <w:szCs w:val="20"/>
+          <w:lang w:eastAsia="en-IN" w:bidi="hi-IN"/>
+        </w:rPr>
+        <w:t>2026-08-17T12:33:52.957+</w:t>
+      </w:r>
+      <w:proofErr w:type="gramStart"/>
+      <w:r>
+        <w:rPr>
+          <w:rFonts w:ascii="Segoe UI" w:eastAsia="Times New Roman" w:hAnsi="Segoe UI" w:cs="Segoe UI"/>
+          <w:color w:val="CCCCCC"/>
+          <w:sz w:val="20"/>
+          <w:szCs w:val="20"/>
+          <w:lang w:eastAsia="en-IN" w:bidi="hi-IN"/>
+        </w:rPr>
+        <w:t>05:30  INFO</w:t>
+      </w:r>
+      <w:proofErr w:type="gramEnd"/>
+      <w:r>
+        <w:rPr>
+          <w:rFonts w:ascii="Segoe UI" w:eastAsia="Times New Roman" w:hAnsi="Segoe UI" w:cs="Segoe UI"/>
+          <w:color w:val="CCCCCC"/>
+          <w:sz w:val="20"/>
+          <w:szCs w:val="20"/>
+          <w:lang w:eastAsia="en-IN" w:bidi="hi-IN"/>
+        </w:rPr>
+        <w:t xml:space="preserve"> 9584 --- [patrol-tracker] [  </w:t>
+      </w:r>
+      <w:proofErr w:type="spellStart"/>
+      <w:r>
+        <w:rPr>
+          <w:rFonts w:ascii="Segoe UI" w:eastAsia="Times New Roman" w:hAnsi="Segoe UI" w:cs="Segoe UI"/>
+          <w:color w:val="CCCCCC"/>
+          <w:sz w:val="20"/>
+          <w:szCs w:val="20"/>
+          <w:lang w:eastAsia="en-IN" w:bidi="hi-IN"/>
+        </w:rPr>
+        <w:t>restartedMain</w:t>
+      </w:r>
+      <w:proofErr w:type="spellEnd"/>
+      <w:r>
+        <w:rPr>
+          <w:rFonts w:ascii="Segoe UI" w:eastAsia="Times New Roman" w:hAnsi="Segoe UI" w:cs="Segoe UI"/>
+          <w:color w:val="CCCCCC"/>
+          <w:sz w:val="20"/>
+          <w:szCs w:val="20"/>
+          <w:lang w:eastAsia="en-IN" w:bidi="hi-IN"/>
+        </w:rPr>
+        <w:t xml:space="preserve">] </w:t>
+      </w:r>
+      <w:proofErr w:type="spellStart"/>
+      <w:r>
+        <w:rPr>
+          <w:rFonts w:ascii="Segoe UI" w:eastAsia="Times New Roman" w:hAnsi="Segoe UI" w:cs="Segoe UI"/>
+          <w:color w:val="CCCCCC"/>
+          <w:sz w:val="20"/>
+          <w:szCs w:val="20"/>
+          <w:lang w:eastAsia="en-IN" w:bidi="hi-IN"/>
+        </w:rPr>
+        <w:t>c.p.PatrolTrackerApplication</w:t>
+      </w:r>
+      <w:proofErr w:type="spellEnd"/>
+      <w:r>
+        <w:rPr>
+          <w:rFonts w:ascii="Segoe UI" w:eastAsia="Times New Roman" w:hAnsi="Segoe UI" w:cs="Segoe UI"/>
+          <w:color w:val="CCCCCC"/>
+          <w:sz w:val="20"/>
+          <w:szCs w:val="20"/>
+          <w:lang w:eastAsia="en-IN" w:bidi="hi-IN"/>
+        </w:rPr>
+        <w:t xml:space="preserve">             : Started </w:t>
+      </w:r>
+      <w:proofErr w:type="spellStart"/>
+      <w:r>
+        <w:rPr>
+          <w:rFonts w:ascii="Segoe UI" w:eastAsia="Times New Roman" w:hAnsi="Segoe UI" w:cs="Segoe UI"/>
+          <w:color w:val="CCCCCC"/>
+          <w:sz w:val="20"/>
+          <w:szCs w:val="20"/>
+          <w:lang w:eastAsia="en-IN" w:bidi="hi-IN"/>
+        </w:rPr>
+        <w:t>PatrolTrackerApplication</w:t>
+      </w:r>
+      <w:proofErr w:type="spellEnd"/>
+      <w:r>
+        <w:rPr>
+          <w:rFonts w:ascii="Segoe UI" w:eastAsia="Times New Roman" w:hAnsi="Segoe UI" w:cs="Segoe UI"/>
+          <w:color w:val="CCCCCC"/>
+          <w:sz w:val="20"/>
+          <w:szCs w:val="20"/>
+          <w:lang w:eastAsia="en-IN" w:bidi="hi-IN"/>
+        </w:rPr>
+        <w:t xml:space="preserve"> in 17.679 seconds (process running for 19.555)</w:t>
+      </w:r>
+    </w:p>
+    <w:p>
+      <w:pPr>
+        <w:pBdr>
+          <w:top w:val="single" w:sz="2" w:space="0" w:color="auto"/>
+          <w:left w:val="single" w:sz="2" w:space="0" w:color="auto"/>
+          <w:bottom w:val="single" w:sz="2" w:space="0" w:color="auto"/>
+          <w:right w:val="single" w:sz="2" w:space="0" w:color="auto"/>
+        </w:pBdr>
+        <w:shd w:val="clear" w:color="auto" w:fill="181818"/>
+        <w:spacing w:after="0" w:line="240" w:lineRule="auto"/>
+        <w:rPr>
+          <w:rFonts w:ascii="Segoe UI" w:eastAsia="Times New Roman" w:hAnsi="Segoe UI" w:cs="Segoe UI"/>
+          <w:color w:val="CCCCCC"/>
+          <w:sz w:val="20"/>
+          <w:szCs w:val="20"/>
+          <w:lang w:eastAsia="en-IN" w:bidi="hi-IN"/>
+        </w:rPr>
+      </w:pPr>
+      <w:r>
+        <w:rPr>
+          <w:rFonts w:ascii="Segoe UI" w:eastAsia="Times New Roman" w:hAnsi="Segoe UI" w:cs="Segoe UI"/>
+          <w:color w:val="CCCCCC"/>
+          <w:sz w:val="20"/>
+          <w:szCs w:val="20"/>
+          <w:lang w:eastAsia="en-IN" w:bidi="hi-IN"/>
+        </w:rPr>
+        <w:t>&gt;&gt;&gt; Initializing Patrol Tracker Demo Seed Data with Login Credentials &amp; SMS Contact Info...</w:t>
+      </w:r>
+    </w:p>
+    <w:p>
+      <w:pPr>
+        <w:pBdr>
+          <w:top w:val="single" w:sz="2" w:space="0" w:color="auto"/>
+          <w:left w:val="single" w:sz="2" w:space="0" w:color="auto"/>
+          <w:bottom w:val="single" w:sz="2" w:space="0" w:color="auto"/>
+          <w:right w:val="single" w:sz="2" w:space="0" w:color="auto"/>
+        </w:pBdr>
+        <w:shd w:val="clear" w:color="auto" w:fill="181818"/>
+        <w:spacing w:after="0" w:line="240" w:lineRule="auto"/>
+        <w:rPr>
+          <w:rFonts w:ascii="Segoe UI" w:eastAsia="Times New Roman" w:hAnsi="Segoe UI" w:cs="Segoe UI"/>
+          <w:color w:val="CCCCCC"/>
+          <w:sz w:val="20"/>
+          <w:szCs w:val="20"/>
+          <w:lang w:eastAsia="en-IN" w:bidi="hi-IN"/>
+        </w:rPr>
+      </w:pPr>
+      <w:r>
+        <w:rPr>
+          <w:rFonts w:ascii="Segoe UI" w:eastAsia="Times New Roman" w:hAnsi="Segoe UI" w:cs="Segoe UI"/>
+          <w:color w:val="CCCCCC"/>
+          <w:sz w:val="20"/>
+          <w:szCs w:val="20"/>
+          <w:lang w:eastAsia="en-IN" w:bidi="hi-IN"/>
+        </w:rPr>
+        <w:t>&gt;&gt;&gt; Demo Seed Data Initialized Successfully!</w:t>
+      </w:r>
+    </w:p>
+    <w:p>
+      <w:pPr>
+        <w:pBdr>
+          <w:top w:val="single" w:sz="2" w:space="0" w:color="auto"/>
+          <w:left w:val="single" w:sz="2" w:space="0" w:color="auto"/>
+          <w:bottom w:val="single" w:sz="2" w:space="0" w:color="auto"/>
+          <w:right w:val="single" w:sz="2" w:space="0" w:color="auto"/>
+        </w:pBdr>
+        <w:shd w:val="clear" w:color="auto" w:fill="181818"/>
+        <w:spacing w:after="0" w:line="240" w:lineRule="auto"/>
+        <w:rPr>
+          <w:rFonts w:ascii="Segoe UI" w:eastAsia="Times New Roman" w:hAnsi="Segoe UI" w:cs="Segoe UI"/>
+          <w:color w:val="CCCCCC"/>
+          <w:sz w:val="20"/>
+          <w:szCs w:val="20"/>
+          <w:lang w:eastAsia="en-IN" w:bidi="hi-IN"/>
+        </w:rPr>
+      </w:pPr>
+    </w:p>
+    <w:p>
+      <w:pPr>
+        <w:pBdr>
+          <w:top w:val="single" w:sz="2" w:space="0" w:color="auto"/>
+          <w:left w:val="single" w:sz="2" w:space="0" w:color="auto"/>
+          <w:bottom w:val="single" w:sz="2" w:space="0" w:color="auto"/>
+          <w:right w:val="single" w:sz="2" w:space="0" w:color="auto"/>
+        </w:pBdr>
+        <w:shd w:val="clear" w:color="auto" w:fill="181818"/>
+        <w:spacing w:after="0" w:line="240" w:lineRule="auto"/>
+        <w:rPr>
+          <w:rFonts w:ascii="Segoe UI" w:eastAsia="Times New Roman" w:hAnsi="Segoe UI" w:cs="Segoe UI"/>
+          <w:color w:val="CCCCCC"/>
+          <w:sz w:val="20"/>
+          <w:szCs w:val="20"/>
+          <w:lang w:eastAsia="en-IN" w:bidi="hi-IN"/>
+        </w:rPr>
+      </w:pPr>
+      <w:r>
+        <w:rPr>
+          <w:rFonts w:ascii="Segoe UI" w:eastAsia="Times New Roman" w:hAnsi="Segoe UI" w:cs="Segoe UI"/>
+          <w:color w:val="CCCCCC"/>
+          <w:sz w:val="20"/>
+          <w:szCs w:val="20"/>
+          <w:lang w:eastAsia="en-IN" w:bidi="hi-IN"/>
+        </w:rPr>
+        <w:t>=======================================================</w:t>
+      </w:r>
+    </w:p>
+    <w:p>
+      <w:pPr>
+        <w:pBdr>
+          <w:top w:val="single" w:sz="2" w:space="0" w:color="auto"/>
+          <w:left w:val="single" w:sz="2" w:space="0" w:color="auto"/>
+          <w:bottom w:val="single" w:sz="2" w:space="0" w:color="auto"/>
+          <w:right w:val="single" w:sz="2" w:space="0" w:color="auto"/>
+        </w:pBdr>
+        <w:shd w:val="clear" w:color="auto" w:fill="181818"/>
+        <w:spacing w:after="0" w:line="240" w:lineRule="auto"/>
+        <w:rPr>
+          <w:rFonts w:ascii="Segoe UI" w:eastAsia="Times New Roman" w:hAnsi="Segoe UI" w:cs="Segoe UI"/>
+          <w:color w:val="CCCCCC"/>
+          <w:sz w:val="20"/>
+          <w:szCs w:val="20"/>
+          <w:lang w:eastAsia="en-IN" w:bidi="hi-IN"/>
+        </w:rPr>
+      </w:pPr>
+      <w:r>
+        <w:rPr>
+          <w:rFonts w:ascii="Segoe UI" w:eastAsia="Times New Roman" w:hAnsi="Segoe UI" w:cs="Segoe UI"/>
+          <w:color w:val="CCCCCC"/>
+          <w:sz w:val="20"/>
+          <w:szCs w:val="20"/>
+          <w:lang w:eastAsia="en-IN" w:bidi="hi-IN"/>
+        </w:rPr>
+        <w:t xml:space="preserve">  PATROL TRACKER MOBILE APP STARTED SUCCESSFULLY!</w:t>
+      </w:r>
+    </w:p>
+    <w:p>
+      <w:pPr>
+        <w:pBdr>
+          <w:top w:val="single" w:sz="2" w:space="0" w:color="auto"/>
+          <w:left w:val="single" w:sz="2" w:space="0" w:color="auto"/>
+          <w:bottom w:val="single" w:sz="2" w:space="0" w:color="auto"/>
+          <w:right w:val="single" w:sz="2" w:space="0" w:color="auto"/>
+        </w:pBdr>
+        <w:shd w:val="clear" w:color="auto" w:fill="181818"/>
+        <w:spacing w:after="0" w:line="240" w:lineRule="auto"/>
+        <w:rPr>
+          <w:rFonts w:ascii="Segoe UI" w:eastAsia="Times New Roman" w:hAnsi="Segoe UI" w:cs="Segoe UI"/>
+          <w:color w:val="CCCCCC"/>
+          <w:sz w:val="20"/>
+          <w:szCs w:val="20"/>
+          <w:lang w:eastAsia="en-IN" w:bidi="hi-IN"/>
+        </w:rPr>
+      </w:pPr>
+      <w:r>
+        <w:rPr>
+          <w:rFonts w:ascii="Segoe UI" w:eastAsia="Times New Roman" w:hAnsi="Segoe UI" w:cs="Segoe UI"/>
+          <w:color w:val="CCCCCC"/>
+          <w:sz w:val="20"/>
+          <w:szCs w:val="20"/>
+          <w:lang w:eastAsia="en-IN" w:bidi="hi-IN"/>
+        </w:rPr>
+        <w:t xml:space="preserve">  Access App UI: http://localhost:8080</w:t>
+      </w:r>
+    </w:p>
+    <w:p>
+      <w:pPr>
+        <w:pBdr>
+          <w:top w:val="single" w:sz="2" w:space="0" w:color="auto"/>
+          <w:left w:val="single" w:sz="2" w:space="0" w:color="auto"/>
+          <w:bottom w:val="single" w:sz="2" w:space="0" w:color="auto"/>
+          <w:right w:val="single" w:sz="2" w:space="0" w:color="auto"/>
+        </w:pBdr>
+        <w:shd w:val="clear" w:color="auto" w:fill="181818"/>
+        <w:spacing w:after="0" w:line="240" w:lineRule="auto"/>
+        <w:rPr>
+          <w:rFonts w:ascii="Segoe UI" w:eastAsia="Times New Roman" w:hAnsi="Segoe UI" w:cs="Segoe UI"/>
+          <w:color w:val="CCCCCC"/>
+          <w:sz w:val="20"/>
+          <w:szCs w:val="20"/>
+          <w:lang w:eastAsia="en-IN" w:bidi="hi-IN"/>
+        </w:rPr>
+      </w:pPr>
+      <w:r>
+        <w:rPr>
+          <w:rFonts w:ascii="Segoe UI" w:eastAsia="Times New Roman" w:hAnsi="Segoe UI" w:cs="Segoe UI"/>
+          <w:color w:val="CCCCCC"/>
+          <w:sz w:val="20"/>
+          <w:szCs w:val="20"/>
+          <w:lang w:eastAsia="en-IN" w:bidi="hi-IN"/>
+        </w:rPr>
+        <w:t xml:space="preserve">  H2 Console:    http://localhost:8080/h2-console</w:t>
+      </w:r>
+    </w:p>
+    <w:p>
+      <w:pPr>
+        <w:pBdr>
+          <w:top w:val="single" w:sz="2" w:space="0" w:color="auto"/>
+          <w:left w:val="single" w:sz="2" w:space="0" w:color="auto"/>
+          <w:bottom w:val="single" w:sz="2" w:space="0" w:color="auto"/>
+          <w:right w:val="single" w:sz="2" w:space="0" w:color="auto"/>
+        </w:pBdr>
+        <w:shd w:val="clear" w:color="auto" w:fill="181818"/>
+        <w:spacing w:after="0" w:line="240" w:lineRule="auto"/>
+        <w:rPr>
+          <w:rFonts w:ascii="Segoe UI" w:eastAsia="Times New Roman" w:hAnsi="Segoe UI" w:cs="Segoe UI"/>
+          <w:color w:val="CCCCCC"/>
+          <w:sz w:val="20"/>
+          <w:szCs w:val="20"/>
+          <w:lang w:eastAsia="en-IN" w:bidi="hi-IN"/>
+        </w:rPr>
+      </w:pPr>
+      <w:r>
+        <w:rPr>
+          <w:rFonts w:ascii="Segoe UI" w:eastAsia="Times New Roman" w:hAnsi="Segoe UI" w:cs="Segoe UI"/>
+          <w:color w:val="CCCCCC"/>
+          <w:sz w:val="20"/>
+          <w:szCs w:val="20"/>
+          <w:lang w:eastAsia="en-IN" w:bidi="hi-IN"/>
+        </w:rPr>
+        <w:t>=======================================================</w:t>
+      </w:r>
+    </w:p>
+    <w:p>
+      <w:pPr>
+        <w:pBdr>
+          <w:top w:val="single" w:sz="2" w:space="0" w:color="auto"/>
+          <w:left w:val="single" w:sz="2" w:space="0" w:color="auto"/>
+          <w:bottom w:val="single" w:sz="2" w:space="0" w:color="auto"/>
+          <w:right w:val="single" w:sz="2" w:space="0" w:color="auto"/>
+        </w:pBdr>
+        <w:shd w:val="clear" w:color="auto" w:fill="181818"/>
+        <w:spacing w:after="0" w:line="240" w:lineRule="auto"/>
+        <w:rPr>
+          <w:rFonts w:ascii="Segoe UI" w:eastAsia="Times New Roman" w:hAnsi="Segoe UI" w:cs="Segoe UI"/>
+          <w:color w:val="CCCCCC"/>
+          <w:sz w:val="20"/>
+          <w:szCs w:val="20"/>
+          <w:lang w:eastAsia="en-IN" w:bidi="hi-IN"/>
+        </w:rPr>
+      </w:pPr>
+    </w:p>
+    <w:p>
+      <w:pPr>
+        <w:pBdr>
+          <w:top w:val="single" w:sz="2" w:space="0" w:color="auto"/>
+          <w:left w:val="single" w:sz="2" w:space="0" w:color="auto"/>
+          <w:bottom w:val="single" w:sz="2" w:space="0" w:color="auto"/>
+          <w:right w:val="single" w:sz="2" w:space="0" w:color="auto"/>
+        </w:pBdr>
+        <w:shd w:val="clear" w:color="auto" w:fill="181818"/>
+        <w:spacing w:after="0" w:line="240" w:lineRule="auto"/>
+        <w:rPr>
+          <w:rFonts w:ascii="Segoe UI" w:eastAsia="Times New Roman" w:hAnsi="Segoe UI" w:cs="Segoe UI"/>
+          <w:color w:val="CCCCCC"/>
+          <w:sz w:val="20"/>
+          <w:szCs w:val="20"/>
+          <w:lang w:eastAsia="en-IN" w:bidi="hi-IN"/>
+        </w:rPr>
+      </w:pPr>
+    </w:p>
+    <w:p>
+      <w:pPr>
+        <w:pBdr>
+          <w:top w:val="single" w:sz="2" w:space="0" w:color="auto"/>
+          <w:left w:val="single" w:sz="2" w:space="0" w:color="auto"/>
+          <w:bottom w:val="single" w:sz="2" w:space="0" w:color="auto"/>
+          <w:right w:val="single" w:sz="2" w:space="0" w:color="auto"/>
+        </w:pBdr>
+        <w:shd w:val="clear" w:color="auto" w:fill="181818"/>
+        <w:spacing w:after="0" w:line="240" w:lineRule="auto"/>
+        <w:rPr>
+          <w:rFonts w:ascii="Segoe UI" w:eastAsia="Times New Roman" w:hAnsi="Segoe UI" w:cs="Segoe UI"/>
+          <w:color w:val="CCCCCC"/>
+          <w:sz w:val="20"/>
+          <w:szCs w:val="20"/>
+          <w:lang w:eastAsia="en-IN" w:bidi="hi-IN"/>
+        </w:rPr>
+      </w:pPr>
+    </w:p>
+    <w:p>
+      <w:pPr>
+        <w:pBdr>
+          <w:top w:val="single" w:sz="2" w:space="0" w:color="auto"/>
+          <w:left w:val="single" w:sz="2" w:space="0" w:color="auto"/>
+          <w:bottom w:val="single" w:sz="2" w:space="0" w:color="auto"/>
+          <w:right w:val="single" w:sz="2" w:space="0" w:color="auto"/>
+        </w:pBdr>
+        <w:shd w:val="clear" w:color="auto" w:fill="181818"/>
+        <w:spacing w:after="0" w:line="240" w:lineRule="auto"/>
+        <w:rPr>
+          <w:rFonts w:ascii="Segoe UI" w:eastAsia="Times New Roman" w:hAnsi="Segoe UI" w:cs="Segoe UI"/>
+          <w:color w:val="CCCCCC"/>
+          <w:sz w:val="20"/>
+          <w:szCs w:val="20"/>
+          <w:lang w:eastAsia="en-IN" w:bidi="hi-IN"/>
+        </w:rPr>
+      </w:pPr>
+    </w:p>
+    <w:p>
+      <w:pPr>
+        <w:pBdr>
+          <w:top w:val="single" w:sz="2" w:space="0" w:color="auto"/>
+          <w:left w:val="single" w:sz="2" w:space="0" w:color="auto"/>
+          <w:bottom w:val="single" w:sz="2" w:space="0" w:color="auto"/>
+          <w:right w:val="single" w:sz="2" w:space="0" w:color="auto"/>
+        </w:pBdr>
+        <w:shd w:val="clear" w:color="auto" w:fill="181818"/>
+        <w:spacing w:after="0" w:line="240" w:lineRule="auto"/>
+        <w:rPr>
+          <w:rFonts w:ascii="Segoe UI" w:eastAsia="Times New Roman" w:hAnsi="Segoe UI" w:cs="Segoe UI"/>
+          <w:color w:val="CCCCCC"/>
+          <w:sz w:val="20"/>
+          <w:szCs w:val="20"/>
+          <w:lang w:eastAsia="en-IN" w:bidi="hi-IN"/>
+        </w:rPr>
+      </w:pPr>
+    </w:p>
+    <w:p>
+      <w:pPr>
+        <w:pBdr>
+          <w:top w:val="single" w:sz="2" w:space="0" w:color="auto"/>
+          <w:left w:val="single" w:sz="2" w:space="0" w:color="auto"/>
+          <w:bottom w:val="single" w:sz="2" w:space="0" w:color="auto"/>
+          <w:right w:val="single" w:sz="2" w:space="0" w:color="auto"/>
+        </w:pBdr>
+        <w:shd w:val="clear" w:color="auto" w:fill="181818"/>
+        <w:spacing w:after="0" w:line="240" w:lineRule="auto"/>
+        <w:rPr>
+          <w:rFonts w:ascii="Segoe UI" w:eastAsia="Times New Roman" w:hAnsi="Segoe UI" w:cs="Segoe UI"/>
+          <w:color w:val="CCCCCC"/>
+          <w:sz w:val="20"/>
+          <w:szCs w:val="20"/>
+          <w:lang w:eastAsia="en-IN" w:bidi="hi-IN"/>
+        </w:rPr>
+      </w:pPr>
+    </w:p>
+    <w:p>
+      <w:pPr>
+        <w:pBdr>
+          <w:top w:val="single" w:sz="2" w:space="0" w:color="auto"/>
+          <w:left w:val="single" w:sz="2" w:space="0" w:color="auto"/>
+          <w:bottom w:val="single" w:sz="2" w:space="0" w:color="auto"/>
+          <w:right w:val="single" w:sz="2" w:space="0" w:color="auto"/>
+        </w:pBdr>
+        <w:shd w:val="clear" w:color="auto" w:fill="181818"/>
+        <w:spacing w:after="0" w:line="240" w:lineRule="auto"/>
+        <w:rPr>
+          <w:rFonts w:ascii="Segoe UI" w:eastAsia="Times New Roman" w:hAnsi="Segoe UI" w:cs="Segoe UI"/>
+          <w:color w:val="CCCCCC"/>
+          <w:sz w:val="20"/>
+          <w:szCs w:val="20"/>
+          <w:lang w:eastAsia="en-IN" w:bidi="hi-IN"/>
+        </w:rPr>
+      </w:pPr>
+    </w:p>
+    <w:p>
+      <w:pPr>
+        <w:pBdr>
+          <w:top w:val="single" w:sz="2" w:space="0" w:color="auto"/>
+          <w:left w:val="single" w:sz="2" w:space="0" w:color="auto"/>
+          <w:bottom w:val="single" w:sz="2" w:space="0" w:color="auto"/>
+          <w:right w:val="single" w:sz="2" w:space="0" w:color="auto"/>
+        </w:pBdr>
+        <w:shd w:val="clear" w:color="auto" w:fill="181818"/>
+        <w:spacing w:after="0" w:line="240" w:lineRule="auto"/>
+        <w:rPr>
+          <w:rFonts w:ascii="Segoe UI" w:eastAsia="Times New Roman" w:hAnsi="Segoe UI" w:cs="Segoe UI"/>
+          <w:color w:val="CCCCCC"/>
+          <w:sz w:val="20"/>
+          <w:szCs w:val="20"/>
+          <w:lang w:eastAsia="en-IN" w:bidi="hi-IN"/>
+        </w:rPr>
+      </w:pPr>
+    </w:p>
+    <w:p>
+      <w:pPr>
+        <w:pBdr>
+          <w:top w:val="single" w:sz="2" w:space="0" w:color="auto"/>
+          <w:left w:val="single" w:sz="2" w:space="0" w:color="auto"/>
+          <w:bottom w:val="single" w:sz="2" w:space="0" w:color="auto"/>
+          <w:right w:val="single" w:sz="2" w:space="0" w:color="auto"/>
+        </w:pBdr>
+        <w:shd w:val="clear" w:color="auto" w:fill="181818"/>
+        <w:spacing w:after="0" w:line="240" w:lineRule="auto"/>
+        <w:rPr>
+          <w:rFonts w:ascii="Segoe UI" w:eastAsia="Times New Roman" w:hAnsi="Segoe UI" w:cs="Segoe UI"/>
+          <w:color w:val="CCCCCC"/>
+          <w:sz w:val="20"/>
+          <w:szCs w:val="20"/>
+          <w:lang w:eastAsia="en-IN" w:bidi="hi-IN"/>
+        </w:rPr>
+      </w:pPr>
+    </w:p>
+    <w:p>
+      <w:pPr>
+        <w:pBdr>
+          <w:top w:val="single" w:sz="2" w:space="0" w:color="auto"/>
+          <w:left w:val="single" w:sz="2" w:space="0" w:color="auto"/>
+          <w:bottom w:val="single" w:sz="2" w:space="0" w:color="auto"/>
+          <w:right w:val="single" w:sz="2" w:space="0" w:color="auto"/>
+        </w:pBdr>
+        <w:shd w:val="clear" w:color="auto" w:fill="181818"/>
+        <w:spacing w:after="0" w:line="240" w:lineRule="auto"/>
+        <w:rPr>
+          <w:rFonts w:ascii="Segoe UI" w:eastAsia="Times New Roman" w:hAnsi="Segoe UI" w:cs="Segoe UI"/>
+          <w:color w:val="CCCCCC"/>
+          <w:sz w:val="20"/>
+          <w:szCs w:val="20"/>
+          <w:lang w:eastAsia="en-IN" w:bidi="hi-IN"/>
+        </w:rPr>
+      </w:pPr>
+    </w:p>
+    <w:p>
+      <w:pPr>
+        <w:pBdr>
+          <w:top w:val="single" w:sz="2" w:space="0" w:color="auto"/>
+          <w:left w:val="single" w:sz="2" w:space="0" w:color="auto"/>
+          <w:bottom w:val="single" w:sz="2" w:space="0" w:color="auto"/>
+          <w:right w:val="single" w:sz="2" w:space="0" w:color="auto"/>
+        </w:pBdr>
+        <w:shd w:val="clear" w:color="auto" w:fill="181818"/>
+        <w:spacing w:after="0" w:line="240" w:lineRule="auto"/>
+        <w:rPr>
+          <w:rFonts w:ascii="Segoe UI" w:eastAsia="Times New Roman" w:hAnsi="Segoe UI" w:cs="Segoe UI"/>
+          <w:color w:val="CCCCCC"/>
+          <w:sz w:val="20"/>
+          <w:szCs w:val="20"/>
+          <w:lang w:eastAsia="en-IN" w:bidi="hi-IN"/>
+        </w:rPr>
+      </w:pPr>
+    </w:p>
+    <w:p>
+      <w:pPr>
         <w:pBdr>
           <w:top w:val="single" w:sz="2" w:space="0" w:color="auto"/>
           <w:left w:val="single" w:sz="2" w:space="0" w:color="auto"/>
@@ -308,6 +3003,7 @@
           <w:bdr w:val="single" w:sz="2" w:space="0" w:color="auto" w:frame="1"/>
           <w:lang w:eastAsia="en-IN" w:bidi="hi-IN"/>
         </w:rPr>
+        <w:lastRenderedPageBreak/>
         <mc:AlternateContent>
           <mc:Choice Requires="wps">
             <w:drawing>
@@ -706,9 +3402,18 @@
           <w:shd w:val="clear" w:color="auto" w:fill="3C3C3C"/>
           <w:lang w:eastAsia="en-IN" w:bidi="hi-IN"/>
         </w:rPr>
-        <w:t>/</w:t>
-      </w:r>
-      <w:proofErr w:type="spellStart"/>
+        <w:t>/api/users</w:t>
+      </w:r>
+      <w:r>
+        <w:rPr>
+          <w:rFonts w:ascii="Segoe UI" w:eastAsia="Times New Roman" w:hAnsi="Segoe UI" w:cs="Segoe UI"/>
+          <w:color w:val="CCCCCC"/>
+          <w:sz w:val="20"/>
+          <w:szCs w:val="20"/>
+          <w:lang w:eastAsia="en-IN" w:bidi="hi-IN"/>
+        </w:rPr>
+        <w:t>, </w:t>
+      </w:r>
       <w:r>
         <w:rPr>
           <w:rFonts w:ascii="Consolas" w:eastAsia="Times New Roman" w:hAnsi="Consolas" w:cs="Courier New"/>
@@ -719,68 +3424,7 @@
           <w:shd w:val="clear" w:color="auto" w:fill="3C3C3C"/>
           <w:lang w:eastAsia="en-IN" w:bidi="hi-IN"/>
         </w:rPr>
-        <w:t>api</w:t>
-      </w:r>
-      <w:proofErr w:type="spellEnd"/>
-      <w:r>
-        <w:rPr>
-          <w:rFonts w:ascii="Consolas" w:eastAsia="Times New Roman" w:hAnsi="Consolas" w:cs="Courier New"/>
-          <w:color w:val="D0D0D0"/>
-          <w:sz w:val="18"/>
-          <w:szCs w:val="18"/>
-          <w:bdr w:val="single" w:sz="2" w:space="0" w:color="auto" w:frame="1"/>
-          <w:shd w:val="clear" w:color="auto" w:fill="3C3C3C"/>
-          <w:lang w:eastAsia="en-IN" w:bidi="hi-IN"/>
-        </w:rPr>
-        <w:t>/users</w:t>
-      </w:r>
-      <w:r>
-        <w:rPr>
-          <w:rFonts w:ascii="Segoe UI" w:eastAsia="Times New Roman" w:hAnsi="Segoe UI" w:cs="Segoe UI"/>
-          <w:color w:val="CCCCCC"/>
-          <w:sz w:val="20"/>
-          <w:szCs w:val="20"/>
-          <w:lang w:eastAsia="en-IN" w:bidi="hi-IN"/>
-        </w:rPr>
-        <w:t>, </w:t>
-      </w:r>
-      <w:r>
-        <w:rPr>
-          <w:rFonts w:ascii="Consolas" w:eastAsia="Times New Roman" w:hAnsi="Consolas" w:cs="Courier New"/>
-          <w:color w:val="D0D0D0"/>
-          <w:sz w:val="18"/>
-          <w:szCs w:val="18"/>
-          <w:bdr w:val="single" w:sz="2" w:space="0" w:color="auto" w:frame="1"/>
-          <w:shd w:val="clear" w:color="auto" w:fill="3C3C3C"/>
-          <w:lang w:eastAsia="en-IN" w:bidi="hi-IN"/>
-        </w:rPr>
-        <w:t>/</w:t>
-      </w:r>
-      <w:proofErr w:type="spellStart"/>
-      <w:r>
-        <w:rPr>
-          <w:rFonts w:ascii="Consolas" w:eastAsia="Times New Roman" w:hAnsi="Consolas" w:cs="Courier New"/>
-          <w:color w:val="D0D0D0"/>
-          <w:sz w:val="18"/>
-          <w:szCs w:val="18"/>
-          <w:bdr w:val="single" w:sz="2" w:space="0" w:color="auto" w:frame="1"/>
-          <w:shd w:val="clear" w:color="auto" w:fill="3C3C3C"/>
-          <w:lang w:eastAsia="en-IN" w:bidi="hi-IN"/>
-        </w:rPr>
-        <w:t>api</w:t>
-      </w:r>
-      <w:proofErr w:type="spellEnd"/>
-      <w:r>
-        <w:rPr>
-          <w:rFonts w:ascii="Consolas" w:eastAsia="Times New Roman" w:hAnsi="Consolas" w:cs="Courier New"/>
-          <w:color w:val="D0D0D0"/>
-          <w:sz w:val="18"/>
-          <w:szCs w:val="18"/>
-          <w:bdr w:val="single" w:sz="2" w:space="0" w:color="auto" w:frame="1"/>
-          <w:shd w:val="clear" w:color="auto" w:fill="3C3C3C"/>
-          <w:lang w:eastAsia="en-IN" w:bidi="hi-IN"/>
-        </w:rPr>
-        <w:t>/analytics</w:t>
+        <w:t>/api/analytics</w:t>
       </w:r>
       <w:r>
         <w:rPr>
@@ -1458,7 +4102,6 @@
           <w:rFonts w:ascii="Segoe UI" w:hAnsi="Segoe UI" w:cs="Segoe UI"/>
           <w:color w:val="CCCCCC"/>
         </w:rPr>
-        <w:lastRenderedPageBreak/>
         <w:t>🛠️ How to Re-Run the App Anytime in the Terminal</w:t>
       </w:r>
     </w:p>
@@ -1774,6 +4417,7 @@
           <w:rFonts w:ascii="Arial" w:hAnsi="Arial" w:cs="Arial"/>
           <w:color w:val="CCCCCC"/>
         </w:rPr>
+        <w:lastRenderedPageBreak/>
         <w:t>powershell</w:t>
       </w:r>
       <w:proofErr w:type="spellEnd"/>
@@ -2984,7 +5628,6 @@
           <w:szCs w:val="20"/>
           <w:lang w:eastAsia="en-IN" w:bidi="hi-IN"/>
         </w:rPr>
-        <w:lastRenderedPageBreak/>
         <w:t>Displayed across the top banner as:</w:t>
       </w:r>
       <w:r>
@@ -3042,1380 +5685,6 @@
           <w:lang w:eastAsia="en-IN" w:bidi="hi-IN"/>
         </w:rPr>
         <w:t>Login using pre-configured Patrol Duty Monitor credentials at </w:t>
-      </w:r>
-      <w:hyperlink r:id="rId6" w:history="1">
-        <w:r>
-          <w:rPr>
-            <w:rFonts w:ascii="Segoe UI" w:eastAsia="Times New Roman" w:hAnsi="Segoe UI" w:cs="Segoe UI"/>
-            <w:b/>
-            <w:bCs/>
-            <w:color w:val="4DAAFC"/>
-            <w:sz w:val="20"/>
-            <w:szCs w:val="20"/>
-            <w:bdr w:val="single" w:sz="2" w:space="0" w:color="auto" w:frame="1"/>
-            <w:lang w:eastAsia="en-IN" w:bidi="hi-IN"/>
-          </w:rPr>
-          <w:t>http://localhost:8080/login</w:t>
-        </w:r>
-      </w:hyperlink>
-      <w:r>
-        <w:rPr>
-          <w:rFonts w:ascii="Segoe UI" w:eastAsia="Times New Roman" w:hAnsi="Segoe UI" w:cs="Segoe UI"/>
-          <w:color w:val="CCCCCC"/>
-          <w:sz w:val="20"/>
-          <w:szCs w:val="20"/>
-          <w:lang w:eastAsia="en-IN" w:bidi="hi-IN"/>
-        </w:rPr>
-        <w:t>:</w:t>
-      </w:r>
-    </w:p>
-    <w:p>
-      <w:pPr>
-        <w:numPr>
-          <w:ilvl w:val="1"/>
-          <w:numId w:val="3"/>
-        </w:numPr>
-        <w:pBdr>
-          <w:top w:val="single" w:sz="2" w:space="0" w:color="auto"/>
-          <w:left w:val="single" w:sz="2" w:space="0" w:color="auto"/>
-          <w:bottom w:val="single" w:sz="2" w:space="0" w:color="auto"/>
-          <w:right w:val="single" w:sz="2" w:space="0" w:color="auto"/>
-        </w:pBdr>
-        <w:shd w:val="clear" w:color="auto" w:fill="181818"/>
-        <w:spacing w:before="100" w:beforeAutospacing="1" w:after="100" w:afterAutospacing="1" w:line="240" w:lineRule="auto"/>
-        <w:rPr>
-          <w:rFonts w:ascii="Segoe UI" w:eastAsia="Times New Roman" w:hAnsi="Segoe UI" w:cs="Segoe UI"/>
-          <w:color w:val="CCCCCC"/>
-          <w:sz w:val="20"/>
-          <w:szCs w:val="20"/>
-          <w:lang w:eastAsia="en-IN" w:bidi="hi-IN"/>
-        </w:rPr>
-      </w:pPr>
-      <w:r>
-        <w:rPr>
-          <w:rFonts w:ascii="Segoe UI" w:eastAsia="Times New Roman" w:hAnsi="Segoe UI" w:cs="Segoe UI"/>
-          <w:b/>
-          <w:bCs/>
-          <w:color w:val="CCCCCC"/>
-          <w:sz w:val="20"/>
-          <w:szCs w:val="20"/>
-          <w:bdr w:val="single" w:sz="2" w:space="0" w:color="auto" w:frame="1"/>
-          <w:lang w:eastAsia="en-IN" w:bidi="hi-IN"/>
-        </w:rPr>
-        <w:t>Username / User ID</w:t>
-      </w:r>
-      <w:r>
-        <w:rPr>
-          <w:rFonts w:ascii="Segoe UI" w:eastAsia="Times New Roman" w:hAnsi="Segoe UI" w:cs="Segoe UI"/>
-          <w:color w:val="CCCCCC"/>
-          <w:sz w:val="20"/>
-          <w:szCs w:val="20"/>
-          <w:lang w:eastAsia="en-IN" w:bidi="hi-IN"/>
-        </w:rPr>
-        <w:t>: </w:t>
-      </w:r>
-      <w:r>
-        <w:rPr>
-          <w:rFonts w:ascii="Consolas" w:eastAsia="Times New Roman" w:hAnsi="Consolas" w:cs="Courier New"/>
-          <w:color w:val="D0D0D0"/>
-          <w:sz w:val="18"/>
-          <w:szCs w:val="18"/>
-          <w:bdr w:val="single" w:sz="2" w:space="0" w:color="auto" w:frame="1"/>
-          <w:shd w:val="clear" w:color="auto" w:fill="3C3C3C"/>
-          <w:lang w:eastAsia="en-IN" w:bidi="hi-IN"/>
-        </w:rPr>
-        <w:t>usr-004</w:t>
-      </w:r>
-    </w:p>
-    <w:p>
-      <w:pPr>
-        <w:numPr>
-          <w:ilvl w:val="1"/>
-          <w:numId w:val="3"/>
-        </w:numPr>
-        <w:pBdr>
-          <w:top w:val="single" w:sz="2" w:space="0" w:color="auto"/>
-          <w:left w:val="single" w:sz="2" w:space="0" w:color="auto"/>
-          <w:bottom w:val="single" w:sz="2" w:space="0" w:color="auto"/>
-          <w:right w:val="single" w:sz="2" w:space="0" w:color="auto"/>
-        </w:pBdr>
-        <w:shd w:val="clear" w:color="auto" w:fill="181818"/>
-        <w:spacing w:before="100" w:beforeAutospacing="1" w:after="100" w:afterAutospacing="1" w:line="240" w:lineRule="auto"/>
-        <w:rPr>
-          <w:rFonts w:ascii="Segoe UI" w:eastAsia="Times New Roman" w:hAnsi="Segoe UI" w:cs="Segoe UI"/>
-          <w:color w:val="CCCCCC"/>
-          <w:sz w:val="20"/>
-          <w:szCs w:val="20"/>
-          <w:lang w:eastAsia="en-IN" w:bidi="hi-IN"/>
-        </w:rPr>
-      </w:pPr>
-      <w:r>
-        <w:rPr>
-          <w:rFonts w:ascii="Segoe UI" w:eastAsia="Times New Roman" w:hAnsi="Segoe UI" w:cs="Segoe UI"/>
-          <w:b/>
-          <w:bCs/>
-          <w:color w:val="CCCCCC"/>
-          <w:sz w:val="20"/>
-          <w:szCs w:val="20"/>
-          <w:bdr w:val="single" w:sz="2" w:space="0" w:color="auto" w:frame="1"/>
-          <w:lang w:eastAsia="en-IN" w:bidi="hi-IN"/>
-        </w:rPr>
-        <w:t>Password</w:t>
-      </w:r>
-      <w:r>
-        <w:rPr>
-          <w:rFonts w:ascii="Segoe UI" w:eastAsia="Times New Roman" w:hAnsi="Segoe UI" w:cs="Segoe UI"/>
-          <w:color w:val="CCCCCC"/>
-          <w:sz w:val="20"/>
-          <w:szCs w:val="20"/>
-          <w:lang w:eastAsia="en-IN" w:bidi="hi-IN"/>
-        </w:rPr>
-        <w:t>: </w:t>
-      </w:r>
-      <w:r>
-        <w:rPr>
-          <w:rFonts w:ascii="Consolas" w:eastAsia="Times New Roman" w:hAnsi="Consolas" w:cs="Courier New"/>
-          <w:color w:val="D0D0D0"/>
-          <w:sz w:val="18"/>
-          <w:szCs w:val="18"/>
-          <w:bdr w:val="single" w:sz="2" w:space="0" w:color="auto" w:frame="1"/>
-          <w:shd w:val="clear" w:color="auto" w:fill="3C3C3C"/>
-          <w:lang w:eastAsia="en-IN" w:bidi="hi-IN"/>
-        </w:rPr>
-        <w:t>admin123</w:t>
-      </w:r>
-    </w:p>
-    <w:p>
-      <w:pPr>
-        <w:shd w:val="clear" w:color="auto" w:fill="181818"/>
-        <w:spacing w:after="0" w:line="240" w:lineRule="auto"/>
-        <w:rPr>
-          <w:rFonts w:ascii="Segoe UI" w:eastAsia="Times New Roman" w:hAnsi="Segoe UI" w:cs="Segoe UI"/>
-          <w:color w:val="CCCCCC"/>
-          <w:sz w:val="20"/>
-          <w:szCs w:val="20"/>
-          <w:lang w:eastAsia="en-IN" w:bidi="hi-IN"/>
-        </w:rPr>
-      </w:pPr>
-      <w:r>
-        <w:rPr>
-          <w:rFonts w:ascii="Segoe UI" w:eastAsia="Times New Roman" w:hAnsi="Segoe UI" w:cs="Segoe UI"/>
-          <w:color w:val="CCCCCC"/>
-          <w:sz w:val="20"/>
-          <w:szCs w:val="20"/>
-          <w:lang w:eastAsia="en-IN" w:bidi="hi-IN"/>
-        </w:rPr>
-        <w:pict>
-          <v:rect id="_x0000_i1028" style="width:180pt;height:.75pt" o:hrpct="0" o:hralign="center" o:hrstd="t" o:hr="t" fillcolor="#a0a0a0" stroked="f"/>
-        </w:pict>
-      </w:r>
-    </w:p>
-    <w:p>
-      <w:pPr>
-        <w:pBdr>
-          <w:top w:val="single" w:sz="2" w:space="0" w:color="auto"/>
-          <w:left w:val="single" w:sz="2" w:space="0" w:color="auto"/>
-          <w:bottom w:val="single" w:sz="2" w:space="0" w:color="auto"/>
-          <w:right w:val="single" w:sz="2" w:space="0" w:color="auto"/>
-        </w:pBdr>
-        <w:shd w:val="clear" w:color="auto" w:fill="181818"/>
-        <w:spacing w:before="100" w:beforeAutospacing="1" w:after="100" w:afterAutospacing="1" w:line="240" w:lineRule="auto"/>
-        <w:outlineLvl w:val="2"/>
-        <w:rPr>
-          <w:rFonts w:ascii="Segoe UI" w:eastAsia="Times New Roman" w:hAnsi="Segoe UI" w:cs="Segoe UI"/>
-          <w:color w:val="CCCCCC"/>
-          <w:sz w:val="27"/>
-          <w:szCs w:val="27"/>
-          <w:lang w:eastAsia="en-IN" w:bidi="hi-IN"/>
-        </w:rPr>
-      </w:pPr>
-      <w:proofErr w:type="gramStart"/>
-      <w:r>
-        <w:rPr>
-          <w:rFonts w:ascii="Segoe UI" w:eastAsia="Times New Roman" w:hAnsi="Segoe UI" w:cs="Segoe UI"/>
-          <w:color w:val="CCCCCC"/>
-          <w:sz w:val="27"/>
-          <w:szCs w:val="27"/>
-          <w:lang w:eastAsia="en-IN" w:bidi="hi-IN"/>
-        </w:rPr>
-        <w:t>🔑 2.</w:t>
-      </w:r>
-      <w:proofErr w:type="gramEnd"/>
-      <w:r>
-        <w:rPr>
-          <w:rFonts w:ascii="Segoe UI" w:eastAsia="Times New Roman" w:hAnsi="Segoe UI" w:cs="Segoe UI"/>
-          <w:color w:val="CCCCCC"/>
-          <w:sz w:val="27"/>
-          <w:szCs w:val="27"/>
-          <w:lang w:eastAsia="en-IN" w:bidi="hi-IN"/>
-        </w:rPr>
-        <w:t xml:space="preserve"> Custom Username &amp; Password Account Creation (</w:t>
-      </w:r>
-      <w:r>
-        <w:rPr>
-          <w:rFonts w:ascii="Consolas" w:eastAsia="Times New Roman" w:hAnsi="Consolas" w:cs="Courier New"/>
-          <w:color w:val="D0D0D0"/>
-          <w:sz w:val="24"/>
-          <w:szCs w:val="24"/>
-          <w:bdr w:val="single" w:sz="2" w:space="0" w:color="auto" w:frame="1"/>
-          <w:shd w:val="clear" w:color="auto" w:fill="3C3C3C"/>
-          <w:lang w:eastAsia="en-IN" w:bidi="hi-IN"/>
-        </w:rPr>
-        <w:t>/users</w:t>
-      </w:r>
-      <w:r>
-        <w:rPr>
-          <w:rFonts w:ascii="Segoe UI" w:eastAsia="Times New Roman" w:hAnsi="Segoe UI" w:cs="Segoe UI"/>
-          <w:color w:val="CCCCCC"/>
-          <w:sz w:val="27"/>
-          <w:szCs w:val="27"/>
-          <w:lang w:eastAsia="en-IN" w:bidi="hi-IN"/>
-        </w:rPr>
-        <w:t>)</w:t>
-      </w:r>
-    </w:p>
-    <w:p>
-      <w:pPr>
-        <w:numPr>
-          <w:ilvl w:val="0"/>
-          <w:numId w:val="4"/>
-        </w:numPr>
-        <w:pBdr>
-          <w:top w:val="single" w:sz="2" w:space="0" w:color="auto"/>
-          <w:left w:val="single" w:sz="2" w:space="0" w:color="auto"/>
-          <w:bottom w:val="single" w:sz="2" w:space="0" w:color="auto"/>
-          <w:right w:val="single" w:sz="2" w:space="0" w:color="auto"/>
-        </w:pBdr>
-        <w:shd w:val="clear" w:color="auto" w:fill="181818"/>
-        <w:spacing w:after="0" w:line="240" w:lineRule="auto"/>
-        <w:rPr>
-          <w:rFonts w:ascii="Segoe UI" w:eastAsia="Times New Roman" w:hAnsi="Segoe UI" w:cs="Segoe UI"/>
-          <w:color w:val="CCCCCC"/>
-          <w:sz w:val="20"/>
-          <w:szCs w:val="20"/>
-          <w:lang w:eastAsia="en-IN" w:bidi="hi-IN"/>
-        </w:rPr>
-      </w:pPr>
-      <w:r>
-        <w:rPr>
-          <w:rFonts w:ascii="Segoe UI" w:eastAsia="Times New Roman" w:hAnsi="Segoe UI" w:cs="Segoe UI"/>
-          <w:color w:val="CCCCCC"/>
-          <w:sz w:val="20"/>
-          <w:szCs w:val="20"/>
-          <w:lang w:eastAsia="en-IN" w:bidi="hi-IN"/>
-        </w:rPr>
-        <w:t>When logged in as </w:t>
-      </w:r>
-      <w:r>
-        <w:rPr>
-          <w:rFonts w:ascii="Segoe UI" w:eastAsia="Times New Roman" w:hAnsi="Segoe UI" w:cs="Segoe UI"/>
-          <w:b/>
-          <w:bCs/>
-          <w:color w:val="CCCCCC"/>
-          <w:sz w:val="20"/>
-          <w:szCs w:val="20"/>
-          <w:bdr w:val="single" w:sz="2" w:space="0" w:color="auto" w:frame="1"/>
-          <w:lang w:eastAsia="en-IN" w:bidi="hi-IN"/>
-        </w:rPr>
-        <w:t>Patrol Duty Monitor</w:t>
-      </w:r>
-      <w:r>
-        <w:rPr>
-          <w:rFonts w:ascii="Segoe UI" w:eastAsia="Times New Roman" w:hAnsi="Segoe UI" w:cs="Segoe UI"/>
-          <w:color w:val="CCCCCC"/>
-          <w:sz w:val="20"/>
-          <w:szCs w:val="20"/>
-          <w:lang w:eastAsia="en-IN" w:bidi="hi-IN"/>
-        </w:rPr>
-        <w:t>, click </w:t>
-      </w:r>
-      <w:r>
-        <w:rPr>
-          <w:rFonts w:ascii="Consolas" w:eastAsia="Times New Roman" w:hAnsi="Consolas" w:cs="Courier New"/>
-          <w:b/>
-          <w:bCs/>
-          <w:color w:val="D0D0D0"/>
-          <w:sz w:val="18"/>
-          <w:szCs w:val="18"/>
-          <w:bdr w:val="single" w:sz="2" w:space="0" w:color="auto" w:frame="1"/>
-          <w:shd w:val="clear" w:color="auto" w:fill="3C3C3C"/>
-          <w:lang w:eastAsia="en-IN" w:bidi="hi-IN"/>
-        </w:rPr>
-        <w:t>Create User Account</w:t>
-      </w:r>
-      <w:r>
-        <w:rPr>
-          <w:rFonts w:ascii="Segoe UI" w:eastAsia="Times New Roman" w:hAnsi="Segoe UI" w:cs="Segoe UI"/>
-          <w:color w:val="CCCCCC"/>
-          <w:sz w:val="20"/>
-          <w:szCs w:val="20"/>
-          <w:lang w:eastAsia="en-IN" w:bidi="hi-IN"/>
-        </w:rPr>
-        <w:t> under the </w:t>
-      </w:r>
-      <w:r>
-        <w:rPr>
-          <w:rFonts w:ascii="Segoe UI" w:eastAsia="Times New Roman" w:hAnsi="Segoe UI" w:cs="Segoe UI"/>
-          <w:b/>
-          <w:bCs/>
-          <w:color w:val="CCCCCC"/>
-          <w:sz w:val="20"/>
-          <w:szCs w:val="20"/>
-          <w:bdr w:val="single" w:sz="2" w:space="0" w:color="auto" w:frame="1"/>
-          <w:lang w:eastAsia="en-IN" w:bidi="hi-IN"/>
-        </w:rPr>
-        <w:t>User</w:t>
-      </w:r>
-      <w:r>
-        <w:rPr>
-          <w:rFonts w:ascii="Segoe UI" w:eastAsia="Times New Roman" w:hAnsi="Segoe UI" w:cs="Segoe UI"/>
-          <w:color w:val="CCCCCC"/>
-          <w:sz w:val="20"/>
-          <w:szCs w:val="20"/>
-          <w:lang w:eastAsia="en-IN" w:bidi="hi-IN"/>
-        </w:rPr>
-        <w:t> tab (</w:t>
-      </w:r>
-      <w:r>
-        <w:rPr>
-          <w:rFonts w:ascii="Consolas" w:eastAsia="Times New Roman" w:hAnsi="Consolas" w:cs="Courier New"/>
-          <w:color w:val="D0D0D0"/>
-          <w:sz w:val="18"/>
-          <w:szCs w:val="18"/>
-          <w:bdr w:val="single" w:sz="2" w:space="0" w:color="auto" w:frame="1"/>
-          <w:shd w:val="clear" w:color="auto" w:fill="3C3C3C"/>
-          <w:lang w:eastAsia="en-IN" w:bidi="hi-IN"/>
-        </w:rPr>
-        <w:t>/users</w:t>
-      </w:r>
-      <w:r>
-        <w:rPr>
-          <w:rFonts w:ascii="Segoe UI" w:eastAsia="Times New Roman" w:hAnsi="Segoe UI" w:cs="Segoe UI"/>
-          <w:color w:val="CCCCCC"/>
-          <w:sz w:val="20"/>
-          <w:szCs w:val="20"/>
-          <w:lang w:eastAsia="en-IN" w:bidi="hi-IN"/>
-        </w:rPr>
-        <w:t>).</w:t>
-      </w:r>
-    </w:p>
-    <w:p>
-      <w:pPr>
-        <w:numPr>
-          <w:ilvl w:val="0"/>
-          <w:numId w:val="4"/>
-        </w:numPr>
-        <w:pBdr>
-          <w:top w:val="single" w:sz="2" w:space="0" w:color="auto"/>
-          <w:left w:val="single" w:sz="2" w:space="0" w:color="auto"/>
-          <w:bottom w:val="single" w:sz="2" w:space="0" w:color="auto"/>
-          <w:right w:val="single" w:sz="2" w:space="0" w:color="auto"/>
-        </w:pBdr>
-        <w:shd w:val="clear" w:color="auto" w:fill="181818"/>
-        <w:spacing w:after="0" w:line="240" w:lineRule="auto"/>
-        <w:rPr>
-          <w:rFonts w:ascii="Segoe UI" w:eastAsia="Times New Roman" w:hAnsi="Segoe UI" w:cs="Segoe UI"/>
-          <w:color w:val="CCCCCC"/>
-          <w:sz w:val="20"/>
-          <w:szCs w:val="20"/>
-          <w:lang w:eastAsia="en-IN" w:bidi="hi-IN"/>
-        </w:rPr>
-      </w:pPr>
-      <w:r>
-        <w:rPr>
-          <w:rFonts w:ascii="Segoe UI" w:eastAsia="Times New Roman" w:hAnsi="Segoe UI" w:cs="Segoe UI"/>
-          <w:color w:val="CCCCCC"/>
-          <w:sz w:val="20"/>
-          <w:szCs w:val="20"/>
-          <w:lang w:eastAsia="en-IN" w:bidi="hi-IN"/>
-        </w:rPr>
-        <w:t>The modal allows you to set:</w:t>
-      </w:r>
-    </w:p>
-    <w:p>
-      <w:pPr>
-        <w:numPr>
-          <w:ilvl w:val="1"/>
-          <w:numId w:val="4"/>
-        </w:numPr>
-        <w:pBdr>
-          <w:top w:val="single" w:sz="2" w:space="0" w:color="auto"/>
-          <w:left w:val="single" w:sz="2" w:space="0" w:color="auto"/>
-          <w:bottom w:val="single" w:sz="2" w:space="0" w:color="auto"/>
-          <w:right w:val="single" w:sz="2" w:space="0" w:color="auto"/>
-        </w:pBdr>
-        <w:shd w:val="clear" w:color="auto" w:fill="181818"/>
-        <w:spacing w:before="100" w:beforeAutospacing="1" w:after="100" w:afterAutospacing="1" w:line="240" w:lineRule="auto"/>
-        <w:rPr>
-          <w:rFonts w:ascii="Segoe UI" w:eastAsia="Times New Roman" w:hAnsi="Segoe UI" w:cs="Segoe UI"/>
-          <w:color w:val="CCCCCC"/>
-          <w:sz w:val="20"/>
-          <w:szCs w:val="20"/>
-          <w:lang w:eastAsia="en-IN" w:bidi="hi-IN"/>
-        </w:rPr>
-      </w:pPr>
-      <w:r>
-        <w:rPr>
-          <w:rFonts w:ascii="Segoe UI" w:eastAsia="Times New Roman" w:hAnsi="Segoe UI" w:cs="Segoe UI"/>
-          <w:color w:val="CCCCCC"/>
-          <w:sz w:val="20"/>
-          <w:szCs w:val="20"/>
-          <w:lang w:eastAsia="en-IN" w:bidi="hi-IN"/>
-        </w:rPr>
-        <w:t>👤 </w:t>
-      </w:r>
-      <w:r>
-        <w:rPr>
-          <w:rFonts w:ascii="Segoe UI" w:eastAsia="Times New Roman" w:hAnsi="Segoe UI" w:cs="Segoe UI"/>
-          <w:b/>
-          <w:bCs/>
-          <w:color w:val="CCCCCC"/>
-          <w:sz w:val="20"/>
-          <w:szCs w:val="20"/>
-          <w:bdr w:val="single" w:sz="2" w:space="0" w:color="auto" w:frame="1"/>
-          <w:lang w:eastAsia="en-IN" w:bidi="hi-IN"/>
-        </w:rPr>
-        <w:t>Custom Username (Login User ID)</w:t>
-      </w:r>
-      <w:r>
-        <w:rPr>
-          <w:rFonts w:ascii="Segoe UI" w:eastAsia="Times New Roman" w:hAnsi="Segoe UI" w:cs="Segoe UI"/>
-          <w:color w:val="CCCCCC"/>
-          <w:sz w:val="20"/>
-          <w:szCs w:val="20"/>
-          <w:lang w:eastAsia="en-IN" w:bidi="hi-IN"/>
-        </w:rPr>
-        <w:t> (e.g., </w:t>
-      </w:r>
-      <w:proofErr w:type="spellStart"/>
-      <w:r>
-        <w:rPr>
-          <w:rFonts w:ascii="Consolas" w:eastAsia="Times New Roman" w:hAnsi="Consolas" w:cs="Courier New"/>
-          <w:color w:val="D0D0D0"/>
-          <w:sz w:val="18"/>
-          <w:szCs w:val="18"/>
-          <w:bdr w:val="single" w:sz="2" w:space="0" w:color="auto" w:frame="1"/>
-          <w:shd w:val="clear" w:color="auto" w:fill="3C3C3C"/>
-          <w:lang w:eastAsia="en-IN" w:bidi="hi-IN"/>
-        </w:rPr>
-        <w:t>officer_arjun</w:t>
-      </w:r>
-      <w:proofErr w:type="spellEnd"/>
-      <w:r>
-        <w:rPr>
-          <w:rFonts w:ascii="Segoe UI" w:eastAsia="Times New Roman" w:hAnsi="Segoe UI" w:cs="Segoe UI"/>
-          <w:color w:val="CCCCCC"/>
-          <w:sz w:val="20"/>
-          <w:szCs w:val="20"/>
-          <w:lang w:eastAsia="en-IN" w:bidi="hi-IN"/>
-        </w:rPr>
-        <w:t> or </w:t>
-      </w:r>
-      <w:proofErr w:type="spellStart"/>
-      <w:r>
-        <w:rPr>
-          <w:rFonts w:ascii="Consolas" w:eastAsia="Times New Roman" w:hAnsi="Consolas" w:cs="Courier New"/>
-          <w:color w:val="D0D0D0"/>
-          <w:sz w:val="18"/>
-          <w:szCs w:val="18"/>
-          <w:bdr w:val="single" w:sz="2" w:space="0" w:color="auto" w:frame="1"/>
-          <w:shd w:val="clear" w:color="auto" w:fill="3C3C3C"/>
-          <w:lang w:eastAsia="en-IN" w:bidi="hi-IN"/>
-        </w:rPr>
-        <w:t>guard_ramesh</w:t>
-      </w:r>
-      <w:proofErr w:type="spellEnd"/>
-      <w:r>
-        <w:rPr>
-          <w:rFonts w:ascii="Segoe UI" w:eastAsia="Times New Roman" w:hAnsi="Segoe UI" w:cs="Segoe UI"/>
-          <w:color w:val="CCCCCC"/>
-          <w:sz w:val="20"/>
-          <w:szCs w:val="20"/>
-          <w:lang w:eastAsia="en-IN" w:bidi="hi-IN"/>
-        </w:rPr>
-        <w:t>)</w:t>
-      </w:r>
-    </w:p>
-    <w:p>
-      <w:pPr>
-        <w:numPr>
-          <w:ilvl w:val="1"/>
-          <w:numId w:val="4"/>
-        </w:numPr>
-        <w:pBdr>
-          <w:top w:val="single" w:sz="2" w:space="0" w:color="auto"/>
-          <w:left w:val="single" w:sz="2" w:space="0" w:color="auto"/>
-          <w:bottom w:val="single" w:sz="2" w:space="0" w:color="auto"/>
-          <w:right w:val="single" w:sz="2" w:space="0" w:color="auto"/>
-        </w:pBdr>
-        <w:shd w:val="clear" w:color="auto" w:fill="181818"/>
-        <w:spacing w:before="100" w:beforeAutospacing="1" w:after="100" w:afterAutospacing="1" w:line="240" w:lineRule="auto"/>
-        <w:rPr>
-          <w:rFonts w:ascii="Segoe UI" w:eastAsia="Times New Roman" w:hAnsi="Segoe UI" w:cs="Segoe UI"/>
-          <w:color w:val="CCCCCC"/>
-          <w:sz w:val="20"/>
-          <w:szCs w:val="20"/>
-          <w:lang w:eastAsia="en-IN" w:bidi="hi-IN"/>
-        </w:rPr>
-      </w:pPr>
-      <w:r>
-        <w:rPr>
-          <w:rFonts w:ascii="Segoe UI" w:eastAsia="Times New Roman" w:hAnsi="Segoe UI" w:cs="Segoe UI"/>
-          <w:color w:val="CCCCCC"/>
-          <w:sz w:val="20"/>
-          <w:szCs w:val="20"/>
-          <w:lang w:eastAsia="en-IN" w:bidi="hi-IN"/>
-        </w:rPr>
-        <w:t>🔑 </w:t>
-      </w:r>
-      <w:r>
-        <w:rPr>
-          <w:rFonts w:ascii="Segoe UI" w:eastAsia="Times New Roman" w:hAnsi="Segoe UI" w:cs="Segoe UI"/>
-          <w:b/>
-          <w:bCs/>
-          <w:color w:val="CCCCCC"/>
-          <w:sz w:val="20"/>
-          <w:szCs w:val="20"/>
-          <w:bdr w:val="single" w:sz="2" w:space="0" w:color="auto" w:frame="1"/>
-          <w:lang w:eastAsia="en-IN" w:bidi="hi-IN"/>
-        </w:rPr>
-        <w:t>Custom Password</w:t>
-      </w:r>
-      <w:r>
-        <w:rPr>
-          <w:rFonts w:ascii="Segoe UI" w:eastAsia="Times New Roman" w:hAnsi="Segoe UI" w:cs="Segoe UI"/>
-          <w:color w:val="CCCCCC"/>
-          <w:sz w:val="20"/>
-          <w:szCs w:val="20"/>
-          <w:lang w:eastAsia="en-IN" w:bidi="hi-IN"/>
-        </w:rPr>
-        <w:t> (e.g., </w:t>
-      </w:r>
-      <w:r>
-        <w:rPr>
-          <w:rFonts w:ascii="Consolas" w:eastAsia="Times New Roman" w:hAnsi="Consolas" w:cs="Courier New"/>
-          <w:color w:val="D0D0D0"/>
-          <w:sz w:val="18"/>
-          <w:szCs w:val="18"/>
-          <w:bdr w:val="single" w:sz="2" w:space="0" w:color="auto" w:frame="1"/>
-          <w:shd w:val="clear" w:color="auto" w:fill="3C3C3C"/>
-          <w:lang w:eastAsia="en-IN" w:bidi="hi-IN"/>
-        </w:rPr>
-        <w:t>arjun@2026</w:t>
-      </w:r>
-      <w:r>
-        <w:rPr>
-          <w:rFonts w:ascii="Segoe UI" w:eastAsia="Times New Roman" w:hAnsi="Segoe UI" w:cs="Segoe UI"/>
-          <w:color w:val="CCCCCC"/>
-          <w:sz w:val="20"/>
-          <w:szCs w:val="20"/>
-          <w:lang w:eastAsia="en-IN" w:bidi="hi-IN"/>
-        </w:rPr>
-        <w:t>)</w:t>
-      </w:r>
-    </w:p>
-    <w:p>
-      <w:pPr>
-        <w:numPr>
-          <w:ilvl w:val="1"/>
-          <w:numId w:val="4"/>
-        </w:numPr>
-        <w:pBdr>
-          <w:top w:val="single" w:sz="2" w:space="0" w:color="auto"/>
-          <w:left w:val="single" w:sz="2" w:space="0" w:color="auto"/>
-          <w:bottom w:val="single" w:sz="2" w:space="0" w:color="auto"/>
-          <w:right w:val="single" w:sz="2" w:space="0" w:color="auto"/>
-        </w:pBdr>
-        <w:shd w:val="clear" w:color="auto" w:fill="181818"/>
-        <w:spacing w:before="100" w:beforeAutospacing="1" w:after="100" w:afterAutospacing="1" w:line="240" w:lineRule="auto"/>
-        <w:rPr>
-          <w:rFonts w:ascii="Segoe UI" w:eastAsia="Times New Roman" w:hAnsi="Segoe UI" w:cs="Segoe UI"/>
-          <w:color w:val="CCCCCC"/>
-          <w:sz w:val="20"/>
-          <w:szCs w:val="20"/>
-          <w:lang w:eastAsia="en-IN" w:bidi="hi-IN"/>
-        </w:rPr>
-      </w:pPr>
-      <w:r>
-        <w:rPr>
-          <w:rFonts w:ascii="Segoe UI" w:eastAsia="Times New Roman" w:hAnsi="Segoe UI" w:cs="Segoe UI"/>
-          <w:color w:val="CCCCCC"/>
-          <w:sz w:val="20"/>
-          <w:szCs w:val="20"/>
-          <w:lang w:eastAsia="en-IN" w:bidi="hi-IN"/>
-        </w:rPr>
-        <w:t>📛 </w:t>
-      </w:r>
-      <w:r>
-        <w:rPr>
-          <w:rFonts w:ascii="Segoe UI" w:eastAsia="Times New Roman" w:hAnsi="Segoe UI" w:cs="Segoe UI"/>
-          <w:b/>
-          <w:bCs/>
-          <w:color w:val="CCCCCC"/>
-          <w:sz w:val="20"/>
-          <w:szCs w:val="20"/>
-          <w:bdr w:val="single" w:sz="2" w:space="0" w:color="auto" w:frame="1"/>
-          <w:lang w:eastAsia="en-IN" w:bidi="hi-IN"/>
-        </w:rPr>
-        <w:t>Full Name</w:t>
-      </w:r>
-      <w:r>
-        <w:rPr>
-          <w:rFonts w:ascii="Segoe UI" w:eastAsia="Times New Roman" w:hAnsi="Segoe UI" w:cs="Segoe UI"/>
-          <w:color w:val="CCCCCC"/>
-          <w:sz w:val="20"/>
-          <w:szCs w:val="20"/>
-          <w:lang w:eastAsia="en-IN" w:bidi="hi-IN"/>
-        </w:rPr>
-        <w:t> (e.g., </w:t>
-      </w:r>
-      <w:r>
-        <w:rPr>
-          <w:rFonts w:ascii="Consolas" w:eastAsia="Times New Roman" w:hAnsi="Consolas" w:cs="Courier New"/>
-          <w:color w:val="D0D0D0"/>
-          <w:sz w:val="18"/>
-          <w:szCs w:val="18"/>
-          <w:bdr w:val="single" w:sz="2" w:space="0" w:color="auto" w:frame="1"/>
-          <w:shd w:val="clear" w:color="auto" w:fill="3C3C3C"/>
-          <w:lang w:eastAsia="en-IN" w:bidi="hi-IN"/>
-        </w:rPr>
-        <w:t xml:space="preserve">Officer </w:t>
-      </w:r>
-      <w:proofErr w:type="spellStart"/>
-      <w:r>
-        <w:rPr>
-          <w:rFonts w:ascii="Consolas" w:eastAsia="Times New Roman" w:hAnsi="Consolas" w:cs="Courier New"/>
-          <w:color w:val="D0D0D0"/>
-          <w:sz w:val="18"/>
-          <w:szCs w:val="18"/>
-          <w:bdr w:val="single" w:sz="2" w:space="0" w:color="auto" w:frame="1"/>
-          <w:shd w:val="clear" w:color="auto" w:fill="3C3C3C"/>
-          <w:lang w:eastAsia="en-IN" w:bidi="hi-IN"/>
-        </w:rPr>
-        <w:t>Arjun</w:t>
-      </w:r>
-      <w:proofErr w:type="spellEnd"/>
-      <w:r>
-        <w:rPr>
-          <w:rFonts w:ascii="Consolas" w:eastAsia="Times New Roman" w:hAnsi="Consolas" w:cs="Courier New"/>
-          <w:color w:val="D0D0D0"/>
-          <w:sz w:val="18"/>
-          <w:szCs w:val="18"/>
-          <w:bdr w:val="single" w:sz="2" w:space="0" w:color="auto" w:frame="1"/>
-          <w:shd w:val="clear" w:color="auto" w:fill="3C3C3C"/>
-          <w:lang w:eastAsia="en-IN" w:bidi="hi-IN"/>
-        </w:rPr>
-        <w:t xml:space="preserve"> Kumar</w:t>
-      </w:r>
-      <w:r>
-        <w:rPr>
-          <w:rFonts w:ascii="Segoe UI" w:eastAsia="Times New Roman" w:hAnsi="Segoe UI" w:cs="Segoe UI"/>
-          <w:color w:val="CCCCCC"/>
-          <w:sz w:val="20"/>
-          <w:szCs w:val="20"/>
-          <w:lang w:eastAsia="en-IN" w:bidi="hi-IN"/>
-        </w:rPr>
-        <w:t>)</w:t>
-      </w:r>
-    </w:p>
-    <w:p>
-      <w:pPr>
-        <w:numPr>
-          <w:ilvl w:val="1"/>
-          <w:numId w:val="4"/>
-        </w:numPr>
-        <w:pBdr>
-          <w:top w:val="single" w:sz="2" w:space="0" w:color="auto"/>
-          <w:left w:val="single" w:sz="2" w:space="0" w:color="auto"/>
-          <w:bottom w:val="single" w:sz="2" w:space="0" w:color="auto"/>
-          <w:right w:val="single" w:sz="2" w:space="0" w:color="auto"/>
-        </w:pBdr>
-        <w:shd w:val="clear" w:color="auto" w:fill="181818"/>
-        <w:spacing w:before="100" w:beforeAutospacing="1" w:after="100" w:afterAutospacing="1" w:line="240" w:lineRule="auto"/>
-        <w:rPr>
-          <w:rFonts w:ascii="Segoe UI" w:eastAsia="Times New Roman" w:hAnsi="Segoe UI" w:cs="Segoe UI"/>
-          <w:color w:val="CCCCCC"/>
-          <w:sz w:val="20"/>
-          <w:szCs w:val="20"/>
-          <w:lang w:eastAsia="en-IN" w:bidi="hi-IN"/>
-        </w:rPr>
-      </w:pPr>
-      <w:r>
-        <w:rPr>
-          <w:rFonts w:ascii="Segoe UI" w:eastAsia="Times New Roman" w:hAnsi="Segoe UI" w:cs="Segoe UI"/>
-          <w:color w:val="CCCCCC"/>
-          <w:sz w:val="20"/>
-          <w:szCs w:val="20"/>
-          <w:lang w:eastAsia="en-IN" w:bidi="hi-IN"/>
-        </w:rPr>
-        <w:t>📱 </w:t>
-      </w:r>
-      <w:r>
-        <w:rPr>
-          <w:rFonts w:ascii="Segoe UI" w:eastAsia="Times New Roman" w:hAnsi="Segoe UI" w:cs="Segoe UI"/>
-          <w:b/>
-          <w:bCs/>
-          <w:color w:val="CCCCCC"/>
-          <w:sz w:val="20"/>
-          <w:szCs w:val="20"/>
-          <w:bdr w:val="single" w:sz="2" w:space="0" w:color="auto" w:frame="1"/>
-          <w:lang w:eastAsia="en-IN" w:bidi="hi-IN"/>
-        </w:rPr>
-        <w:t>Mobile Phone Number</w:t>
-      </w:r>
-      <w:r>
-        <w:rPr>
-          <w:rFonts w:ascii="Segoe UI" w:eastAsia="Times New Roman" w:hAnsi="Segoe UI" w:cs="Segoe UI"/>
-          <w:color w:val="CCCCCC"/>
-          <w:sz w:val="20"/>
-          <w:szCs w:val="20"/>
-          <w:lang w:eastAsia="en-IN" w:bidi="hi-IN"/>
-        </w:rPr>
-        <w:t> (e.g., </w:t>
-      </w:r>
-      <w:r>
-        <w:rPr>
-          <w:rFonts w:ascii="Consolas" w:eastAsia="Times New Roman" w:hAnsi="Consolas" w:cs="Courier New"/>
-          <w:color w:val="D0D0D0"/>
-          <w:sz w:val="18"/>
-          <w:szCs w:val="18"/>
-          <w:bdr w:val="single" w:sz="2" w:space="0" w:color="auto" w:frame="1"/>
-          <w:shd w:val="clear" w:color="auto" w:fill="3C3C3C"/>
-          <w:lang w:eastAsia="en-IN" w:bidi="hi-IN"/>
-        </w:rPr>
-        <w:t>+91-9876543210</w:t>
-      </w:r>
-      <w:r>
-        <w:rPr>
-          <w:rFonts w:ascii="Segoe UI" w:eastAsia="Times New Roman" w:hAnsi="Segoe UI" w:cs="Segoe UI"/>
-          <w:color w:val="CCCCCC"/>
-          <w:sz w:val="20"/>
-          <w:szCs w:val="20"/>
-          <w:lang w:eastAsia="en-IN" w:bidi="hi-IN"/>
-        </w:rPr>
-        <w:t>)</w:t>
-      </w:r>
-    </w:p>
-    <w:p>
-      <w:pPr>
-        <w:numPr>
-          <w:ilvl w:val="1"/>
-          <w:numId w:val="4"/>
-        </w:numPr>
-        <w:pBdr>
-          <w:top w:val="single" w:sz="2" w:space="0" w:color="auto"/>
-          <w:left w:val="single" w:sz="2" w:space="0" w:color="auto"/>
-          <w:bottom w:val="single" w:sz="2" w:space="0" w:color="auto"/>
-          <w:right w:val="single" w:sz="2" w:space="0" w:color="auto"/>
-        </w:pBdr>
-        <w:shd w:val="clear" w:color="auto" w:fill="181818"/>
-        <w:spacing w:before="100" w:beforeAutospacing="1" w:after="100" w:afterAutospacing="1" w:line="240" w:lineRule="auto"/>
-        <w:rPr>
-          <w:rFonts w:ascii="Segoe UI" w:eastAsia="Times New Roman" w:hAnsi="Segoe UI" w:cs="Segoe UI"/>
-          <w:color w:val="CCCCCC"/>
-          <w:sz w:val="20"/>
-          <w:szCs w:val="20"/>
-          <w:lang w:eastAsia="en-IN" w:bidi="hi-IN"/>
-        </w:rPr>
-      </w:pPr>
-      <w:r>
-        <w:rPr>
-          <w:rFonts w:ascii="Segoe UI" w:eastAsia="Times New Roman" w:hAnsi="Segoe UI" w:cs="Segoe UI"/>
-          <w:color w:val="CCCCCC"/>
-          <w:sz w:val="20"/>
-          <w:szCs w:val="20"/>
-          <w:lang w:eastAsia="en-IN" w:bidi="hi-IN"/>
-        </w:rPr>
-        <w:t>🎖️ </w:t>
-      </w:r>
-      <w:r>
-        <w:rPr>
-          <w:rFonts w:ascii="Segoe UI" w:eastAsia="Times New Roman" w:hAnsi="Segoe UI" w:cs="Segoe UI"/>
-          <w:b/>
-          <w:bCs/>
-          <w:color w:val="CCCCCC"/>
-          <w:sz w:val="20"/>
-          <w:szCs w:val="20"/>
-          <w:bdr w:val="single" w:sz="2" w:space="0" w:color="auto" w:frame="1"/>
-          <w:lang w:eastAsia="en-IN" w:bidi="hi-IN"/>
-        </w:rPr>
-        <w:t>Role Assignment</w:t>
-      </w:r>
-      <w:r>
-        <w:rPr>
-          <w:rFonts w:ascii="Segoe UI" w:eastAsia="Times New Roman" w:hAnsi="Segoe UI" w:cs="Segoe UI"/>
-          <w:color w:val="CCCCCC"/>
-          <w:sz w:val="20"/>
-          <w:szCs w:val="20"/>
-          <w:lang w:eastAsia="en-IN" w:bidi="hi-IN"/>
-        </w:rPr>
-        <w:t> (</w:t>
-      </w:r>
-      <w:r>
-        <w:rPr>
-          <w:rFonts w:ascii="Consolas" w:eastAsia="Times New Roman" w:hAnsi="Consolas" w:cs="Courier New"/>
-          <w:color w:val="D0D0D0"/>
-          <w:sz w:val="18"/>
-          <w:szCs w:val="18"/>
-          <w:bdr w:val="single" w:sz="2" w:space="0" w:color="auto" w:frame="1"/>
-          <w:shd w:val="clear" w:color="auto" w:fill="3C3C3C"/>
-          <w:lang w:eastAsia="en-IN" w:bidi="hi-IN"/>
-        </w:rPr>
-        <w:t>Guard / Patrol Personnel</w:t>
-      </w:r>
-      <w:r>
-        <w:rPr>
-          <w:rFonts w:ascii="Segoe UI" w:eastAsia="Times New Roman" w:hAnsi="Segoe UI" w:cs="Segoe UI"/>
-          <w:color w:val="CCCCCC"/>
-          <w:sz w:val="20"/>
-          <w:szCs w:val="20"/>
-          <w:lang w:eastAsia="en-IN" w:bidi="hi-IN"/>
-        </w:rPr>
-        <w:t>, </w:t>
-      </w:r>
-      <w:r>
-        <w:rPr>
-          <w:rFonts w:ascii="Consolas" w:eastAsia="Times New Roman" w:hAnsi="Consolas" w:cs="Courier New"/>
-          <w:color w:val="D0D0D0"/>
-          <w:sz w:val="18"/>
-          <w:szCs w:val="18"/>
-          <w:bdr w:val="single" w:sz="2" w:space="0" w:color="auto" w:frame="1"/>
-          <w:shd w:val="clear" w:color="auto" w:fill="3C3C3C"/>
-          <w:lang w:eastAsia="en-IN" w:bidi="hi-IN"/>
-        </w:rPr>
-        <w:t>Station In-Charge</w:t>
-      </w:r>
-      <w:r>
-        <w:rPr>
-          <w:rFonts w:ascii="Segoe UI" w:eastAsia="Times New Roman" w:hAnsi="Segoe UI" w:cs="Segoe UI"/>
-          <w:color w:val="CCCCCC"/>
-          <w:sz w:val="20"/>
-          <w:szCs w:val="20"/>
-          <w:lang w:eastAsia="en-IN" w:bidi="hi-IN"/>
-        </w:rPr>
-        <w:t>, </w:t>
-      </w:r>
-      <w:r>
-        <w:rPr>
-          <w:rFonts w:ascii="Consolas" w:eastAsia="Times New Roman" w:hAnsi="Consolas" w:cs="Courier New"/>
-          <w:color w:val="D0D0D0"/>
-          <w:sz w:val="18"/>
-          <w:szCs w:val="18"/>
-          <w:bdr w:val="single" w:sz="2" w:space="0" w:color="auto" w:frame="1"/>
-          <w:shd w:val="clear" w:color="auto" w:fill="3C3C3C"/>
-          <w:lang w:eastAsia="en-IN" w:bidi="hi-IN"/>
-        </w:rPr>
-        <w:t>Patrol Duty Monitor</w:t>
-      </w:r>
-      <w:r>
-        <w:rPr>
-          <w:rFonts w:ascii="Segoe UI" w:eastAsia="Times New Roman" w:hAnsi="Segoe UI" w:cs="Segoe UI"/>
-          <w:color w:val="CCCCCC"/>
-          <w:sz w:val="20"/>
-          <w:szCs w:val="20"/>
-          <w:lang w:eastAsia="en-IN" w:bidi="hi-IN"/>
-        </w:rPr>
-        <w:t>)</w:t>
-      </w:r>
-    </w:p>
-    <w:p>
-      <w:pPr>
-        <w:numPr>
-          <w:ilvl w:val="0"/>
-          <w:numId w:val="4"/>
-        </w:numPr>
-        <w:pBdr>
-          <w:top w:val="single" w:sz="2" w:space="0" w:color="auto"/>
-          <w:left w:val="single" w:sz="2" w:space="0" w:color="auto"/>
-          <w:bottom w:val="single" w:sz="2" w:space="0" w:color="auto"/>
-          <w:right w:val="single" w:sz="2" w:space="0" w:color="auto"/>
-        </w:pBdr>
-        <w:shd w:val="clear" w:color="auto" w:fill="181818"/>
-        <w:spacing w:after="0" w:line="240" w:lineRule="auto"/>
-        <w:rPr>
-          <w:rFonts w:ascii="Segoe UI" w:eastAsia="Times New Roman" w:hAnsi="Segoe UI" w:cs="Segoe UI"/>
-          <w:color w:val="CCCCCC"/>
-          <w:sz w:val="20"/>
-          <w:szCs w:val="20"/>
-          <w:lang w:eastAsia="en-IN" w:bidi="hi-IN"/>
-        </w:rPr>
-      </w:pPr>
-      <w:r>
-        <w:rPr>
-          <w:rFonts w:ascii="Segoe UI" w:eastAsia="Times New Roman" w:hAnsi="Segoe UI" w:cs="Segoe UI"/>
-          <w:color w:val="CCCCCC"/>
-          <w:sz w:val="20"/>
-          <w:szCs w:val="20"/>
-          <w:lang w:eastAsia="en-IN" w:bidi="hi-IN"/>
-        </w:rPr>
-        <w:t>Once saved, the new user can immediately log in at </w:t>
-      </w:r>
-      <w:r>
-        <w:rPr>
-          <w:rFonts w:ascii="Consolas" w:eastAsia="Times New Roman" w:hAnsi="Consolas" w:cs="Courier New"/>
-          <w:color w:val="D0D0D0"/>
-          <w:sz w:val="18"/>
-          <w:szCs w:val="18"/>
-          <w:bdr w:val="single" w:sz="2" w:space="0" w:color="auto" w:frame="1"/>
-          <w:shd w:val="clear" w:color="auto" w:fill="3C3C3C"/>
-          <w:lang w:eastAsia="en-IN" w:bidi="hi-IN"/>
-        </w:rPr>
-        <w:t>/login</w:t>
-      </w:r>
-      <w:r>
-        <w:rPr>
-          <w:rFonts w:ascii="Segoe UI" w:eastAsia="Times New Roman" w:hAnsi="Segoe UI" w:cs="Segoe UI"/>
-          <w:color w:val="CCCCCC"/>
-          <w:sz w:val="20"/>
-          <w:szCs w:val="20"/>
-          <w:lang w:eastAsia="en-IN" w:bidi="hi-IN"/>
-        </w:rPr>
-        <w:t> using their custom username and password!</w:t>
-      </w:r>
-    </w:p>
-    <w:p>
-      <w:pPr>
-        <w:shd w:val="clear" w:color="auto" w:fill="181818"/>
-        <w:spacing w:after="0" w:line="240" w:lineRule="auto"/>
-        <w:rPr>
-          <w:rFonts w:ascii="Segoe UI" w:eastAsia="Times New Roman" w:hAnsi="Segoe UI" w:cs="Segoe UI"/>
-          <w:color w:val="CCCCCC"/>
-          <w:sz w:val="20"/>
-          <w:szCs w:val="20"/>
-          <w:lang w:eastAsia="en-IN" w:bidi="hi-IN"/>
-        </w:rPr>
-      </w:pPr>
-      <w:r>
-        <w:rPr>
-          <w:rFonts w:ascii="Segoe UI" w:eastAsia="Times New Roman" w:hAnsi="Segoe UI" w:cs="Segoe UI"/>
-          <w:color w:val="CCCCCC"/>
-          <w:sz w:val="20"/>
-          <w:szCs w:val="20"/>
-          <w:lang w:eastAsia="en-IN" w:bidi="hi-IN"/>
-        </w:rPr>
-        <w:t>3:49 PM</w:t>
-      </w:r>
-    </w:p>
-    <w:p>
-      <w:pPr>
-        <w:shd w:val="clear" w:color="auto" w:fill="181818"/>
-        <w:spacing w:after="0" w:line="240" w:lineRule="auto"/>
-        <w:rPr>
-          <w:rFonts w:ascii="Segoe UI" w:eastAsia="Times New Roman" w:hAnsi="Segoe UI" w:cs="Segoe UI"/>
-          <w:color w:val="CCCCCC"/>
-          <w:sz w:val="20"/>
-          <w:szCs w:val="20"/>
-          <w:lang w:eastAsia="en-IN" w:bidi="hi-IN"/>
-        </w:rPr>
-      </w:pPr>
-      <w:r>
-        <w:rPr>
-          <w:rFonts w:ascii="Segoe UI" w:eastAsia="Times New Roman" w:hAnsi="Segoe UI" w:cs="Segoe UI"/>
-          <w:color w:val="CCCCCC"/>
-          <w:sz w:val="20"/>
-          <w:szCs w:val="20"/>
-          <w:lang w:eastAsia="en-IN" w:bidi="hi-IN"/>
-        </w:rPr>
-        <w:t>Please change the Username / User ID: Patrol Tracker and Password: BXRadmin123</w:t>
-      </w:r>
-    </w:p>
-    <w:p>
-      <w:pPr>
-        <w:shd w:val="clear" w:color="auto" w:fill="181818"/>
-        <w:spacing w:after="0" w:line="240" w:lineRule="auto"/>
-        <w:rPr>
-          <w:rFonts w:ascii="Segoe UI" w:eastAsia="Times New Roman" w:hAnsi="Segoe UI" w:cs="Segoe UI"/>
-          <w:color w:val="CCCCCC"/>
-          <w:sz w:val="20"/>
-          <w:szCs w:val="20"/>
-          <w:lang w:eastAsia="en-IN" w:bidi="hi-IN"/>
-        </w:rPr>
-      </w:pPr>
-      <w:r>
-        <w:rPr>
-          <w:rFonts w:ascii="Segoe UI" w:eastAsia="Times New Roman" w:hAnsi="Segoe UI" w:cs="Segoe UI"/>
-          <w:color w:val="CCCCCC"/>
-          <w:sz w:val="20"/>
-          <w:szCs w:val="20"/>
-          <w:bdr w:val="single" w:sz="2" w:space="0" w:color="auto" w:frame="1"/>
-          <w:lang w:eastAsia="en-IN" w:bidi="hi-IN"/>
-        </w:rPr>
-        <w:t>3:57 PM</w:t>
-      </w:r>
-    </w:p>
-    <w:p>
-      <w:pPr>
-        <w:pBdr>
-          <w:top w:val="single" w:sz="2" w:space="0" w:color="auto"/>
-          <w:left w:val="single" w:sz="2" w:space="0" w:color="auto"/>
-          <w:bottom w:val="single" w:sz="2" w:space="0" w:color="auto"/>
-          <w:right w:val="single" w:sz="2" w:space="0" w:color="auto"/>
-        </w:pBdr>
-        <w:shd w:val="clear" w:color="auto" w:fill="181818"/>
-        <w:spacing w:after="0" w:line="240" w:lineRule="auto"/>
-        <w:rPr>
-          <w:rFonts w:ascii="Segoe UI" w:eastAsia="Times New Roman" w:hAnsi="Segoe UI" w:cs="Segoe UI"/>
-          <w:color w:val="CCCCCC"/>
-          <w:sz w:val="20"/>
-          <w:szCs w:val="20"/>
-          <w:lang w:eastAsia="en-IN" w:bidi="hi-IN"/>
-        </w:rPr>
-      </w:pPr>
-      <w:r>
-        <w:rPr>
-          <w:rFonts w:ascii="Segoe UI" w:eastAsia="Times New Roman" w:hAnsi="Segoe UI" w:cs="Segoe UI"/>
-          <w:color w:val="CCCCCC"/>
-          <w:sz w:val="20"/>
-          <w:szCs w:val="20"/>
-          <w:lang w:eastAsia="en-IN" w:bidi="hi-IN"/>
-        </w:rPr>
-        <w:t>The </w:t>
-      </w:r>
-      <w:r>
-        <w:rPr>
-          <w:rFonts w:ascii="Segoe UI" w:eastAsia="Times New Roman" w:hAnsi="Segoe UI" w:cs="Segoe UI"/>
-          <w:b/>
-          <w:bCs/>
-          <w:color w:val="CCCCCC"/>
-          <w:sz w:val="20"/>
-          <w:szCs w:val="20"/>
-          <w:bdr w:val="single" w:sz="2" w:space="0" w:color="auto" w:frame="1"/>
-          <w:lang w:eastAsia="en-IN" w:bidi="hi-IN"/>
-        </w:rPr>
-        <w:t>Patrol Duty Monitor</w:t>
-      </w:r>
-      <w:r>
-        <w:rPr>
-          <w:rFonts w:ascii="Segoe UI" w:eastAsia="Times New Roman" w:hAnsi="Segoe UI" w:cs="Segoe UI"/>
-          <w:color w:val="CCCCCC"/>
-          <w:sz w:val="20"/>
-          <w:szCs w:val="20"/>
-          <w:lang w:eastAsia="en-IN" w:bidi="hi-IN"/>
-        </w:rPr>
-        <w:t> default login credentials have been updated:</w:t>
-      </w:r>
-    </w:p>
-    <w:p>
-      <w:pPr>
-        <w:shd w:val="clear" w:color="auto" w:fill="181818"/>
-        <w:spacing w:after="0" w:line="240" w:lineRule="auto"/>
-        <w:rPr>
-          <w:rFonts w:ascii="Segoe UI" w:eastAsia="Times New Roman" w:hAnsi="Segoe UI" w:cs="Segoe UI"/>
-          <w:color w:val="CCCCCC"/>
-          <w:sz w:val="20"/>
-          <w:szCs w:val="20"/>
-          <w:lang w:eastAsia="en-IN" w:bidi="hi-IN"/>
-        </w:rPr>
-      </w:pPr>
-      <w:r>
-        <w:rPr>
-          <w:rFonts w:ascii="Segoe UI" w:eastAsia="Times New Roman" w:hAnsi="Segoe UI" w:cs="Segoe UI"/>
-          <w:color w:val="CCCCCC"/>
-          <w:sz w:val="20"/>
-          <w:szCs w:val="20"/>
-          <w:lang w:eastAsia="en-IN" w:bidi="hi-IN"/>
-        </w:rPr>
-        <w:pict>
-          <v:rect id="_x0000_i1029" style="width:180pt;height:.75pt" o:hrpct="0" o:hralign="center" o:hrstd="t" o:hr="t" fillcolor="#a0a0a0" stroked="f"/>
-        </w:pict>
-      </w:r>
-    </w:p>
-    <w:p>
-      <w:pPr>
-        <w:pBdr>
-          <w:top w:val="single" w:sz="2" w:space="0" w:color="auto"/>
-          <w:left w:val="single" w:sz="2" w:space="0" w:color="auto"/>
-          <w:bottom w:val="single" w:sz="2" w:space="0" w:color="auto"/>
-          <w:right w:val="single" w:sz="2" w:space="0" w:color="auto"/>
-        </w:pBdr>
-        <w:shd w:val="clear" w:color="auto" w:fill="181818"/>
-        <w:spacing w:before="100" w:beforeAutospacing="1" w:after="100" w:afterAutospacing="1" w:line="240" w:lineRule="auto"/>
-        <w:outlineLvl w:val="2"/>
-        <w:rPr>
-          <w:rFonts w:ascii="Segoe UI" w:eastAsia="Times New Roman" w:hAnsi="Segoe UI" w:cs="Segoe UI"/>
-          <w:color w:val="CCCCCC"/>
-          <w:sz w:val="27"/>
-          <w:szCs w:val="27"/>
-          <w:lang w:eastAsia="en-IN" w:bidi="hi-IN"/>
-        </w:rPr>
-      </w:pPr>
-      <w:r>
-        <w:rPr>
-          <w:rFonts w:ascii="Segoe UI" w:eastAsia="Times New Roman" w:hAnsi="Segoe UI" w:cs="Segoe UI"/>
-          <w:color w:val="CCCCCC"/>
-          <w:sz w:val="27"/>
-          <w:szCs w:val="27"/>
-          <w:lang w:eastAsia="en-IN" w:bidi="hi-IN"/>
-        </w:rPr>
-        <w:t>🔑 Updated Credentials:</w:t>
-      </w:r>
-    </w:p>
-    <w:p>
-      <w:pPr>
-        <w:numPr>
-          <w:ilvl w:val="0"/>
-          <w:numId w:val="5"/>
-        </w:numPr>
-        <w:pBdr>
-          <w:top w:val="single" w:sz="2" w:space="0" w:color="auto"/>
-          <w:left w:val="single" w:sz="2" w:space="0" w:color="auto"/>
-          <w:bottom w:val="single" w:sz="2" w:space="0" w:color="auto"/>
-          <w:right w:val="single" w:sz="2" w:space="0" w:color="auto"/>
-        </w:pBdr>
-        <w:shd w:val="clear" w:color="auto" w:fill="181818"/>
-        <w:spacing w:before="100" w:beforeAutospacing="1" w:after="100" w:afterAutospacing="1" w:line="240" w:lineRule="auto"/>
-        <w:rPr>
-          <w:rFonts w:ascii="Segoe UI" w:eastAsia="Times New Roman" w:hAnsi="Segoe UI" w:cs="Segoe UI"/>
-          <w:color w:val="CCCCCC"/>
-          <w:sz w:val="20"/>
-          <w:szCs w:val="20"/>
-          <w:lang w:eastAsia="en-IN" w:bidi="hi-IN"/>
-        </w:rPr>
-      </w:pPr>
-      <w:r>
-        <w:rPr>
-          <w:rFonts w:ascii="Segoe UI" w:eastAsia="Times New Roman" w:hAnsi="Segoe UI" w:cs="Segoe UI"/>
-          <w:b/>
-          <w:bCs/>
-          <w:color w:val="CCCCCC"/>
-          <w:sz w:val="20"/>
-          <w:szCs w:val="20"/>
-          <w:bdr w:val="single" w:sz="2" w:space="0" w:color="auto" w:frame="1"/>
-          <w:lang w:eastAsia="en-IN" w:bidi="hi-IN"/>
-        </w:rPr>
-        <w:t>Username / User ID</w:t>
-      </w:r>
-      <w:r>
-        <w:rPr>
-          <w:rFonts w:ascii="Segoe UI" w:eastAsia="Times New Roman" w:hAnsi="Segoe UI" w:cs="Segoe UI"/>
-          <w:color w:val="CCCCCC"/>
-          <w:sz w:val="20"/>
-          <w:szCs w:val="20"/>
-          <w:lang w:eastAsia="en-IN" w:bidi="hi-IN"/>
-        </w:rPr>
-        <w:t>: </w:t>
-      </w:r>
-      <w:r>
-        <w:rPr>
-          <w:rFonts w:ascii="Consolas" w:eastAsia="Times New Roman" w:hAnsi="Consolas" w:cs="Courier New"/>
-          <w:color w:val="D0D0D0"/>
-          <w:sz w:val="18"/>
-          <w:szCs w:val="18"/>
-          <w:bdr w:val="single" w:sz="2" w:space="0" w:color="auto" w:frame="1"/>
-          <w:shd w:val="clear" w:color="auto" w:fill="3C3C3C"/>
-          <w:lang w:eastAsia="en-IN" w:bidi="hi-IN"/>
-        </w:rPr>
-        <w:t>Patrol Tracker</w:t>
-      </w:r>
-    </w:p>
-    <w:p>
-      <w:pPr>
-        <w:numPr>
-          <w:ilvl w:val="0"/>
-          <w:numId w:val="5"/>
-        </w:numPr>
-        <w:pBdr>
-          <w:top w:val="single" w:sz="2" w:space="0" w:color="auto"/>
-          <w:left w:val="single" w:sz="2" w:space="0" w:color="auto"/>
-          <w:bottom w:val="single" w:sz="2" w:space="0" w:color="auto"/>
-          <w:right w:val="single" w:sz="2" w:space="0" w:color="auto"/>
-        </w:pBdr>
-        <w:shd w:val="clear" w:color="auto" w:fill="181818"/>
-        <w:spacing w:before="100" w:beforeAutospacing="1" w:after="100" w:afterAutospacing="1" w:line="240" w:lineRule="auto"/>
-        <w:rPr>
-          <w:rFonts w:ascii="Segoe UI" w:eastAsia="Times New Roman" w:hAnsi="Segoe UI" w:cs="Segoe UI"/>
-          <w:color w:val="CCCCCC"/>
-          <w:sz w:val="20"/>
-          <w:szCs w:val="20"/>
-          <w:lang w:eastAsia="en-IN" w:bidi="hi-IN"/>
-        </w:rPr>
-      </w:pPr>
-      <w:r>
-        <w:rPr>
-          <w:rFonts w:ascii="Segoe UI" w:eastAsia="Times New Roman" w:hAnsi="Segoe UI" w:cs="Segoe UI"/>
-          <w:b/>
-          <w:bCs/>
-          <w:color w:val="CCCCCC"/>
-          <w:sz w:val="20"/>
-          <w:szCs w:val="20"/>
-          <w:bdr w:val="single" w:sz="2" w:space="0" w:color="auto" w:frame="1"/>
-          <w:lang w:eastAsia="en-IN" w:bidi="hi-IN"/>
-        </w:rPr>
-        <w:t>Password</w:t>
-      </w:r>
-      <w:r>
-        <w:rPr>
-          <w:rFonts w:ascii="Segoe UI" w:eastAsia="Times New Roman" w:hAnsi="Segoe UI" w:cs="Segoe UI"/>
-          <w:color w:val="CCCCCC"/>
-          <w:sz w:val="20"/>
-          <w:szCs w:val="20"/>
-          <w:lang w:eastAsia="en-IN" w:bidi="hi-IN"/>
-        </w:rPr>
-        <w:t>: </w:t>
-      </w:r>
-      <w:r>
-        <w:rPr>
-          <w:rFonts w:ascii="Consolas" w:eastAsia="Times New Roman" w:hAnsi="Consolas" w:cs="Courier New"/>
-          <w:color w:val="D0D0D0"/>
-          <w:sz w:val="18"/>
-          <w:szCs w:val="18"/>
-          <w:bdr w:val="single" w:sz="2" w:space="0" w:color="auto" w:frame="1"/>
-          <w:shd w:val="clear" w:color="auto" w:fill="3C3C3C"/>
-          <w:lang w:eastAsia="en-IN" w:bidi="hi-IN"/>
-        </w:rPr>
-        <w:t>BXRadmin123</w:t>
-      </w:r>
-    </w:p>
-    <w:p>
-      <w:pPr>
-        <w:numPr>
-          <w:ilvl w:val="0"/>
-          <w:numId w:val="5"/>
-        </w:numPr>
-        <w:pBdr>
-          <w:top w:val="single" w:sz="2" w:space="0" w:color="auto"/>
-          <w:left w:val="single" w:sz="2" w:space="0" w:color="auto"/>
-          <w:bottom w:val="single" w:sz="2" w:space="0" w:color="auto"/>
-          <w:right w:val="single" w:sz="2" w:space="0" w:color="auto"/>
-        </w:pBdr>
-        <w:shd w:val="clear" w:color="auto" w:fill="181818"/>
-        <w:spacing w:before="100" w:beforeAutospacing="1" w:after="100" w:afterAutospacing="1" w:line="240" w:lineRule="auto"/>
-        <w:rPr>
-          <w:rFonts w:ascii="Segoe UI" w:eastAsia="Times New Roman" w:hAnsi="Segoe UI" w:cs="Segoe UI"/>
-          <w:color w:val="CCCCCC"/>
-          <w:sz w:val="20"/>
-          <w:szCs w:val="20"/>
-          <w:lang w:eastAsia="en-IN" w:bidi="hi-IN"/>
-        </w:rPr>
-      </w:pPr>
-      <w:r>
-        <w:rPr>
-          <w:rFonts w:ascii="Segoe UI" w:eastAsia="Times New Roman" w:hAnsi="Segoe UI" w:cs="Segoe UI"/>
-          <w:b/>
-          <w:bCs/>
-          <w:color w:val="CCCCCC"/>
-          <w:sz w:val="20"/>
-          <w:szCs w:val="20"/>
-          <w:bdr w:val="single" w:sz="2" w:space="0" w:color="auto" w:frame="1"/>
-          <w:lang w:eastAsia="en-IN" w:bidi="hi-IN"/>
-        </w:rPr>
-        <w:t>Role</w:t>
-      </w:r>
-      <w:r>
-        <w:rPr>
-          <w:rFonts w:ascii="Segoe UI" w:eastAsia="Times New Roman" w:hAnsi="Segoe UI" w:cs="Segoe UI"/>
-          <w:color w:val="CCCCCC"/>
-          <w:sz w:val="20"/>
-          <w:szCs w:val="20"/>
-          <w:lang w:eastAsia="en-IN" w:bidi="hi-IN"/>
-        </w:rPr>
-        <w:t>: </w:t>
-      </w:r>
-      <w:r>
-        <w:rPr>
-          <w:rFonts w:ascii="Consolas" w:eastAsia="Times New Roman" w:hAnsi="Consolas" w:cs="Courier New"/>
-          <w:color w:val="D0D0D0"/>
-          <w:sz w:val="18"/>
-          <w:szCs w:val="18"/>
-          <w:bdr w:val="single" w:sz="2" w:space="0" w:color="auto" w:frame="1"/>
-          <w:shd w:val="clear" w:color="auto" w:fill="3C3C3C"/>
-          <w:lang w:eastAsia="en-IN" w:bidi="hi-IN"/>
-        </w:rPr>
-        <w:t>Patrol Duty Monitor</w:t>
-      </w:r>
-      <w:r>
-        <w:rPr>
-          <w:rFonts w:ascii="Segoe UI" w:eastAsia="Times New Roman" w:hAnsi="Segoe UI" w:cs="Segoe UI"/>
-          <w:color w:val="CCCCCC"/>
-          <w:sz w:val="20"/>
-          <w:szCs w:val="20"/>
-          <w:lang w:eastAsia="en-IN" w:bidi="hi-IN"/>
-        </w:rPr>
-        <w:t> (Admin)</w:t>
-      </w:r>
-    </w:p>
-    <w:p>
-      <w:pPr>
-        <w:shd w:val="clear" w:color="auto" w:fill="181818"/>
-        <w:spacing w:after="0" w:line="240" w:lineRule="auto"/>
-        <w:rPr>
-          <w:rFonts w:ascii="Segoe UI" w:eastAsia="Times New Roman" w:hAnsi="Segoe UI" w:cs="Segoe UI"/>
-          <w:color w:val="CCCCCC"/>
-          <w:sz w:val="20"/>
-          <w:szCs w:val="20"/>
-          <w:lang w:eastAsia="en-IN" w:bidi="hi-IN"/>
-        </w:rPr>
-      </w:pPr>
-      <w:r>
-        <w:rPr>
-          <w:rFonts w:ascii="Segoe UI" w:eastAsia="Times New Roman" w:hAnsi="Segoe UI" w:cs="Segoe UI"/>
-          <w:color w:val="CCCCCC"/>
-          <w:sz w:val="20"/>
-          <w:szCs w:val="20"/>
-          <w:lang w:eastAsia="en-IN" w:bidi="hi-IN"/>
-        </w:rPr>
-        <w:pict>
-          <v:rect id="_x0000_i1030" style="width:180pt;height:.75pt" o:hrpct="0" o:hralign="center" o:hrstd="t" o:hr="t" fillcolor="#a0a0a0" stroked="f"/>
-        </w:pict>
-      </w:r>
-    </w:p>
-    <w:p>
-      <w:pPr>
-        <w:pBdr>
-          <w:top w:val="single" w:sz="2" w:space="0" w:color="auto"/>
-          <w:left w:val="single" w:sz="2" w:space="0" w:color="auto"/>
-          <w:bottom w:val="single" w:sz="2" w:space="0" w:color="auto"/>
-          <w:right w:val="single" w:sz="2" w:space="0" w:color="auto"/>
-        </w:pBdr>
-        <w:shd w:val="clear" w:color="auto" w:fill="181818"/>
-        <w:spacing w:before="100" w:beforeAutospacing="1" w:after="100" w:afterAutospacing="1" w:line="240" w:lineRule="auto"/>
-        <w:outlineLvl w:val="2"/>
-        <w:rPr>
-          <w:rFonts w:ascii="Segoe UI" w:eastAsia="Times New Roman" w:hAnsi="Segoe UI" w:cs="Segoe UI"/>
-          <w:color w:val="CCCCCC"/>
-          <w:sz w:val="27"/>
-          <w:szCs w:val="27"/>
-          <w:lang w:eastAsia="en-IN" w:bidi="hi-IN"/>
-        </w:rPr>
-      </w:pPr>
-      <w:r>
-        <w:rPr>
-          <w:rFonts w:ascii="Segoe UI" w:eastAsia="Times New Roman" w:hAnsi="Segoe UI" w:cs="Segoe UI"/>
-          <w:color w:val="CCCCCC"/>
-          <w:sz w:val="27"/>
-          <w:szCs w:val="27"/>
-          <w:lang w:eastAsia="en-IN" w:bidi="hi-IN"/>
-        </w:rPr>
-        <w:t>🌐 Access App Login:</w:t>
-      </w:r>
-    </w:p>
-    <w:p>
-      <w:pPr>
-        <w:pBdr>
-          <w:top w:val="single" w:sz="2" w:space="0" w:color="auto"/>
-          <w:left w:val="single" w:sz="2" w:space="0" w:color="auto"/>
-          <w:bottom w:val="single" w:sz="2" w:space="0" w:color="auto"/>
-          <w:right w:val="single" w:sz="2" w:space="0" w:color="auto"/>
-        </w:pBdr>
-        <w:shd w:val="clear" w:color="auto" w:fill="181818"/>
-        <w:spacing w:after="0" w:line="240" w:lineRule="auto"/>
-        <w:rPr>
-          <w:rFonts w:ascii="Segoe UI" w:eastAsia="Times New Roman" w:hAnsi="Segoe UI" w:cs="Segoe UI"/>
-          <w:color w:val="CCCCCC"/>
-          <w:sz w:val="20"/>
-          <w:szCs w:val="20"/>
-          <w:lang w:eastAsia="en-IN" w:bidi="hi-IN"/>
-        </w:rPr>
-      </w:pPr>
-      <w:r>
-        <w:rPr>
-          <w:rFonts w:ascii="Segoe UI" w:eastAsia="Times New Roman" w:hAnsi="Segoe UI" w:cs="Segoe UI"/>
-          <w:color w:val="CCCCCC"/>
-          <w:sz w:val="20"/>
-          <w:szCs w:val="20"/>
-          <w:lang w:eastAsia="en-IN" w:bidi="hi-IN"/>
-        </w:rPr>
-        <w:t>Go to </w:t>
       </w:r>
       <w:hyperlink r:id="rId7" w:history="1">
         <w:r>
@@ -4440,6 +5709,1381 @@
           <w:szCs w:val="20"/>
           <w:lang w:eastAsia="en-IN" w:bidi="hi-IN"/>
         </w:rPr>
+        <w:t>:</w:t>
+      </w:r>
+    </w:p>
+    <w:p>
+      <w:pPr>
+        <w:numPr>
+          <w:ilvl w:val="1"/>
+          <w:numId w:val="3"/>
+        </w:numPr>
+        <w:pBdr>
+          <w:top w:val="single" w:sz="2" w:space="0" w:color="auto"/>
+          <w:left w:val="single" w:sz="2" w:space="0" w:color="auto"/>
+          <w:bottom w:val="single" w:sz="2" w:space="0" w:color="auto"/>
+          <w:right w:val="single" w:sz="2" w:space="0" w:color="auto"/>
+        </w:pBdr>
+        <w:shd w:val="clear" w:color="auto" w:fill="181818"/>
+        <w:spacing w:before="100" w:beforeAutospacing="1" w:after="100" w:afterAutospacing="1" w:line="240" w:lineRule="auto"/>
+        <w:rPr>
+          <w:rFonts w:ascii="Segoe UI" w:eastAsia="Times New Roman" w:hAnsi="Segoe UI" w:cs="Segoe UI"/>
+          <w:color w:val="CCCCCC"/>
+          <w:sz w:val="20"/>
+          <w:szCs w:val="20"/>
+          <w:lang w:eastAsia="en-IN" w:bidi="hi-IN"/>
+        </w:rPr>
+      </w:pPr>
+      <w:r>
+        <w:rPr>
+          <w:rFonts w:ascii="Segoe UI" w:eastAsia="Times New Roman" w:hAnsi="Segoe UI" w:cs="Segoe UI"/>
+          <w:b/>
+          <w:bCs/>
+          <w:color w:val="CCCCCC"/>
+          <w:sz w:val="20"/>
+          <w:szCs w:val="20"/>
+          <w:bdr w:val="single" w:sz="2" w:space="0" w:color="auto" w:frame="1"/>
+          <w:lang w:eastAsia="en-IN" w:bidi="hi-IN"/>
+        </w:rPr>
+        <w:t>Username / User ID</w:t>
+      </w:r>
+      <w:r>
+        <w:rPr>
+          <w:rFonts w:ascii="Segoe UI" w:eastAsia="Times New Roman" w:hAnsi="Segoe UI" w:cs="Segoe UI"/>
+          <w:color w:val="CCCCCC"/>
+          <w:sz w:val="20"/>
+          <w:szCs w:val="20"/>
+          <w:lang w:eastAsia="en-IN" w:bidi="hi-IN"/>
+        </w:rPr>
+        <w:t>: </w:t>
+      </w:r>
+      <w:r>
+        <w:rPr>
+          <w:rFonts w:ascii="Consolas" w:eastAsia="Times New Roman" w:hAnsi="Consolas" w:cs="Courier New"/>
+          <w:color w:val="D0D0D0"/>
+          <w:sz w:val="18"/>
+          <w:szCs w:val="18"/>
+          <w:bdr w:val="single" w:sz="2" w:space="0" w:color="auto" w:frame="1"/>
+          <w:shd w:val="clear" w:color="auto" w:fill="3C3C3C"/>
+          <w:lang w:eastAsia="en-IN" w:bidi="hi-IN"/>
+        </w:rPr>
+        <w:t>usr-004</w:t>
+      </w:r>
+    </w:p>
+    <w:p>
+      <w:pPr>
+        <w:numPr>
+          <w:ilvl w:val="1"/>
+          <w:numId w:val="3"/>
+        </w:numPr>
+        <w:pBdr>
+          <w:top w:val="single" w:sz="2" w:space="0" w:color="auto"/>
+          <w:left w:val="single" w:sz="2" w:space="0" w:color="auto"/>
+          <w:bottom w:val="single" w:sz="2" w:space="0" w:color="auto"/>
+          <w:right w:val="single" w:sz="2" w:space="0" w:color="auto"/>
+        </w:pBdr>
+        <w:shd w:val="clear" w:color="auto" w:fill="181818"/>
+        <w:spacing w:before="100" w:beforeAutospacing="1" w:after="100" w:afterAutospacing="1" w:line="240" w:lineRule="auto"/>
+        <w:rPr>
+          <w:rFonts w:ascii="Segoe UI" w:eastAsia="Times New Roman" w:hAnsi="Segoe UI" w:cs="Segoe UI"/>
+          <w:color w:val="CCCCCC"/>
+          <w:sz w:val="20"/>
+          <w:szCs w:val="20"/>
+          <w:lang w:eastAsia="en-IN" w:bidi="hi-IN"/>
+        </w:rPr>
+      </w:pPr>
+      <w:r>
+        <w:rPr>
+          <w:rFonts w:ascii="Segoe UI" w:eastAsia="Times New Roman" w:hAnsi="Segoe UI" w:cs="Segoe UI"/>
+          <w:b/>
+          <w:bCs/>
+          <w:color w:val="CCCCCC"/>
+          <w:sz w:val="20"/>
+          <w:szCs w:val="20"/>
+          <w:bdr w:val="single" w:sz="2" w:space="0" w:color="auto" w:frame="1"/>
+          <w:lang w:eastAsia="en-IN" w:bidi="hi-IN"/>
+        </w:rPr>
+        <w:t>Password</w:t>
+      </w:r>
+      <w:r>
+        <w:rPr>
+          <w:rFonts w:ascii="Segoe UI" w:eastAsia="Times New Roman" w:hAnsi="Segoe UI" w:cs="Segoe UI"/>
+          <w:color w:val="CCCCCC"/>
+          <w:sz w:val="20"/>
+          <w:szCs w:val="20"/>
+          <w:lang w:eastAsia="en-IN" w:bidi="hi-IN"/>
+        </w:rPr>
+        <w:t>: </w:t>
+      </w:r>
+      <w:r>
+        <w:rPr>
+          <w:rFonts w:ascii="Consolas" w:eastAsia="Times New Roman" w:hAnsi="Consolas" w:cs="Courier New"/>
+          <w:color w:val="D0D0D0"/>
+          <w:sz w:val="18"/>
+          <w:szCs w:val="18"/>
+          <w:bdr w:val="single" w:sz="2" w:space="0" w:color="auto" w:frame="1"/>
+          <w:shd w:val="clear" w:color="auto" w:fill="3C3C3C"/>
+          <w:lang w:eastAsia="en-IN" w:bidi="hi-IN"/>
+        </w:rPr>
+        <w:t>admin123</w:t>
+      </w:r>
+    </w:p>
+    <w:p>
+      <w:pPr>
+        <w:shd w:val="clear" w:color="auto" w:fill="181818"/>
+        <w:spacing w:after="0" w:line="240" w:lineRule="auto"/>
+        <w:rPr>
+          <w:rFonts w:ascii="Segoe UI" w:eastAsia="Times New Roman" w:hAnsi="Segoe UI" w:cs="Segoe UI"/>
+          <w:color w:val="CCCCCC"/>
+          <w:sz w:val="20"/>
+          <w:szCs w:val="20"/>
+          <w:lang w:eastAsia="en-IN" w:bidi="hi-IN"/>
+        </w:rPr>
+      </w:pPr>
+      <w:r>
+        <w:rPr>
+          <w:rFonts w:ascii="Segoe UI" w:eastAsia="Times New Roman" w:hAnsi="Segoe UI" w:cs="Segoe UI"/>
+          <w:color w:val="CCCCCC"/>
+          <w:sz w:val="20"/>
+          <w:szCs w:val="20"/>
+          <w:lang w:eastAsia="en-IN" w:bidi="hi-IN"/>
+        </w:rPr>
+        <w:pict>
+          <v:rect id="_x0000_i1028" style="width:180pt;height:.75pt" o:hrpct="0" o:hralign="center" o:hrstd="t" o:hr="t" fillcolor="#a0a0a0" stroked="f"/>
+        </w:pict>
+      </w:r>
+    </w:p>
+    <w:p>
+      <w:pPr>
+        <w:pBdr>
+          <w:top w:val="single" w:sz="2" w:space="0" w:color="auto"/>
+          <w:left w:val="single" w:sz="2" w:space="0" w:color="auto"/>
+          <w:bottom w:val="single" w:sz="2" w:space="0" w:color="auto"/>
+          <w:right w:val="single" w:sz="2" w:space="0" w:color="auto"/>
+        </w:pBdr>
+        <w:shd w:val="clear" w:color="auto" w:fill="181818"/>
+        <w:spacing w:before="100" w:beforeAutospacing="1" w:after="100" w:afterAutospacing="1" w:line="240" w:lineRule="auto"/>
+        <w:outlineLvl w:val="2"/>
+        <w:rPr>
+          <w:rFonts w:ascii="Segoe UI" w:eastAsia="Times New Roman" w:hAnsi="Segoe UI" w:cs="Segoe UI"/>
+          <w:color w:val="CCCCCC"/>
+          <w:sz w:val="27"/>
+          <w:szCs w:val="27"/>
+          <w:lang w:eastAsia="en-IN" w:bidi="hi-IN"/>
+        </w:rPr>
+      </w:pPr>
+      <w:proofErr w:type="gramStart"/>
+      <w:r>
+        <w:rPr>
+          <w:rFonts w:ascii="Segoe UI" w:eastAsia="Times New Roman" w:hAnsi="Segoe UI" w:cs="Segoe UI"/>
+          <w:color w:val="CCCCCC"/>
+          <w:sz w:val="27"/>
+          <w:szCs w:val="27"/>
+          <w:lang w:eastAsia="en-IN" w:bidi="hi-IN"/>
+        </w:rPr>
+        <w:t>🔑 2.</w:t>
+      </w:r>
+      <w:proofErr w:type="gramEnd"/>
+      <w:r>
+        <w:rPr>
+          <w:rFonts w:ascii="Segoe UI" w:eastAsia="Times New Roman" w:hAnsi="Segoe UI" w:cs="Segoe UI"/>
+          <w:color w:val="CCCCCC"/>
+          <w:sz w:val="27"/>
+          <w:szCs w:val="27"/>
+          <w:lang w:eastAsia="en-IN" w:bidi="hi-IN"/>
+        </w:rPr>
+        <w:t xml:space="preserve"> Custom Username &amp; Password Account Creation (</w:t>
+      </w:r>
+      <w:r>
+        <w:rPr>
+          <w:rFonts w:ascii="Consolas" w:eastAsia="Times New Roman" w:hAnsi="Consolas" w:cs="Courier New"/>
+          <w:color w:val="D0D0D0"/>
+          <w:sz w:val="24"/>
+          <w:szCs w:val="24"/>
+          <w:bdr w:val="single" w:sz="2" w:space="0" w:color="auto" w:frame="1"/>
+          <w:shd w:val="clear" w:color="auto" w:fill="3C3C3C"/>
+          <w:lang w:eastAsia="en-IN" w:bidi="hi-IN"/>
+        </w:rPr>
+        <w:t>/users</w:t>
+      </w:r>
+      <w:r>
+        <w:rPr>
+          <w:rFonts w:ascii="Segoe UI" w:eastAsia="Times New Roman" w:hAnsi="Segoe UI" w:cs="Segoe UI"/>
+          <w:color w:val="CCCCCC"/>
+          <w:sz w:val="27"/>
+          <w:szCs w:val="27"/>
+          <w:lang w:eastAsia="en-IN" w:bidi="hi-IN"/>
+        </w:rPr>
+        <w:t>)</w:t>
+      </w:r>
+    </w:p>
+    <w:p>
+      <w:pPr>
+        <w:numPr>
+          <w:ilvl w:val="0"/>
+          <w:numId w:val="4"/>
+        </w:numPr>
+        <w:pBdr>
+          <w:top w:val="single" w:sz="2" w:space="0" w:color="auto"/>
+          <w:left w:val="single" w:sz="2" w:space="0" w:color="auto"/>
+          <w:bottom w:val="single" w:sz="2" w:space="0" w:color="auto"/>
+          <w:right w:val="single" w:sz="2" w:space="0" w:color="auto"/>
+        </w:pBdr>
+        <w:shd w:val="clear" w:color="auto" w:fill="181818"/>
+        <w:spacing w:after="0" w:line="240" w:lineRule="auto"/>
+        <w:rPr>
+          <w:rFonts w:ascii="Segoe UI" w:eastAsia="Times New Roman" w:hAnsi="Segoe UI" w:cs="Segoe UI"/>
+          <w:color w:val="CCCCCC"/>
+          <w:sz w:val="20"/>
+          <w:szCs w:val="20"/>
+          <w:lang w:eastAsia="en-IN" w:bidi="hi-IN"/>
+        </w:rPr>
+      </w:pPr>
+      <w:r>
+        <w:rPr>
+          <w:rFonts w:ascii="Segoe UI" w:eastAsia="Times New Roman" w:hAnsi="Segoe UI" w:cs="Segoe UI"/>
+          <w:color w:val="CCCCCC"/>
+          <w:sz w:val="20"/>
+          <w:szCs w:val="20"/>
+          <w:lang w:eastAsia="en-IN" w:bidi="hi-IN"/>
+        </w:rPr>
+        <w:t>When logged in as </w:t>
+      </w:r>
+      <w:r>
+        <w:rPr>
+          <w:rFonts w:ascii="Segoe UI" w:eastAsia="Times New Roman" w:hAnsi="Segoe UI" w:cs="Segoe UI"/>
+          <w:b/>
+          <w:bCs/>
+          <w:color w:val="CCCCCC"/>
+          <w:sz w:val="20"/>
+          <w:szCs w:val="20"/>
+          <w:bdr w:val="single" w:sz="2" w:space="0" w:color="auto" w:frame="1"/>
+          <w:lang w:eastAsia="en-IN" w:bidi="hi-IN"/>
+        </w:rPr>
+        <w:t>Patrol Duty Monitor</w:t>
+      </w:r>
+      <w:r>
+        <w:rPr>
+          <w:rFonts w:ascii="Segoe UI" w:eastAsia="Times New Roman" w:hAnsi="Segoe UI" w:cs="Segoe UI"/>
+          <w:color w:val="CCCCCC"/>
+          <w:sz w:val="20"/>
+          <w:szCs w:val="20"/>
+          <w:lang w:eastAsia="en-IN" w:bidi="hi-IN"/>
+        </w:rPr>
+        <w:t>, click </w:t>
+      </w:r>
+      <w:r>
+        <w:rPr>
+          <w:rFonts w:ascii="Consolas" w:eastAsia="Times New Roman" w:hAnsi="Consolas" w:cs="Courier New"/>
+          <w:b/>
+          <w:bCs/>
+          <w:color w:val="D0D0D0"/>
+          <w:sz w:val="18"/>
+          <w:szCs w:val="18"/>
+          <w:bdr w:val="single" w:sz="2" w:space="0" w:color="auto" w:frame="1"/>
+          <w:shd w:val="clear" w:color="auto" w:fill="3C3C3C"/>
+          <w:lang w:eastAsia="en-IN" w:bidi="hi-IN"/>
+        </w:rPr>
+        <w:t>Create User Account</w:t>
+      </w:r>
+      <w:r>
+        <w:rPr>
+          <w:rFonts w:ascii="Segoe UI" w:eastAsia="Times New Roman" w:hAnsi="Segoe UI" w:cs="Segoe UI"/>
+          <w:color w:val="CCCCCC"/>
+          <w:sz w:val="20"/>
+          <w:szCs w:val="20"/>
+          <w:lang w:eastAsia="en-IN" w:bidi="hi-IN"/>
+        </w:rPr>
+        <w:t> under the </w:t>
+      </w:r>
+      <w:r>
+        <w:rPr>
+          <w:rFonts w:ascii="Segoe UI" w:eastAsia="Times New Roman" w:hAnsi="Segoe UI" w:cs="Segoe UI"/>
+          <w:b/>
+          <w:bCs/>
+          <w:color w:val="CCCCCC"/>
+          <w:sz w:val="20"/>
+          <w:szCs w:val="20"/>
+          <w:bdr w:val="single" w:sz="2" w:space="0" w:color="auto" w:frame="1"/>
+          <w:lang w:eastAsia="en-IN" w:bidi="hi-IN"/>
+        </w:rPr>
+        <w:t>User</w:t>
+      </w:r>
+      <w:r>
+        <w:rPr>
+          <w:rFonts w:ascii="Segoe UI" w:eastAsia="Times New Roman" w:hAnsi="Segoe UI" w:cs="Segoe UI"/>
+          <w:color w:val="CCCCCC"/>
+          <w:sz w:val="20"/>
+          <w:szCs w:val="20"/>
+          <w:lang w:eastAsia="en-IN" w:bidi="hi-IN"/>
+        </w:rPr>
+        <w:t> tab (</w:t>
+      </w:r>
+      <w:r>
+        <w:rPr>
+          <w:rFonts w:ascii="Consolas" w:eastAsia="Times New Roman" w:hAnsi="Consolas" w:cs="Courier New"/>
+          <w:color w:val="D0D0D0"/>
+          <w:sz w:val="18"/>
+          <w:szCs w:val="18"/>
+          <w:bdr w:val="single" w:sz="2" w:space="0" w:color="auto" w:frame="1"/>
+          <w:shd w:val="clear" w:color="auto" w:fill="3C3C3C"/>
+          <w:lang w:eastAsia="en-IN" w:bidi="hi-IN"/>
+        </w:rPr>
+        <w:t>/users</w:t>
+      </w:r>
+      <w:r>
+        <w:rPr>
+          <w:rFonts w:ascii="Segoe UI" w:eastAsia="Times New Roman" w:hAnsi="Segoe UI" w:cs="Segoe UI"/>
+          <w:color w:val="CCCCCC"/>
+          <w:sz w:val="20"/>
+          <w:szCs w:val="20"/>
+          <w:lang w:eastAsia="en-IN" w:bidi="hi-IN"/>
+        </w:rPr>
+        <w:t>).</w:t>
+      </w:r>
+    </w:p>
+    <w:p>
+      <w:pPr>
+        <w:numPr>
+          <w:ilvl w:val="0"/>
+          <w:numId w:val="4"/>
+        </w:numPr>
+        <w:pBdr>
+          <w:top w:val="single" w:sz="2" w:space="0" w:color="auto"/>
+          <w:left w:val="single" w:sz="2" w:space="0" w:color="auto"/>
+          <w:bottom w:val="single" w:sz="2" w:space="0" w:color="auto"/>
+          <w:right w:val="single" w:sz="2" w:space="0" w:color="auto"/>
+        </w:pBdr>
+        <w:shd w:val="clear" w:color="auto" w:fill="181818"/>
+        <w:spacing w:after="0" w:line="240" w:lineRule="auto"/>
+        <w:rPr>
+          <w:rFonts w:ascii="Segoe UI" w:eastAsia="Times New Roman" w:hAnsi="Segoe UI" w:cs="Segoe UI"/>
+          <w:color w:val="CCCCCC"/>
+          <w:sz w:val="20"/>
+          <w:szCs w:val="20"/>
+          <w:lang w:eastAsia="en-IN" w:bidi="hi-IN"/>
+        </w:rPr>
+      </w:pPr>
+      <w:r>
+        <w:rPr>
+          <w:rFonts w:ascii="Segoe UI" w:eastAsia="Times New Roman" w:hAnsi="Segoe UI" w:cs="Segoe UI"/>
+          <w:color w:val="CCCCCC"/>
+          <w:sz w:val="20"/>
+          <w:szCs w:val="20"/>
+          <w:lang w:eastAsia="en-IN" w:bidi="hi-IN"/>
+        </w:rPr>
+        <w:t>The modal allows you to set:</w:t>
+      </w:r>
+    </w:p>
+    <w:p>
+      <w:pPr>
+        <w:numPr>
+          <w:ilvl w:val="1"/>
+          <w:numId w:val="4"/>
+        </w:numPr>
+        <w:pBdr>
+          <w:top w:val="single" w:sz="2" w:space="0" w:color="auto"/>
+          <w:left w:val="single" w:sz="2" w:space="0" w:color="auto"/>
+          <w:bottom w:val="single" w:sz="2" w:space="0" w:color="auto"/>
+          <w:right w:val="single" w:sz="2" w:space="0" w:color="auto"/>
+        </w:pBdr>
+        <w:shd w:val="clear" w:color="auto" w:fill="181818"/>
+        <w:spacing w:before="100" w:beforeAutospacing="1" w:after="100" w:afterAutospacing="1" w:line="240" w:lineRule="auto"/>
+        <w:rPr>
+          <w:rFonts w:ascii="Segoe UI" w:eastAsia="Times New Roman" w:hAnsi="Segoe UI" w:cs="Segoe UI"/>
+          <w:color w:val="CCCCCC"/>
+          <w:sz w:val="20"/>
+          <w:szCs w:val="20"/>
+          <w:lang w:eastAsia="en-IN" w:bidi="hi-IN"/>
+        </w:rPr>
+      </w:pPr>
+      <w:r>
+        <w:rPr>
+          <w:rFonts w:ascii="Segoe UI" w:eastAsia="Times New Roman" w:hAnsi="Segoe UI" w:cs="Segoe UI"/>
+          <w:color w:val="CCCCCC"/>
+          <w:sz w:val="20"/>
+          <w:szCs w:val="20"/>
+          <w:lang w:eastAsia="en-IN" w:bidi="hi-IN"/>
+        </w:rPr>
+        <w:t>👤 </w:t>
+      </w:r>
+      <w:r>
+        <w:rPr>
+          <w:rFonts w:ascii="Segoe UI" w:eastAsia="Times New Roman" w:hAnsi="Segoe UI" w:cs="Segoe UI"/>
+          <w:b/>
+          <w:bCs/>
+          <w:color w:val="CCCCCC"/>
+          <w:sz w:val="20"/>
+          <w:szCs w:val="20"/>
+          <w:bdr w:val="single" w:sz="2" w:space="0" w:color="auto" w:frame="1"/>
+          <w:lang w:eastAsia="en-IN" w:bidi="hi-IN"/>
+        </w:rPr>
+        <w:t>Custom Username (Login User ID)</w:t>
+      </w:r>
+      <w:r>
+        <w:rPr>
+          <w:rFonts w:ascii="Segoe UI" w:eastAsia="Times New Roman" w:hAnsi="Segoe UI" w:cs="Segoe UI"/>
+          <w:color w:val="CCCCCC"/>
+          <w:sz w:val="20"/>
+          <w:szCs w:val="20"/>
+          <w:lang w:eastAsia="en-IN" w:bidi="hi-IN"/>
+        </w:rPr>
+        <w:t> (e.g., </w:t>
+      </w:r>
+      <w:proofErr w:type="spellStart"/>
+      <w:r>
+        <w:rPr>
+          <w:rFonts w:ascii="Consolas" w:eastAsia="Times New Roman" w:hAnsi="Consolas" w:cs="Courier New"/>
+          <w:color w:val="D0D0D0"/>
+          <w:sz w:val="18"/>
+          <w:szCs w:val="18"/>
+          <w:bdr w:val="single" w:sz="2" w:space="0" w:color="auto" w:frame="1"/>
+          <w:shd w:val="clear" w:color="auto" w:fill="3C3C3C"/>
+          <w:lang w:eastAsia="en-IN" w:bidi="hi-IN"/>
+        </w:rPr>
+        <w:t>officer_arjun</w:t>
+      </w:r>
+      <w:proofErr w:type="spellEnd"/>
+      <w:r>
+        <w:rPr>
+          <w:rFonts w:ascii="Segoe UI" w:eastAsia="Times New Roman" w:hAnsi="Segoe UI" w:cs="Segoe UI"/>
+          <w:color w:val="CCCCCC"/>
+          <w:sz w:val="20"/>
+          <w:szCs w:val="20"/>
+          <w:lang w:eastAsia="en-IN" w:bidi="hi-IN"/>
+        </w:rPr>
+        <w:t> or </w:t>
+      </w:r>
+      <w:proofErr w:type="spellStart"/>
+      <w:r>
+        <w:rPr>
+          <w:rFonts w:ascii="Consolas" w:eastAsia="Times New Roman" w:hAnsi="Consolas" w:cs="Courier New"/>
+          <w:color w:val="D0D0D0"/>
+          <w:sz w:val="18"/>
+          <w:szCs w:val="18"/>
+          <w:bdr w:val="single" w:sz="2" w:space="0" w:color="auto" w:frame="1"/>
+          <w:shd w:val="clear" w:color="auto" w:fill="3C3C3C"/>
+          <w:lang w:eastAsia="en-IN" w:bidi="hi-IN"/>
+        </w:rPr>
+        <w:t>guard_ramesh</w:t>
+      </w:r>
+      <w:proofErr w:type="spellEnd"/>
+      <w:r>
+        <w:rPr>
+          <w:rFonts w:ascii="Segoe UI" w:eastAsia="Times New Roman" w:hAnsi="Segoe UI" w:cs="Segoe UI"/>
+          <w:color w:val="CCCCCC"/>
+          <w:sz w:val="20"/>
+          <w:szCs w:val="20"/>
+          <w:lang w:eastAsia="en-IN" w:bidi="hi-IN"/>
+        </w:rPr>
+        <w:t>)</w:t>
+      </w:r>
+    </w:p>
+    <w:p>
+      <w:pPr>
+        <w:numPr>
+          <w:ilvl w:val="1"/>
+          <w:numId w:val="4"/>
+        </w:numPr>
+        <w:pBdr>
+          <w:top w:val="single" w:sz="2" w:space="0" w:color="auto"/>
+          <w:left w:val="single" w:sz="2" w:space="0" w:color="auto"/>
+          <w:bottom w:val="single" w:sz="2" w:space="0" w:color="auto"/>
+          <w:right w:val="single" w:sz="2" w:space="0" w:color="auto"/>
+        </w:pBdr>
+        <w:shd w:val="clear" w:color="auto" w:fill="181818"/>
+        <w:spacing w:before="100" w:beforeAutospacing="1" w:after="100" w:afterAutospacing="1" w:line="240" w:lineRule="auto"/>
+        <w:rPr>
+          <w:rFonts w:ascii="Segoe UI" w:eastAsia="Times New Roman" w:hAnsi="Segoe UI" w:cs="Segoe UI"/>
+          <w:color w:val="CCCCCC"/>
+          <w:sz w:val="20"/>
+          <w:szCs w:val="20"/>
+          <w:lang w:eastAsia="en-IN" w:bidi="hi-IN"/>
+        </w:rPr>
+      </w:pPr>
+      <w:r>
+        <w:rPr>
+          <w:rFonts w:ascii="Segoe UI" w:eastAsia="Times New Roman" w:hAnsi="Segoe UI" w:cs="Segoe UI"/>
+          <w:color w:val="CCCCCC"/>
+          <w:sz w:val="20"/>
+          <w:szCs w:val="20"/>
+          <w:lang w:eastAsia="en-IN" w:bidi="hi-IN"/>
+        </w:rPr>
+        <w:t>🔑 </w:t>
+      </w:r>
+      <w:r>
+        <w:rPr>
+          <w:rFonts w:ascii="Segoe UI" w:eastAsia="Times New Roman" w:hAnsi="Segoe UI" w:cs="Segoe UI"/>
+          <w:b/>
+          <w:bCs/>
+          <w:color w:val="CCCCCC"/>
+          <w:sz w:val="20"/>
+          <w:szCs w:val="20"/>
+          <w:bdr w:val="single" w:sz="2" w:space="0" w:color="auto" w:frame="1"/>
+          <w:lang w:eastAsia="en-IN" w:bidi="hi-IN"/>
+        </w:rPr>
+        <w:t>Custom Password</w:t>
+      </w:r>
+      <w:r>
+        <w:rPr>
+          <w:rFonts w:ascii="Segoe UI" w:eastAsia="Times New Roman" w:hAnsi="Segoe UI" w:cs="Segoe UI"/>
+          <w:color w:val="CCCCCC"/>
+          <w:sz w:val="20"/>
+          <w:szCs w:val="20"/>
+          <w:lang w:eastAsia="en-IN" w:bidi="hi-IN"/>
+        </w:rPr>
+        <w:t> (e.g., </w:t>
+      </w:r>
+      <w:r>
+        <w:rPr>
+          <w:rFonts w:ascii="Consolas" w:eastAsia="Times New Roman" w:hAnsi="Consolas" w:cs="Courier New"/>
+          <w:color w:val="D0D0D0"/>
+          <w:sz w:val="18"/>
+          <w:szCs w:val="18"/>
+          <w:bdr w:val="single" w:sz="2" w:space="0" w:color="auto" w:frame="1"/>
+          <w:shd w:val="clear" w:color="auto" w:fill="3C3C3C"/>
+          <w:lang w:eastAsia="en-IN" w:bidi="hi-IN"/>
+        </w:rPr>
+        <w:t>arjun@2026</w:t>
+      </w:r>
+      <w:r>
+        <w:rPr>
+          <w:rFonts w:ascii="Segoe UI" w:eastAsia="Times New Roman" w:hAnsi="Segoe UI" w:cs="Segoe UI"/>
+          <w:color w:val="CCCCCC"/>
+          <w:sz w:val="20"/>
+          <w:szCs w:val="20"/>
+          <w:lang w:eastAsia="en-IN" w:bidi="hi-IN"/>
+        </w:rPr>
+        <w:t>)</w:t>
+      </w:r>
+    </w:p>
+    <w:p>
+      <w:pPr>
+        <w:numPr>
+          <w:ilvl w:val="1"/>
+          <w:numId w:val="4"/>
+        </w:numPr>
+        <w:pBdr>
+          <w:top w:val="single" w:sz="2" w:space="0" w:color="auto"/>
+          <w:left w:val="single" w:sz="2" w:space="0" w:color="auto"/>
+          <w:bottom w:val="single" w:sz="2" w:space="0" w:color="auto"/>
+          <w:right w:val="single" w:sz="2" w:space="0" w:color="auto"/>
+        </w:pBdr>
+        <w:shd w:val="clear" w:color="auto" w:fill="181818"/>
+        <w:spacing w:before="100" w:beforeAutospacing="1" w:after="100" w:afterAutospacing="1" w:line="240" w:lineRule="auto"/>
+        <w:rPr>
+          <w:rFonts w:ascii="Segoe UI" w:eastAsia="Times New Roman" w:hAnsi="Segoe UI" w:cs="Segoe UI"/>
+          <w:color w:val="CCCCCC"/>
+          <w:sz w:val="20"/>
+          <w:szCs w:val="20"/>
+          <w:lang w:eastAsia="en-IN" w:bidi="hi-IN"/>
+        </w:rPr>
+      </w:pPr>
+      <w:r>
+        <w:rPr>
+          <w:rFonts w:ascii="Segoe UI" w:eastAsia="Times New Roman" w:hAnsi="Segoe UI" w:cs="Segoe UI"/>
+          <w:color w:val="CCCCCC"/>
+          <w:sz w:val="20"/>
+          <w:szCs w:val="20"/>
+          <w:lang w:eastAsia="en-IN" w:bidi="hi-IN"/>
+        </w:rPr>
+        <w:lastRenderedPageBreak/>
+        <w:t>📛 </w:t>
+      </w:r>
+      <w:r>
+        <w:rPr>
+          <w:rFonts w:ascii="Segoe UI" w:eastAsia="Times New Roman" w:hAnsi="Segoe UI" w:cs="Segoe UI"/>
+          <w:b/>
+          <w:bCs/>
+          <w:color w:val="CCCCCC"/>
+          <w:sz w:val="20"/>
+          <w:szCs w:val="20"/>
+          <w:bdr w:val="single" w:sz="2" w:space="0" w:color="auto" w:frame="1"/>
+          <w:lang w:eastAsia="en-IN" w:bidi="hi-IN"/>
+        </w:rPr>
+        <w:t>Full Name</w:t>
+      </w:r>
+      <w:r>
+        <w:rPr>
+          <w:rFonts w:ascii="Segoe UI" w:eastAsia="Times New Roman" w:hAnsi="Segoe UI" w:cs="Segoe UI"/>
+          <w:color w:val="CCCCCC"/>
+          <w:sz w:val="20"/>
+          <w:szCs w:val="20"/>
+          <w:lang w:eastAsia="en-IN" w:bidi="hi-IN"/>
+        </w:rPr>
+        <w:t> (e.g., </w:t>
+      </w:r>
+      <w:r>
+        <w:rPr>
+          <w:rFonts w:ascii="Consolas" w:eastAsia="Times New Roman" w:hAnsi="Consolas" w:cs="Courier New"/>
+          <w:color w:val="D0D0D0"/>
+          <w:sz w:val="18"/>
+          <w:szCs w:val="18"/>
+          <w:bdr w:val="single" w:sz="2" w:space="0" w:color="auto" w:frame="1"/>
+          <w:shd w:val="clear" w:color="auto" w:fill="3C3C3C"/>
+          <w:lang w:eastAsia="en-IN" w:bidi="hi-IN"/>
+        </w:rPr>
+        <w:t xml:space="preserve">Officer </w:t>
+      </w:r>
+      <w:proofErr w:type="spellStart"/>
+      <w:r>
+        <w:rPr>
+          <w:rFonts w:ascii="Consolas" w:eastAsia="Times New Roman" w:hAnsi="Consolas" w:cs="Courier New"/>
+          <w:color w:val="D0D0D0"/>
+          <w:sz w:val="18"/>
+          <w:szCs w:val="18"/>
+          <w:bdr w:val="single" w:sz="2" w:space="0" w:color="auto" w:frame="1"/>
+          <w:shd w:val="clear" w:color="auto" w:fill="3C3C3C"/>
+          <w:lang w:eastAsia="en-IN" w:bidi="hi-IN"/>
+        </w:rPr>
+        <w:t>Arjun</w:t>
+      </w:r>
+      <w:proofErr w:type="spellEnd"/>
+      <w:r>
+        <w:rPr>
+          <w:rFonts w:ascii="Consolas" w:eastAsia="Times New Roman" w:hAnsi="Consolas" w:cs="Courier New"/>
+          <w:color w:val="D0D0D0"/>
+          <w:sz w:val="18"/>
+          <w:szCs w:val="18"/>
+          <w:bdr w:val="single" w:sz="2" w:space="0" w:color="auto" w:frame="1"/>
+          <w:shd w:val="clear" w:color="auto" w:fill="3C3C3C"/>
+          <w:lang w:eastAsia="en-IN" w:bidi="hi-IN"/>
+        </w:rPr>
+        <w:t xml:space="preserve"> Kumar</w:t>
+      </w:r>
+      <w:r>
+        <w:rPr>
+          <w:rFonts w:ascii="Segoe UI" w:eastAsia="Times New Roman" w:hAnsi="Segoe UI" w:cs="Segoe UI"/>
+          <w:color w:val="CCCCCC"/>
+          <w:sz w:val="20"/>
+          <w:szCs w:val="20"/>
+          <w:lang w:eastAsia="en-IN" w:bidi="hi-IN"/>
+        </w:rPr>
+        <w:t>)</w:t>
+      </w:r>
+    </w:p>
+    <w:p>
+      <w:pPr>
+        <w:numPr>
+          <w:ilvl w:val="1"/>
+          <w:numId w:val="4"/>
+        </w:numPr>
+        <w:pBdr>
+          <w:top w:val="single" w:sz="2" w:space="0" w:color="auto"/>
+          <w:left w:val="single" w:sz="2" w:space="0" w:color="auto"/>
+          <w:bottom w:val="single" w:sz="2" w:space="0" w:color="auto"/>
+          <w:right w:val="single" w:sz="2" w:space="0" w:color="auto"/>
+        </w:pBdr>
+        <w:shd w:val="clear" w:color="auto" w:fill="181818"/>
+        <w:spacing w:before="100" w:beforeAutospacing="1" w:after="100" w:afterAutospacing="1" w:line="240" w:lineRule="auto"/>
+        <w:rPr>
+          <w:rFonts w:ascii="Segoe UI" w:eastAsia="Times New Roman" w:hAnsi="Segoe UI" w:cs="Segoe UI"/>
+          <w:color w:val="CCCCCC"/>
+          <w:sz w:val="20"/>
+          <w:szCs w:val="20"/>
+          <w:lang w:eastAsia="en-IN" w:bidi="hi-IN"/>
+        </w:rPr>
+      </w:pPr>
+      <w:r>
+        <w:rPr>
+          <w:rFonts w:ascii="Segoe UI" w:eastAsia="Times New Roman" w:hAnsi="Segoe UI" w:cs="Segoe UI"/>
+          <w:color w:val="CCCCCC"/>
+          <w:sz w:val="20"/>
+          <w:szCs w:val="20"/>
+          <w:lang w:eastAsia="en-IN" w:bidi="hi-IN"/>
+        </w:rPr>
+        <w:t>📱 </w:t>
+      </w:r>
+      <w:r>
+        <w:rPr>
+          <w:rFonts w:ascii="Segoe UI" w:eastAsia="Times New Roman" w:hAnsi="Segoe UI" w:cs="Segoe UI"/>
+          <w:b/>
+          <w:bCs/>
+          <w:color w:val="CCCCCC"/>
+          <w:sz w:val="20"/>
+          <w:szCs w:val="20"/>
+          <w:bdr w:val="single" w:sz="2" w:space="0" w:color="auto" w:frame="1"/>
+          <w:lang w:eastAsia="en-IN" w:bidi="hi-IN"/>
+        </w:rPr>
+        <w:t>Mobile Phone Number</w:t>
+      </w:r>
+      <w:r>
+        <w:rPr>
+          <w:rFonts w:ascii="Segoe UI" w:eastAsia="Times New Roman" w:hAnsi="Segoe UI" w:cs="Segoe UI"/>
+          <w:color w:val="CCCCCC"/>
+          <w:sz w:val="20"/>
+          <w:szCs w:val="20"/>
+          <w:lang w:eastAsia="en-IN" w:bidi="hi-IN"/>
+        </w:rPr>
+        <w:t> (e.g., </w:t>
+      </w:r>
+      <w:r>
+        <w:rPr>
+          <w:rFonts w:ascii="Consolas" w:eastAsia="Times New Roman" w:hAnsi="Consolas" w:cs="Courier New"/>
+          <w:color w:val="D0D0D0"/>
+          <w:sz w:val="18"/>
+          <w:szCs w:val="18"/>
+          <w:bdr w:val="single" w:sz="2" w:space="0" w:color="auto" w:frame="1"/>
+          <w:shd w:val="clear" w:color="auto" w:fill="3C3C3C"/>
+          <w:lang w:eastAsia="en-IN" w:bidi="hi-IN"/>
+        </w:rPr>
+        <w:t>+91-9876543210</w:t>
+      </w:r>
+      <w:r>
+        <w:rPr>
+          <w:rFonts w:ascii="Segoe UI" w:eastAsia="Times New Roman" w:hAnsi="Segoe UI" w:cs="Segoe UI"/>
+          <w:color w:val="CCCCCC"/>
+          <w:sz w:val="20"/>
+          <w:szCs w:val="20"/>
+          <w:lang w:eastAsia="en-IN" w:bidi="hi-IN"/>
+        </w:rPr>
+        <w:t>)</w:t>
+      </w:r>
+    </w:p>
+    <w:p>
+      <w:pPr>
+        <w:numPr>
+          <w:ilvl w:val="1"/>
+          <w:numId w:val="4"/>
+        </w:numPr>
+        <w:pBdr>
+          <w:top w:val="single" w:sz="2" w:space="0" w:color="auto"/>
+          <w:left w:val="single" w:sz="2" w:space="0" w:color="auto"/>
+          <w:bottom w:val="single" w:sz="2" w:space="0" w:color="auto"/>
+          <w:right w:val="single" w:sz="2" w:space="0" w:color="auto"/>
+        </w:pBdr>
+        <w:shd w:val="clear" w:color="auto" w:fill="181818"/>
+        <w:spacing w:before="100" w:beforeAutospacing="1" w:after="100" w:afterAutospacing="1" w:line="240" w:lineRule="auto"/>
+        <w:rPr>
+          <w:rFonts w:ascii="Segoe UI" w:eastAsia="Times New Roman" w:hAnsi="Segoe UI" w:cs="Segoe UI"/>
+          <w:color w:val="CCCCCC"/>
+          <w:sz w:val="20"/>
+          <w:szCs w:val="20"/>
+          <w:lang w:eastAsia="en-IN" w:bidi="hi-IN"/>
+        </w:rPr>
+      </w:pPr>
+      <w:r>
+        <w:rPr>
+          <w:rFonts w:ascii="Segoe UI" w:eastAsia="Times New Roman" w:hAnsi="Segoe UI" w:cs="Segoe UI"/>
+          <w:color w:val="CCCCCC"/>
+          <w:sz w:val="20"/>
+          <w:szCs w:val="20"/>
+          <w:lang w:eastAsia="en-IN" w:bidi="hi-IN"/>
+        </w:rPr>
+        <w:t>🎖️ </w:t>
+      </w:r>
+      <w:r>
+        <w:rPr>
+          <w:rFonts w:ascii="Segoe UI" w:eastAsia="Times New Roman" w:hAnsi="Segoe UI" w:cs="Segoe UI"/>
+          <w:b/>
+          <w:bCs/>
+          <w:color w:val="CCCCCC"/>
+          <w:sz w:val="20"/>
+          <w:szCs w:val="20"/>
+          <w:bdr w:val="single" w:sz="2" w:space="0" w:color="auto" w:frame="1"/>
+          <w:lang w:eastAsia="en-IN" w:bidi="hi-IN"/>
+        </w:rPr>
+        <w:t>Role Assignment</w:t>
+      </w:r>
+      <w:r>
+        <w:rPr>
+          <w:rFonts w:ascii="Segoe UI" w:eastAsia="Times New Roman" w:hAnsi="Segoe UI" w:cs="Segoe UI"/>
+          <w:color w:val="CCCCCC"/>
+          <w:sz w:val="20"/>
+          <w:szCs w:val="20"/>
+          <w:lang w:eastAsia="en-IN" w:bidi="hi-IN"/>
+        </w:rPr>
+        <w:t> (</w:t>
+      </w:r>
+      <w:r>
+        <w:rPr>
+          <w:rFonts w:ascii="Consolas" w:eastAsia="Times New Roman" w:hAnsi="Consolas" w:cs="Courier New"/>
+          <w:color w:val="D0D0D0"/>
+          <w:sz w:val="18"/>
+          <w:szCs w:val="18"/>
+          <w:bdr w:val="single" w:sz="2" w:space="0" w:color="auto" w:frame="1"/>
+          <w:shd w:val="clear" w:color="auto" w:fill="3C3C3C"/>
+          <w:lang w:eastAsia="en-IN" w:bidi="hi-IN"/>
+        </w:rPr>
+        <w:t>Guard / Patrol Personnel</w:t>
+      </w:r>
+      <w:r>
+        <w:rPr>
+          <w:rFonts w:ascii="Segoe UI" w:eastAsia="Times New Roman" w:hAnsi="Segoe UI" w:cs="Segoe UI"/>
+          <w:color w:val="CCCCCC"/>
+          <w:sz w:val="20"/>
+          <w:szCs w:val="20"/>
+          <w:lang w:eastAsia="en-IN" w:bidi="hi-IN"/>
+        </w:rPr>
+        <w:t>, </w:t>
+      </w:r>
+      <w:r>
+        <w:rPr>
+          <w:rFonts w:ascii="Consolas" w:eastAsia="Times New Roman" w:hAnsi="Consolas" w:cs="Courier New"/>
+          <w:color w:val="D0D0D0"/>
+          <w:sz w:val="18"/>
+          <w:szCs w:val="18"/>
+          <w:bdr w:val="single" w:sz="2" w:space="0" w:color="auto" w:frame="1"/>
+          <w:shd w:val="clear" w:color="auto" w:fill="3C3C3C"/>
+          <w:lang w:eastAsia="en-IN" w:bidi="hi-IN"/>
+        </w:rPr>
+        <w:t>Station In-Charge</w:t>
+      </w:r>
+      <w:r>
+        <w:rPr>
+          <w:rFonts w:ascii="Segoe UI" w:eastAsia="Times New Roman" w:hAnsi="Segoe UI" w:cs="Segoe UI"/>
+          <w:color w:val="CCCCCC"/>
+          <w:sz w:val="20"/>
+          <w:szCs w:val="20"/>
+          <w:lang w:eastAsia="en-IN" w:bidi="hi-IN"/>
+        </w:rPr>
+        <w:t>, </w:t>
+      </w:r>
+      <w:r>
+        <w:rPr>
+          <w:rFonts w:ascii="Consolas" w:eastAsia="Times New Roman" w:hAnsi="Consolas" w:cs="Courier New"/>
+          <w:color w:val="D0D0D0"/>
+          <w:sz w:val="18"/>
+          <w:szCs w:val="18"/>
+          <w:bdr w:val="single" w:sz="2" w:space="0" w:color="auto" w:frame="1"/>
+          <w:shd w:val="clear" w:color="auto" w:fill="3C3C3C"/>
+          <w:lang w:eastAsia="en-IN" w:bidi="hi-IN"/>
+        </w:rPr>
+        <w:t>Patrol Duty Monitor</w:t>
+      </w:r>
+      <w:r>
+        <w:rPr>
+          <w:rFonts w:ascii="Segoe UI" w:eastAsia="Times New Roman" w:hAnsi="Segoe UI" w:cs="Segoe UI"/>
+          <w:color w:val="CCCCCC"/>
+          <w:sz w:val="20"/>
+          <w:szCs w:val="20"/>
+          <w:lang w:eastAsia="en-IN" w:bidi="hi-IN"/>
+        </w:rPr>
+        <w:t>)</w:t>
+      </w:r>
+    </w:p>
+    <w:p>
+      <w:pPr>
+        <w:numPr>
+          <w:ilvl w:val="0"/>
+          <w:numId w:val="4"/>
+        </w:numPr>
+        <w:pBdr>
+          <w:top w:val="single" w:sz="2" w:space="0" w:color="auto"/>
+          <w:left w:val="single" w:sz="2" w:space="0" w:color="auto"/>
+          <w:bottom w:val="single" w:sz="2" w:space="0" w:color="auto"/>
+          <w:right w:val="single" w:sz="2" w:space="0" w:color="auto"/>
+        </w:pBdr>
+        <w:shd w:val="clear" w:color="auto" w:fill="181818"/>
+        <w:spacing w:after="0" w:line="240" w:lineRule="auto"/>
+        <w:rPr>
+          <w:rFonts w:ascii="Segoe UI" w:eastAsia="Times New Roman" w:hAnsi="Segoe UI" w:cs="Segoe UI"/>
+          <w:color w:val="CCCCCC"/>
+          <w:sz w:val="20"/>
+          <w:szCs w:val="20"/>
+          <w:lang w:eastAsia="en-IN" w:bidi="hi-IN"/>
+        </w:rPr>
+      </w:pPr>
+      <w:r>
+        <w:rPr>
+          <w:rFonts w:ascii="Segoe UI" w:eastAsia="Times New Roman" w:hAnsi="Segoe UI" w:cs="Segoe UI"/>
+          <w:color w:val="CCCCCC"/>
+          <w:sz w:val="20"/>
+          <w:szCs w:val="20"/>
+          <w:lang w:eastAsia="en-IN" w:bidi="hi-IN"/>
+        </w:rPr>
+        <w:t>Once saved, the new user can immediately log in at </w:t>
+      </w:r>
+      <w:r>
+        <w:rPr>
+          <w:rFonts w:ascii="Consolas" w:eastAsia="Times New Roman" w:hAnsi="Consolas" w:cs="Courier New"/>
+          <w:color w:val="D0D0D0"/>
+          <w:sz w:val="18"/>
+          <w:szCs w:val="18"/>
+          <w:bdr w:val="single" w:sz="2" w:space="0" w:color="auto" w:frame="1"/>
+          <w:shd w:val="clear" w:color="auto" w:fill="3C3C3C"/>
+          <w:lang w:eastAsia="en-IN" w:bidi="hi-IN"/>
+        </w:rPr>
+        <w:t>/login</w:t>
+      </w:r>
+      <w:r>
+        <w:rPr>
+          <w:rFonts w:ascii="Segoe UI" w:eastAsia="Times New Roman" w:hAnsi="Segoe UI" w:cs="Segoe UI"/>
+          <w:color w:val="CCCCCC"/>
+          <w:sz w:val="20"/>
+          <w:szCs w:val="20"/>
+          <w:lang w:eastAsia="en-IN" w:bidi="hi-IN"/>
+        </w:rPr>
+        <w:t> using their custom username and password!</w:t>
+      </w:r>
+    </w:p>
+    <w:p>
+      <w:pPr>
+        <w:shd w:val="clear" w:color="auto" w:fill="181818"/>
+        <w:spacing w:after="0" w:line="240" w:lineRule="auto"/>
+        <w:rPr>
+          <w:rFonts w:ascii="Segoe UI" w:eastAsia="Times New Roman" w:hAnsi="Segoe UI" w:cs="Segoe UI"/>
+          <w:color w:val="CCCCCC"/>
+          <w:sz w:val="20"/>
+          <w:szCs w:val="20"/>
+          <w:lang w:eastAsia="en-IN" w:bidi="hi-IN"/>
+        </w:rPr>
+      </w:pPr>
+      <w:r>
+        <w:rPr>
+          <w:rFonts w:ascii="Segoe UI" w:eastAsia="Times New Roman" w:hAnsi="Segoe UI" w:cs="Segoe UI"/>
+          <w:color w:val="CCCCCC"/>
+          <w:sz w:val="20"/>
+          <w:szCs w:val="20"/>
+          <w:lang w:eastAsia="en-IN" w:bidi="hi-IN"/>
+        </w:rPr>
+        <w:t>3:49 PM</w:t>
+      </w:r>
+    </w:p>
+    <w:p>
+      <w:pPr>
+        <w:shd w:val="clear" w:color="auto" w:fill="181818"/>
+        <w:spacing w:after="0" w:line="240" w:lineRule="auto"/>
+        <w:rPr>
+          <w:rFonts w:ascii="Segoe UI" w:eastAsia="Times New Roman" w:hAnsi="Segoe UI" w:cs="Segoe UI"/>
+          <w:color w:val="CCCCCC"/>
+          <w:sz w:val="20"/>
+          <w:szCs w:val="20"/>
+          <w:lang w:eastAsia="en-IN" w:bidi="hi-IN"/>
+        </w:rPr>
+      </w:pPr>
+      <w:r>
+        <w:rPr>
+          <w:rFonts w:ascii="Segoe UI" w:eastAsia="Times New Roman" w:hAnsi="Segoe UI" w:cs="Segoe UI"/>
+          <w:color w:val="CCCCCC"/>
+          <w:sz w:val="20"/>
+          <w:szCs w:val="20"/>
+          <w:lang w:eastAsia="en-IN" w:bidi="hi-IN"/>
+        </w:rPr>
+        <w:t>Please change the Username / User ID: Patrol Tracker and Password: BXRadmin123</w:t>
+      </w:r>
+    </w:p>
+    <w:p>
+      <w:pPr>
+        <w:shd w:val="clear" w:color="auto" w:fill="181818"/>
+        <w:spacing w:after="0" w:line="240" w:lineRule="auto"/>
+        <w:rPr>
+          <w:rFonts w:ascii="Segoe UI" w:eastAsia="Times New Roman" w:hAnsi="Segoe UI" w:cs="Segoe UI"/>
+          <w:color w:val="CCCCCC"/>
+          <w:sz w:val="20"/>
+          <w:szCs w:val="20"/>
+          <w:lang w:eastAsia="en-IN" w:bidi="hi-IN"/>
+        </w:rPr>
+      </w:pPr>
+      <w:r>
+        <w:rPr>
+          <w:rFonts w:ascii="Segoe UI" w:eastAsia="Times New Roman" w:hAnsi="Segoe UI" w:cs="Segoe UI"/>
+          <w:color w:val="CCCCCC"/>
+          <w:sz w:val="20"/>
+          <w:szCs w:val="20"/>
+          <w:bdr w:val="single" w:sz="2" w:space="0" w:color="auto" w:frame="1"/>
+          <w:lang w:eastAsia="en-IN" w:bidi="hi-IN"/>
+        </w:rPr>
+        <w:t>3:57 PM</w:t>
+      </w:r>
+    </w:p>
+    <w:p>
+      <w:pPr>
+        <w:pBdr>
+          <w:top w:val="single" w:sz="2" w:space="0" w:color="auto"/>
+          <w:left w:val="single" w:sz="2" w:space="0" w:color="auto"/>
+          <w:bottom w:val="single" w:sz="2" w:space="0" w:color="auto"/>
+          <w:right w:val="single" w:sz="2" w:space="0" w:color="auto"/>
+        </w:pBdr>
+        <w:shd w:val="clear" w:color="auto" w:fill="181818"/>
+        <w:spacing w:after="0" w:line="240" w:lineRule="auto"/>
+        <w:rPr>
+          <w:rFonts w:ascii="Segoe UI" w:eastAsia="Times New Roman" w:hAnsi="Segoe UI" w:cs="Segoe UI"/>
+          <w:color w:val="CCCCCC"/>
+          <w:sz w:val="20"/>
+          <w:szCs w:val="20"/>
+          <w:lang w:eastAsia="en-IN" w:bidi="hi-IN"/>
+        </w:rPr>
+      </w:pPr>
+      <w:r>
+        <w:rPr>
+          <w:rFonts w:ascii="Segoe UI" w:eastAsia="Times New Roman" w:hAnsi="Segoe UI" w:cs="Segoe UI"/>
+          <w:color w:val="CCCCCC"/>
+          <w:sz w:val="20"/>
+          <w:szCs w:val="20"/>
+          <w:lang w:eastAsia="en-IN" w:bidi="hi-IN"/>
+        </w:rPr>
+        <w:t>The </w:t>
+      </w:r>
+      <w:r>
+        <w:rPr>
+          <w:rFonts w:ascii="Segoe UI" w:eastAsia="Times New Roman" w:hAnsi="Segoe UI" w:cs="Segoe UI"/>
+          <w:b/>
+          <w:bCs/>
+          <w:color w:val="CCCCCC"/>
+          <w:sz w:val="20"/>
+          <w:szCs w:val="20"/>
+          <w:bdr w:val="single" w:sz="2" w:space="0" w:color="auto" w:frame="1"/>
+          <w:lang w:eastAsia="en-IN" w:bidi="hi-IN"/>
+        </w:rPr>
+        <w:t>Patrol Duty Monitor</w:t>
+      </w:r>
+      <w:r>
+        <w:rPr>
+          <w:rFonts w:ascii="Segoe UI" w:eastAsia="Times New Roman" w:hAnsi="Segoe UI" w:cs="Segoe UI"/>
+          <w:color w:val="CCCCCC"/>
+          <w:sz w:val="20"/>
+          <w:szCs w:val="20"/>
+          <w:lang w:eastAsia="en-IN" w:bidi="hi-IN"/>
+        </w:rPr>
+        <w:t> default login credentials have been updated:</w:t>
+      </w:r>
+    </w:p>
+    <w:p>
+      <w:pPr>
+        <w:shd w:val="clear" w:color="auto" w:fill="181818"/>
+        <w:spacing w:after="0" w:line="240" w:lineRule="auto"/>
+        <w:rPr>
+          <w:rFonts w:ascii="Segoe UI" w:eastAsia="Times New Roman" w:hAnsi="Segoe UI" w:cs="Segoe UI"/>
+          <w:color w:val="CCCCCC"/>
+          <w:sz w:val="20"/>
+          <w:szCs w:val="20"/>
+          <w:lang w:eastAsia="en-IN" w:bidi="hi-IN"/>
+        </w:rPr>
+      </w:pPr>
+      <w:r>
+        <w:rPr>
+          <w:rFonts w:ascii="Segoe UI" w:eastAsia="Times New Roman" w:hAnsi="Segoe UI" w:cs="Segoe UI"/>
+          <w:color w:val="CCCCCC"/>
+          <w:sz w:val="20"/>
+          <w:szCs w:val="20"/>
+          <w:lang w:eastAsia="en-IN" w:bidi="hi-IN"/>
+        </w:rPr>
+        <w:pict>
+          <v:rect id="_x0000_i1029" style="width:180pt;height:.75pt" o:hrpct="0" o:hralign="center" o:hrstd="t" o:hr="t" fillcolor="#a0a0a0" stroked="f"/>
+        </w:pict>
+      </w:r>
+    </w:p>
+    <w:p>
+      <w:pPr>
+        <w:pBdr>
+          <w:top w:val="single" w:sz="2" w:space="0" w:color="auto"/>
+          <w:left w:val="single" w:sz="2" w:space="0" w:color="auto"/>
+          <w:bottom w:val="single" w:sz="2" w:space="0" w:color="auto"/>
+          <w:right w:val="single" w:sz="2" w:space="0" w:color="auto"/>
+        </w:pBdr>
+        <w:shd w:val="clear" w:color="auto" w:fill="181818"/>
+        <w:spacing w:before="100" w:beforeAutospacing="1" w:after="100" w:afterAutospacing="1" w:line="240" w:lineRule="auto"/>
+        <w:outlineLvl w:val="2"/>
+        <w:rPr>
+          <w:rFonts w:ascii="Segoe UI" w:eastAsia="Times New Roman" w:hAnsi="Segoe UI" w:cs="Segoe UI"/>
+          <w:color w:val="CCCCCC"/>
+          <w:sz w:val="27"/>
+          <w:szCs w:val="27"/>
+          <w:lang w:eastAsia="en-IN" w:bidi="hi-IN"/>
+        </w:rPr>
+      </w:pPr>
+      <w:r>
+        <w:rPr>
+          <w:rFonts w:ascii="Segoe UI" w:eastAsia="Times New Roman" w:hAnsi="Segoe UI" w:cs="Segoe UI"/>
+          <w:color w:val="CCCCCC"/>
+          <w:sz w:val="27"/>
+          <w:szCs w:val="27"/>
+          <w:lang w:eastAsia="en-IN" w:bidi="hi-IN"/>
+        </w:rPr>
+        <w:t>🔑 Updated Credentials:</w:t>
+      </w:r>
+    </w:p>
+    <w:p>
+      <w:pPr>
+        <w:numPr>
+          <w:ilvl w:val="0"/>
+          <w:numId w:val="5"/>
+        </w:numPr>
+        <w:pBdr>
+          <w:top w:val="single" w:sz="2" w:space="0" w:color="auto"/>
+          <w:left w:val="single" w:sz="2" w:space="0" w:color="auto"/>
+          <w:bottom w:val="single" w:sz="2" w:space="0" w:color="auto"/>
+          <w:right w:val="single" w:sz="2" w:space="0" w:color="auto"/>
+        </w:pBdr>
+        <w:shd w:val="clear" w:color="auto" w:fill="181818"/>
+        <w:spacing w:before="100" w:beforeAutospacing="1" w:after="100" w:afterAutospacing="1" w:line="240" w:lineRule="auto"/>
+        <w:rPr>
+          <w:rFonts w:ascii="Segoe UI" w:eastAsia="Times New Roman" w:hAnsi="Segoe UI" w:cs="Segoe UI"/>
+          <w:color w:val="CCCCCC"/>
+          <w:sz w:val="20"/>
+          <w:szCs w:val="20"/>
+          <w:lang w:eastAsia="en-IN" w:bidi="hi-IN"/>
+        </w:rPr>
+      </w:pPr>
+      <w:r>
+        <w:rPr>
+          <w:rFonts w:ascii="Segoe UI" w:eastAsia="Times New Roman" w:hAnsi="Segoe UI" w:cs="Segoe UI"/>
+          <w:b/>
+          <w:bCs/>
+          <w:color w:val="CCCCCC"/>
+          <w:sz w:val="20"/>
+          <w:szCs w:val="20"/>
+          <w:bdr w:val="single" w:sz="2" w:space="0" w:color="auto" w:frame="1"/>
+          <w:lang w:eastAsia="en-IN" w:bidi="hi-IN"/>
+        </w:rPr>
+        <w:t>Username / User ID</w:t>
+      </w:r>
+      <w:r>
+        <w:rPr>
+          <w:rFonts w:ascii="Segoe UI" w:eastAsia="Times New Roman" w:hAnsi="Segoe UI" w:cs="Segoe UI"/>
+          <w:color w:val="CCCCCC"/>
+          <w:sz w:val="20"/>
+          <w:szCs w:val="20"/>
+          <w:lang w:eastAsia="en-IN" w:bidi="hi-IN"/>
+        </w:rPr>
+        <w:t>: </w:t>
+      </w:r>
+      <w:r>
+        <w:rPr>
+          <w:rFonts w:ascii="Consolas" w:eastAsia="Times New Roman" w:hAnsi="Consolas" w:cs="Courier New"/>
+          <w:color w:val="D0D0D0"/>
+          <w:sz w:val="18"/>
+          <w:szCs w:val="18"/>
+          <w:bdr w:val="single" w:sz="2" w:space="0" w:color="auto" w:frame="1"/>
+          <w:shd w:val="clear" w:color="auto" w:fill="3C3C3C"/>
+          <w:lang w:eastAsia="en-IN" w:bidi="hi-IN"/>
+        </w:rPr>
+        <w:t>Patrol Tracker</w:t>
+      </w:r>
+    </w:p>
+    <w:p>
+      <w:pPr>
+        <w:numPr>
+          <w:ilvl w:val="0"/>
+          <w:numId w:val="5"/>
+        </w:numPr>
+        <w:pBdr>
+          <w:top w:val="single" w:sz="2" w:space="0" w:color="auto"/>
+          <w:left w:val="single" w:sz="2" w:space="0" w:color="auto"/>
+          <w:bottom w:val="single" w:sz="2" w:space="0" w:color="auto"/>
+          <w:right w:val="single" w:sz="2" w:space="0" w:color="auto"/>
+        </w:pBdr>
+        <w:shd w:val="clear" w:color="auto" w:fill="181818"/>
+        <w:spacing w:before="100" w:beforeAutospacing="1" w:after="100" w:afterAutospacing="1" w:line="240" w:lineRule="auto"/>
+        <w:rPr>
+          <w:rFonts w:ascii="Segoe UI" w:eastAsia="Times New Roman" w:hAnsi="Segoe UI" w:cs="Segoe UI"/>
+          <w:color w:val="CCCCCC"/>
+          <w:sz w:val="20"/>
+          <w:szCs w:val="20"/>
+          <w:lang w:eastAsia="en-IN" w:bidi="hi-IN"/>
+        </w:rPr>
+      </w:pPr>
+      <w:r>
+        <w:rPr>
+          <w:rFonts w:ascii="Segoe UI" w:eastAsia="Times New Roman" w:hAnsi="Segoe UI" w:cs="Segoe UI"/>
+          <w:b/>
+          <w:bCs/>
+          <w:color w:val="CCCCCC"/>
+          <w:sz w:val="20"/>
+          <w:szCs w:val="20"/>
+          <w:bdr w:val="single" w:sz="2" w:space="0" w:color="auto" w:frame="1"/>
+          <w:lang w:eastAsia="en-IN" w:bidi="hi-IN"/>
+        </w:rPr>
+        <w:t>Password</w:t>
+      </w:r>
+      <w:r>
+        <w:rPr>
+          <w:rFonts w:ascii="Segoe UI" w:eastAsia="Times New Roman" w:hAnsi="Segoe UI" w:cs="Segoe UI"/>
+          <w:color w:val="CCCCCC"/>
+          <w:sz w:val="20"/>
+          <w:szCs w:val="20"/>
+          <w:lang w:eastAsia="en-IN" w:bidi="hi-IN"/>
+        </w:rPr>
+        <w:t>: </w:t>
+      </w:r>
+      <w:r>
+        <w:rPr>
+          <w:rFonts w:ascii="Consolas" w:eastAsia="Times New Roman" w:hAnsi="Consolas" w:cs="Courier New"/>
+          <w:color w:val="D0D0D0"/>
+          <w:sz w:val="18"/>
+          <w:szCs w:val="18"/>
+          <w:bdr w:val="single" w:sz="2" w:space="0" w:color="auto" w:frame="1"/>
+          <w:shd w:val="clear" w:color="auto" w:fill="3C3C3C"/>
+          <w:lang w:eastAsia="en-IN" w:bidi="hi-IN"/>
+        </w:rPr>
+        <w:t>BXRadmin123</w:t>
+      </w:r>
+    </w:p>
+    <w:p>
+      <w:pPr>
+        <w:numPr>
+          <w:ilvl w:val="0"/>
+          <w:numId w:val="5"/>
+        </w:numPr>
+        <w:pBdr>
+          <w:top w:val="single" w:sz="2" w:space="0" w:color="auto"/>
+          <w:left w:val="single" w:sz="2" w:space="0" w:color="auto"/>
+          <w:bottom w:val="single" w:sz="2" w:space="0" w:color="auto"/>
+          <w:right w:val="single" w:sz="2" w:space="0" w:color="auto"/>
+        </w:pBdr>
+        <w:shd w:val="clear" w:color="auto" w:fill="181818"/>
+        <w:spacing w:before="100" w:beforeAutospacing="1" w:after="100" w:afterAutospacing="1" w:line="240" w:lineRule="auto"/>
+        <w:rPr>
+          <w:rFonts w:ascii="Segoe UI" w:eastAsia="Times New Roman" w:hAnsi="Segoe UI" w:cs="Segoe UI"/>
+          <w:color w:val="CCCCCC"/>
+          <w:sz w:val="20"/>
+          <w:szCs w:val="20"/>
+          <w:lang w:eastAsia="en-IN" w:bidi="hi-IN"/>
+        </w:rPr>
+      </w:pPr>
+      <w:r>
+        <w:rPr>
+          <w:rFonts w:ascii="Segoe UI" w:eastAsia="Times New Roman" w:hAnsi="Segoe UI" w:cs="Segoe UI"/>
+          <w:b/>
+          <w:bCs/>
+          <w:color w:val="CCCCCC"/>
+          <w:sz w:val="20"/>
+          <w:szCs w:val="20"/>
+          <w:bdr w:val="single" w:sz="2" w:space="0" w:color="auto" w:frame="1"/>
+          <w:lang w:eastAsia="en-IN" w:bidi="hi-IN"/>
+        </w:rPr>
+        <w:t>Role</w:t>
+      </w:r>
+      <w:r>
+        <w:rPr>
+          <w:rFonts w:ascii="Segoe UI" w:eastAsia="Times New Roman" w:hAnsi="Segoe UI" w:cs="Segoe UI"/>
+          <w:color w:val="CCCCCC"/>
+          <w:sz w:val="20"/>
+          <w:szCs w:val="20"/>
+          <w:lang w:eastAsia="en-IN" w:bidi="hi-IN"/>
+        </w:rPr>
+        <w:t>: </w:t>
+      </w:r>
+      <w:r>
+        <w:rPr>
+          <w:rFonts w:ascii="Consolas" w:eastAsia="Times New Roman" w:hAnsi="Consolas" w:cs="Courier New"/>
+          <w:color w:val="D0D0D0"/>
+          <w:sz w:val="18"/>
+          <w:szCs w:val="18"/>
+          <w:bdr w:val="single" w:sz="2" w:space="0" w:color="auto" w:frame="1"/>
+          <w:shd w:val="clear" w:color="auto" w:fill="3C3C3C"/>
+          <w:lang w:eastAsia="en-IN" w:bidi="hi-IN"/>
+        </w:rPr>
+        <w:t>Patrol Duty Monitor</w:t>
+      </w:r>
+      <w:r>
+        <w:rPr>
+          <w:rFonts w:ascii="Segoe UI" w:eastAsia="Times New Roman" w:hAnsi="Segoe UI" w:cs="Segoe UI"/>
+          <w:color w:val="CCCCCC"/>
+          <w:sz w:val="20"/>
+          <w:szCs w:val="20"/>
+          <w:lang w:eastAsia="en-IN" w:bidi="hi-IN"/>
+        </w:rPr>
+        <w:t> (Admin)</w:t>
+      </w:r>
+    </w:p>
+    <w:p>
+      <w:pPr>
+        <w:shd w:val="clear" w:color="auto" w:fill="181818"/>
+        <w:spacing w:after="0" w:line="240" w:lineRule="auto"/>
+        <w:rPr>
+          <w:rFonts w:ascii="Segoe UI" w:eastAsia="Times New Roman" w:hAnsi="Segoe UI" w:cs="Segoe UI"/>
+          <w:color w:val="CCCCCC"/>
+          <w:sz w:val="20"/>
+          <w:szCs w:val="20"/>
+          <w:lang w:eastAsia="en-IN" w:bidi="hi-IN"/>
+        </w:rPr>
+      </w:pPr>
+      <w:r>
+        <w:rPr>
+          <w:rFonts w:ascii="Segoe UI" w:eastAsia="Times New Roman" w:hAnsi="Segoe UI" w:cs="Segoe UI"/>
+          <w:color w:val="CCCCCC"/>
+          <w:sz w:val="20"/>
+          <w:szCs w:val="20"/>
+          <w:lang w:eastAsia="en-IN" w:bidi="hi-IN"/>
+        </w:rPr>
+        <w:pict>
+          <v:rect id="_x0000_i1030" style="width:180pt;height:.75pt" o:hrpct="0" o:hralign="center" o:hrstd="t" o:hr="t" fillcolor="#a0a0a0" stroked="f"/>
+        </w:pict>
+      </w:r>
+    </w:p>
+    <w:p>
+      <w:pPr>
+        <w:pBdr>
+          <w:top w:val="single" w:sz="2" w:space="0" w:color="auto"/>
+          <w:left w:val="single" w:sz="2" w:space="0" w:color="auto"/>
+          <w:bottom w:val="single" w:sz="2" w:space="0" w:color="auto"/>
+          <w:right w:val="single" w:sz="2" w:space="0" w:color="auto"/>
+        </w:pBdr>
+        <w:shd w:val="clear" w:color="auto" w:fill="181818"/>
+        <w:spacing w:before="100" w:beforeAutospacing="1" w:after="100" w:afterAutospacing="1" w:line="240" w:lineRule="auto"/>
+        <w:outlineLvl w:val="2"/>
+        <w:rPr>
+          <w:rFonts w:ascii="Segoe UI" w:eastAsia="Times New Roman" w:hAnsi="Segoe UI" w:cs="Segoe UI"/>
+          <w:color w:val="CCCCCC"/>
+          <w:sz w:val="27"/>
+          <w:szCs w:val="27"/>
+          <w:lang w:eastAsia="en-IN" w:bidi="hi-IN"/>
+        </w:rPr>
+      </w:pPr>
+      <w:r>
+        <w:rPr>
+          <w:rFonts w:ascii="Segoe UI" w:eastAsia="Times New Roman" w:hAnsi="Segoe UI" w:cs="Segoe UI"/>
+          <w:color w:val="CCCCCC"/>
+          <w:sz w:val="27"/>
+          <w:szCs w:val="27"/>
+          <w:lang w:eastAsia="en-IN" w:bidi="hi-IN"/>
+        </w:rPr>
+        <w:t>🌐 Access App Login:</w:t>
+      </w:r>
+    </w:p>
+    <w:p>
+      <w:pPr>
+        <w:pBdr>
+          <w:top w:val="single" w:sz="2" w:space="0" w:color="auto"/>
+          <w:left w:val="single" w:sz="2" w:space="0" w:color="auto"/>
+          <w:bottom w:val="single" w:sz="2" w:space="0" w:color="auto"/>
+          <w:right w:val="single" w:sz="2" w:space="0" w:color="auto"/>
+        </w:pBdr>
+        <w:shd w:val="clear" w:color="auto" w:fill="181818"/>
+        <w:spacing w:after="0" w:line="240" w:lineRule="auto"/>
+        <w:rPr>
+          <w:rFonts w:ascii="Segoe UI" w:eastAsia="Times New Roman" w:hAnsi="Segoe UI" w:cs="Segoe UI"/>
+          <w:color w:val="CCCCCC"/>
+          <w:sz w:val="20"/>
+          <w:szCs w:val="20"/>
+          <w:lang w:eastAsia="en-IN" w:bidi="hi-IN"/>
+        </w:rPr>
+      </w:pPr>
+      <w:r>
+        <w:rPr>
+          <w:rFonts w:ascii="Segoe UI" w:eastAsia="Times New Roman" w:hAnsi="Segoe UI" w:cs="Segoe UI"/>
+          <w:color w:val="CCCCCC"/>
+          <w:sz w:val="20"/>
+          <w:szCs w:val="20"/>
+          <w:lang w:eastAsia="en-IN" w:bidi="hi-IN"/>
+        </w:rPr>
+        <w:t>Go to </w:t>
+      </w:r>
+      <w:hyperlink r:id="rId8" w:history="1">
+        <w:r>
+          <w:rPr>
+            <w:rFonts w:ascii="Segoe UI" w:eastAsia="Times New Roman" w:hAnsi="Segoe UI" w:cs="Segoe UI"/>
+            <w:b/>
+            <w:bCs/>
+            <w:color w:val="4DAAFC"/>
+            <w:sz w:val="20"/>
+            <w:szCs w:val="20"/>
+            <w:bdr w:val="single" w:sz="2" w:space="0" w:color="auto" w:frame="1"/>
+            <w:lang w:eastAsia="en-IN" w:bidi="hi-IN"/>
+          </w:rPr>
+          <w:t>http://localhost:8080/login</w:t>
+        </w:r>
+      </w:hyperlink>
+      <w:r>
+        <w:rPr>
+          <w:rFonts w:ascii="Segoe UI" w:eastAsia="Times New Roman" w:hAnsi="Segoe UI" w:cs="Segoe UI"/>
+          <w:color w:val="CCCCCC"/>
+          <w:sz w:val="20"/>
+          <w:szCs w:val="20"/>
+          <w:lang w:eastAsia="en-IN" w:bidi="hi-IN"/>
+        </w:rPr>
         <w:t> to log in using:</w:t>
       </w:r>
     </w:p>
@@ -4559,13 +7203,10 @@
         <w:t>BXRadmin123</w:t>
       </w:r>
     </w:p>
-    <w:p>
-      <w:bookmarkStart w:id="0" w:name="_GoBack"/>
-      <w:bookmarkEnd w:id="0"/>
-    </w:p>
+    <w:p/>
     <w:sectPr>
       <w:pgSz w:w="11906" w:h="16838"/>
-      <w:pgMar w:top="1440" w:right="1440" w:bottom="1440" w:left="1440" w:header="708" w:footer="708" w:gutter="0"/>
+      <w:pgMar w:top="1440" w:right="476" w:bottom="1440" w:left="360" w:header="708" w:footer="708" w:gutter="0"/>
       <w:cols w:space="708"/>
       <w:docGrid w:linePitch="360"/>
     </w:sectPr>
@@ -5136,6 +7777,155 @@
     </w:lvl>
   </w:abstractNum>
   <w:abstractNum w:abstractNumId="4">
+    <w:nsid w:val="39AC4BAF"/>
+    <w:multiLevelType w:val="multilevel"/>
+    <w:tmpl w:val="54FE2F60"/>
+    <w:lvl w:ilvl="0">
+      <w:start w:val="1"/>
+      <w:numFmt w:val="bullet"/>
+      <w:lvlText w:val=""/>
+      <w:lvlJc w:val="left"/>
+      <w:pPr>
+        <w:tabs>
+          <w:tab w:val="num" w:pos="720"/>
+        </w:tabs>
+        <w:ind w:left="720" w:hanging="360"/>
+      </w:pPr>
+      <w:rPr>
+        <w:rFonts w:ascii="Symbol" w:hAnsi="Symbol" w:hint="default"/>
+        <w:sz w:val="20"/>
+      </w:rPr>
+    </w:lvl>
+    <w:lvl w:ilvl="1" w:tentative="1">
+      <w:start w:val="1"/>
+      <w:numFmt w:val="bullet"/>
+      <w:lvlText w:val=""/>
+      <w:lvlJc w:val="left"/>
+      <w:pPr>
+        <w:tabs>
+          <w:tab w:val="num" w:pos="1440"/>
+        </w:tabs>
+        <w:ind w:left="1440" w:hanging="360"/>
+      </w:pPr>
+      <w:rPr>
+        <w:rFonts w:ascii="Symbol" w:hAnsi="Symbol" w:hint="default"/>
+        <w:sz w:val="20"/>
+      </w:rPr>
+    </w:lvl>
+    <w:lvl w:ilvl="2" w:tentative="1">
+      <w:start w:val="1"/>
+      <w:numFmt w:val="bullet"/>
+      <w:lvlText w:val=""/>
+      <w:lvlJc w:val="left"/>
+      <w:pPr>
+        <w:tabs>
+          <w:tab w:val="num" w:pos="2160"/>
+        </w:tabs>
+        <w:ind w:left="2160" w:hanging="360"/>
+      </w:pPr>
+      <w:rPr>
+        <w:rFonts w:ascii="Symbol" w:hAnsi="Symbol" w:hint="default"/>
+        <w:sz w:val="20"/>
+      </w:rPr>
+    </w:lvl>
+    <w:lvl w:ilvl="3" w:tentative="1">
+      <w:start w:val="1"/>
+      <w:numFmt w:val="bullet"/>
+      <w:lvlText w:val=""/>
+      <w:lvlJc w:val="left"/>
+      <w:pPr>
+        <w:tabs>
+          <w:tab w:val="num" w:pos="2880"/>
+        </w:tabs>
+        <w:ind w:left="2880" w:hanging="360"/>
+      </w:pPr>
+      <w:rPr>
+        <w:rFonts w:ascii="Symbol" w:hAnsi="Symbol" w:hint="default"/>
+        <w:sz w:val="20"/>
+      </w:rPr>
+    </w:lvl>
+    <w:lvl w:ilvl="4" w:tentative="1">
+      <w:start w:val="1"/>
+      <w:numFmt w:val="bullet"/>
+      <w:lvlText w:val=""/>
+      <w:lvlJc w:val="left"/>
+      <w:pPr>
+        <w:tabs>
+          <w:tab w:val="num" w:pos="3600"/>
+        </w:tabs>
+        <w:ind w:left="3600" w:hanging="360"/>
+      </w:pPr>
+      <w:rPr>
+        <w:rFonts w:ascii="Symbol" w:hAnsi="Symbol" w:hint="default"/>
+        <w:sz w:val="20"/>
+      </w:rPr>
+    </w:lvl>
+    <w:lvl w:ilvl="5" w:tentative="1">
+      <w:start w:val="1"/>
+      <w:numFmt w:val="bullet"/>
+      <w:lvlText w:val=""/>
+      <w:lvlJc w:val="left"/>
+      <w:pPr>
+        <w:tabs>
+          <w:tab w:val="num" w:pos="4320"/>
+        </w:tabs>
+        <w:ind w:left="4320" w:hanging="360"/>
+      </w:pPr>
+      <w:rPr>
+        <w:rFonts w:ascii="Symbol" w:hAnsi="Symbol" w:hint="default"/>
+        <w:sz w:val="20"/>
+      </w:rPr>
+    </w:lvl>
+    <w:lvl w:ilvl="6" w:tentative="1">
+      <w:start w:val="1"/>
+      <w:numFmt w:val="bullet"/>
+      <w:lvlText w:val=""/>
+      <w:lvlJc w:val="left"/>
+      <w:pPr>
+        <w:tabs>
+          <w:tab w:val="num" w:pos="5040"/>
+        </w:tabs>
+        <w:ind w:left="5040" w:hanging="360"/>
+      </w:pPr>
+      <w:rPr>
+        <w:rFonts w:ascii="Symbol" w:hAnsi="Symbol" w:hint="default"/>
+        <w:sz w:val="20"/>
+      </w:rPr>
+    </w:lvl>
+    <w:lvl w:ilvl="7" w:tentative="1">
+      <w:start w:val="1"/>
+      <w:numFmt w:val="bullet"/>
+      <w:lvlText w:val=""/>
+      <w:lvlJc w:val="left"/>
+      <w:pPr>
+        <w:tabs>
+          <w:tab w:val="num" w:pos="5760"/>
+        </w:tabs>
+        <w:ind w:left="5760" w:hanging="360"/>
+      </w:pPr>
+      <w:rPr>
+        <w:rFonts w:ascii="Symbol" w:hAnsi="Symbol" w:hint="default"/>
+        <w:sz w:val="20"/>
+      </w:rPr>
+    </w:lvl>
+    <w:lvl w:ilvl="8" w:tentative="1">
+      <w:start w:val="1"/>
+      <w:numFmt w:val="bullet"/>
+      <w:lvlText w:val=""/>
+      <w:lvlJc w:val="left"/>
+      <w:pPr>
+        <w:tabs>
+          <w:tab w:val="num" w:pos="6480"/>
+        </w:tabs>
+        <w:ind w:left="6480" w:hanging="360"/>
+      </w:pPr>
+      <w:rPr>
+        <w:rFonts w:ascii="Symbol" w:hAnsi="Symbol" w:hint="default"/>
+        <w:sz w:val="20"/>
+      </w:rPr>
+    </w:lvl>
+  </w:abstractNum>
+  <w:abstractNum w:abstractNumId="5">
     <w:nsid w:val="4C90629A"/>
     <w:multiLevelType w:val="multilevel"/>
     <w:tmpl w:val="D5FCCEA6"/>
@@ -5284,7 +8074,7 @@
       </w:rPr>
     </w:lvl>
   </w:abstractNum>
-  <w:abstractNum w:abstractNumId="5">
+  <w:abstractNum w:abstractNumId="6">
     <w:nsid w:val="4D22668E"/>
     <w:multiLevelType w:val="multilevel"/>
     <w:tmpl w:val="27D69D44"/>
@@ -5402,13 +8192,13 @@
     </w:lvl>
   </w:abstractNum>
   <w:num w:numId="1">
-    <w:abstractNumId w:val="5"/>
+    <w:abstractNumId w:val="6"/>
   </w:num>
   <w:num w:numId="2">
     <w:abstractNumId w:val="2"/>
   </w:num>
   <w:num w:numId="3">
-    <w:abstractNumId w:val="4"/>
+    <w:abstractNumId w:val="5"/>
   </w:num>
   <w:num w:numId="4">
     <w:abstractNumId w:val="3"/>
@@ -5418,6 +8208,9 @@
   </w:num>
   <w:num w:numId="6">
     <w:abstractNumId w:val="1"/>
+  </w:num>
+  <w:num w:numId="7">
+    <w:abstractNumId w:val="4"/>
   </w:num>
 </w:numbering>
 </file>
